--- a/document/RESUME.docx
+++ b/document/RESUME.docx
@@ -1,6 +1,6 @@
 
 <file path=word/document.xml><?xml version="1.0" encoding="utf-8"?>
-<w:document xmlns:wpc="http://schemas.microsoft.com/office/word/2010/wordprocessingCanvas" xmlns:cx="http://schemas.microsoft.com/office/drawing/2014/chartex" xmlns:cx1="http://schemas.microsoft.com/office/drawing/2015/9/8/chartex" xmlns:cx2="http://schemas.microsoft.com/office/drawing/2015/10/21/chartex" xmlns:cx3="http://schemas.microsoft.com/office/drawing/2016/5/9/chartex" xmlns:cx4="http://schemas.microsoft.com/office/drawing/2016/5/10/chartex" xmlns:cx5="http://schemas.microsoft.com/office/drawing/2016/5/11/chartex" xmlns:cx6="http://schemas.microsoft.com/office/drawing/2016/5/12/chartex" xmlns:cx7="http://schemas.microsoft.com/office/drawing/2016/5/13/chartex" xmlns:cx8="http://schemas.microsoft.com/office/drawing/2016/5/14/chartex" xmlns:mc="http://schemas.openxmlformats.org/markup-compatibility/2006" xmlns:aink="http://schemas.microsoft.com/office/drawing/2016/ink" xmlns:am3d="http://schemas.microsoft.com/office/drawing/2017/model3d" xmlns:o="urn:schemas-microsoft-com:office:office" xmlns:oel="http://schemas.microsoft.com/office/2019/extlst" xmlns:r="http://schemas.openxmlformats.org/officeDocument/2006/relationships" xmlns:m="http://schemas.openxmlformats.org/officeDocument/2006/math" xmlns:v="urn:schemas-microsoft-com:vml" xmlns:wp14="http://schemas.microsoft.com/office/word/2010/wordprocessingDrawing" xmlns:wp="http://schemas.openxmlformats.org/drawingml/2006/wordprocessingDrawing" xmlns:w10="urn:schemas-microsoft-com:office:word" xmlns:w="http://schemas.openxmlformats.org/wordprocessingml/2006/main" xmlns:w14="http://schemas.microsoft.com/office/word/2010/wordml" xmlns:w15="http://schemas.microsoft.com/office/word/2012/wordml" xmlns:w16cex="http://schemas.microsoft.com/office/word/2018/wordml/cex" xmlns:w16cid="http://schemas.microsoft.com/office/word/2016/wordml/cid" xmlns:w16="http://schemas.microsoft.com/office/word/2018/wordml" xmlns:w16sdtdh="http://schemas.microsoft.com/office/word/2020/wordml/sdtdatahash" xmlns:w16se="http://schemas.microsoft.com/office/word/2015/wordml/symex" xmlns:wpg="http://schemas.microsoft.com/office/word/2010/wordprocessingGroup" xmlns:wpi="http://schemas.microsoft.com/office/word/2010/wordprocessingInk" xmlns:wne="http://schemas.microsoft.com/office/word/2006/wordml" xmlns:wps="http://schemas.microsoft.com/office/word/2010/wordprocessingShape" mc:Ignorable="w14 w15 w16se w16cid w16 w16cex w16sdtdh wp14">
+<w:document xmlns:wpc="http://schemas.microsoft.com/office/word/2010/wordprocessingCanvas" xmlns:cx="http://schemas.microsoft.com/office/drawing/2014/chartex" xmlns:cx1="http://schemas.microsoft.com/office/drawing/2015/9/8/chartex" xmlns:cx2="http://schemas.microsoft.com/office/drawing/2015/10/21/chartex" xmlns:cx3="http://schemas.microsoft.com/office/drawing/2016/5/9/chartex" xmlns:cx4="http://schemas.microsoft.com/office/drawing/2016/5/10/chartex" xmlns:cx5="http://schemas.microsoft.com/office/drawing/2016/5/11/chartex" xmlns:cx6="http://schemas.microsoft.com/office/drawing/2016/5/12/chartex" xmlns:cx7="http://schemas.microsoft.com/office/drawing/2016/5/13/chartex" xmlns:cx8="http://schemas.microsoft.com/office/drawing/2016/5/14/chartex" xmlns:mc="http://schemas.openxmlformats.org/markup-compatibility/2006" xmlns:aink="http://schemas.microsoft.com/office/drawing/2016/ink" xmlns:am3d="http://schemas.microsoft.com/office/drawing/2017/model3d" xmlns:o="urn:schemas-microsoft-com:office:office" xmlns:r="http://schemas.openxmlformats.org/officeDocument/2006/relationships" xmlns:m="http://schemas.openxmlformats.org/officeDocument/2006/math" xmlns:v="urn:schemas-microsoft-com:vml" xmlns:wp14="http://schemas.microsoft.com/office/word/2010/wordprocessingDrawing" xmlns:wp="http://schemas.openxmlformats.org/drawingml/2006/wordprocessingDrawing" xmlns:w10="urn:schemas-microsoft-com:office:word" xmlns:w="http://schemas.openxmlformats.org/wordprocessingml/2006/main" xmlns:w14="http://schemas.microsoft.com/office/word/2010/wordml" xmlns:w15="http://schemas.microsoft.com/office/word/2012/wordml" xmlns:w16cex="http://schemas.microsoft.com/office/word/2018/wordml/cex" xmlns:w16cid="http://schemas.microsoft.com/office/word/2016/wordml/cid" xmlns:w16="http://schemas.microsoft.com/office/word/2018/wordml" xmlns:w16sdtdh="http://schemas.microsoft.com/office/word/2020/wordml/sdtdatahash" xmlns:w16se="http://schemas.microsoft.com/office/word/2015/wordml/symex" xmlns:wpg="http://schemas.microsoft.com/office/word/2010/wordprocessingGroup" xmlns:wpi="http://schemas.microsoft.com/office/word/2010/wordprocessingInk" xmlns:wne="http://schemas.microsoft.com/office/word/2006/wordml" xmlns:wps="http://schemas.microsoft.com/office/word/2010/wordprocessingShape" mc:Ignorable="w14 w15 w16se w16cid w16 w16cex w16sdtdh wp14">
   <w:body>
     <w:p>
       <w:pPr>
@@ -25,26 +25,52 @@
     <w:p>
       <w:pPr>
         <w:jc w:val="center"/>
-      </w:pPr>
-      <w:r>
+        <w:rPr>
+          <w:sz w:val="24"/>
+          <w:szCs w:val="24"/>
+        </w:rPr>
+      </w:pPr>
+      <w:r>
+        <w:rPr>
+          <w:sz w:val="24"/>
+          <w:szCs w:val="24"/>
+        </w:rPr>
         <w:t>Raleigh, NC | +1</w:t>
       </w:r>
       <w:r>
+        <w:rPr>
+          <w:sz w:val="24"/>
+          <w:szCs w:val="24"/>
+        </w:rPr>
         <w:t xml:space="preserve"> </w:t>
       </w:r>
       <w:r>
+        <w:rPr>
+          <w:sz w:val="24"/>
+          <w:szCs w:val="24"/>
+        </w:rPr>
         <w:t>(562)</w:t>
       </w:r>
       <w:r>
+        <w:rPr>
+          <w:sz w:val="24"/>
+          <w:szCs w:val="24"/>
+        </w:rPr>
         <w:t xml:space="preserve"> </w:t>
       </w:r>
       <w:r>
+        <w:rPr>
+          <w:sz w:val="24"/>
+          <w:szCs w:val="24"/>
+        </w:rPr>
         <w:t xml:space="preserve">377-4972 | </w:t>
       </w:r>
       <w:hyperlink r:id="rId7" w:history="1">
         <w:r>
           <w:rPr>
             <w:rStyle w:val="Hyperlink"/>
+            <w:sz w:val="24"/>
+            <w:szCs w:val="24"/>
           </w:rPr>
           <w:t>malav345@gmail.com</w:t>
         </w:r>
@@ -61,23 +87,46 @@
       </w:pPr>
     </w:p>
     <w:p>
-      <w:r>
+      <w:pPr>
+        <w:rPr>
+          <w:sz w:val="24"/>
+          <w:szCs w:val="24"/>
+        </w:rPr>
+      </w:pPr>
+      <w:r>
+        <w:rPr>
+          <w:sz w:val="24"/>
+          <w:szCs w:val="24"/>
+        </w:rPr>
         <w:t xml:space="preserve">A professional with 8+ years of </w:t>
       </w:r>
       <w:r>
+        <w:rPr>
+          <w:sz w:val="24"/>
+          <w:szCs w:val="24"/>
+        </w:rPr>
         <w:t xml:space="preserve">hands-on </w:t>
       </w:r>
       <w:r>
+        <w:rPr>
+          <w:sz w:val="24"/>
+          <w:szCs w:val="24"/>
+        </w:rPr>
         <w:t xml:space="preserve">experience in </w:t>
       </w:r>
       <w:r>
+        <w:rPr>
+          <w:sz w:val="24"/>
+          <w:szCs w:val="24"/>
+        </w:rPr>
         <w:t>the software</w:t>
       </w:r>
       <w:r>
-        <w:t xml:space="preserve"> industry, </w:t>
-      </w:r>
-      <w:r>
-        <w:t>primed to leverage expertise in tackling intricate problems while driving innovation and delivering tangible results.</w:t>
+        <w:rPr>
+          <w:sz w:val="24"/>
+          <w:szCs w:val="24"/>
+        </w:rPr>
+        <w:t xml:space="preserve"> industry, primed to leverage expertise in tackling intricate problems while driving innovation and delivering tangible results.</w:t>
       </w:r>
     </w:p>
     <w:p>
@@ -86,68 +135,64 @@
         <w:rPr>
           <w:b/>
           <w:bCs/>
-        </w:rPr>
-      </w:pPr>
-    </w:p>
-    <w:p>
+          <w:sz w:val="24"/>
+          <w:szCs w:val="24"/>
+        </w:rPr>
+      </w:pPr>
+    </w:p>
+    <w:p>
+      <w:pPr>
+        <w:rPr>
+          <w:sz w:val="24"/>
+          <w:szCs w:val="24"/>
+          <w:u w:val="single"/>
+        </w:rPr>
+      </w:pPr>
       <w:r>
         <w:rPr>
           <w:b/>
           <w:bCs/>
           <w:sz w:val="24"/>
           <w:szCs w:val="24"/>
+          <w:u w:val="single"/>
         </w:rPr>
         <w:t>Technical Skills</w:t>
       </w:r>
     </w:p>
     <w:p>
-      <w:r>
+      <w:pPr>
+        <w:rPr>
+          <w:sz w:val="24"/>
+          <w:szCs w:val="24"/>
+        </w:rPr>
+      </w:pPr>
+      <w:r>
+        <w:rPr>
+          <w:sz w:val="24"/>
+          <w:szCs w:val="24"/>
+        </w:rPr>
         <w:t>Backend Development:</w:t>
       </w:r>
       <w:r>
+        <w:rPr>
+          <w:sz w:val="24"/>
+          <w:szCs w:val="24"/>
+        </w:rPr>
+        <w:t xml:space="preserve"> C#, .NET, .NET Core, ASP.NET, REST, PHP, Python,</w:t>
+      </w:r>
+      <w:r>
+        <w:rPr>
+          <w:sz w:val="24"/>
+          <w:szCs w:val="24"/>
+        </w:rPr>
         <w:t xml:space="preserve"> </w:t>
       </w:r>
       <w:r>
-        <w:t>C#</w:t>
-      </w:r>
-      <w:r>
-        <w:t xml:space="preserve">, </w:t>
-      </w:r>
-      <w:r>
-        <w:t>.NET</w:t>
-      </w:r>
-      <w:r>
-        <w:t xml:space="preserve">, </w:t>
-      </w:r>
-      <w:r>
-        <w:t>.NET Core</w:t>
-      </w:r>
-      <w:r>
-        <w:t>,</w:t>
-      </w:r>
-      <w:r>
-        <w:t xml:space="preserve"> </w:t>
-      </w:r>
-      <w:r>
-        <w:t>REST</w:t>
-      </w:r>
-      <w:r>
-        <w:t>,</w:t>
-      </w:r>
-      <w:r>
-        <w:t xml:space="preserve"> </w:t>
-      </w:r>
-      <w:r>
-        <w:t>PHP</w:t>
-      </w:r>
-      <w:r>
-        <w:t xml:space="preserve">, </w:t>
-      </w:r>
-      <w:r>
-        <w:t>Python</w:t>
-      </w:r>
-      <w:r>
-        <w:t>,</w:t>
+        <w:rPr>
+          <w:sz w:val="24"/>
+          <w:szCs w:val="24"/>
+        </w:rPr>
+        <w:t>MVC</w:t>
       </w:r>
     </w:p>
     <w:p>
@@ -160,161 +205,123 @@
         </w:rPr>
       </w:pPr>
       <w:r>
-        <w:t xml:space="preserve">Database: </w:t>
-      </w:r>
-      <w:r>
-        <w:t>SQL, T-SQL</w:t>
-      </w:r>
-      <w:r>
-        <w:t xml:space="preserve">, MySQL, </w:t>
-      </w:r>
-      <w:r>
-        <w:t>SSMS (SQL Server Management Studio)</w:t>
-      </w:r>
-    </w:p>
-    <w:p>
-      <w:r>
-        <w:t>Web Development: Angular</w:t>
-      </w:r>
-      <w:r>
-        <w:t xml:space="preserve"> JS</w:t>
-      </w:r>
-      <w:r>
-        <w:t>, AJAX, Bootstrap, JSON, HTML, CSS, XML, JavaScript, jQuery, Blazor</w:t>
-      </w:r>
-      <w:r>
-        <w:t>,</w:t>
-      </w:r>
-      <w:r>
-        <w:t xml:space="preserve"> </w:t>
-      </w:r>
-      <w:r>
-        <w:t>ASP.NET MVC</w:t>
-      </w:r>
-    </w:p>
-    <w:p>
-      <w:r>
-        <w:t>Desktop Development:</w:t>
-      </w:r>
-      <w:r>
-        <w:t xml:space="preserve"> </w:t>
-      </w:r>
-      <w:r>
-        <w:t>WPF (Windows Presentation Foundation)</w:t>
-      </w:r>
-      <w:r>
-        <w:t xml:space="preserve">, </w:t>
-      </w:r>
-      <w:r>
-        <w:t>.NET MAUI (Multi-platform App UI)</w:t>
-      </w:r>
-    </w:p>
-    <w:p>
-      <w:r>
-        <w:t>Tools:</w:t>
-      </w:r>
-      <w:r>
-        <w:t xml:space="preserve"> </w:t>
-      </w:r>
-      <w:r>
-        <w:t>Visual Studio</w:t>
-      </w:r>
-      <w:r>
-        <w:t xml:space="preserve">, </w:t>
-      </w:r>
-      <w:r>
-        <w:t>Postman</w:t>
-      </w:r>
-      <w:r>
-        <w:t xml:space="preserve">, </w:t>
-      </w:r>
-      <w:r>
-        <w:t>PowerShell</w:t>
-      </w:r>
-      <w:r>
-        <w:t xml:space="preserve">, </w:t>
-      </w:r>
-      <w:r>
-        <w:t>JMeter</w:t>
-      </w:r>
-      <w:r>
-        <w:t xml:space="preserve">, </w:t>
-      </w:r>
-      <w:r>
-        <w:t>FileZilla</w:t>
-      </w:r>
-    </w:p>
-    <w:p>
-      <w:r>
-        <w:t>Version Control:</w:t>
-      </w:r>
-      <w:r>
-        <w:t xml:space="preserve"> </w:t>
-      </w:r>
-      <w:r>
-        <w:t>Git</w:t>
-      </w:r>
-      <w:r>
-        <w:t xml:space="preserve">, </w:t>
-      </w:r>
-      <w:r>
-        <w:t>GitHub</w:t>
-      </w:r>
-      <w:r>
-        <w:t xml:space="preserve">, </w:t>
-      </w:r>
-      <w:r>
-        <w:t>GitLab</w:t>
-      </w:r>
-      <w:r>
-        <w:t xml:space="preserve">, </w:t>
+        <w:rPr>
+          <w:sz w:val="24"/>
+          <w:szCs w:val="24"/>
+        </w:rPr>
+        <w:t>Database: SQL, T-SQL, MySQL, MS SQL, SSMS (SQL Server Management Studio), SQLite</w:t>
+      </w:r>
+    </w:p>
+    <w:p>
+      <w:pPr>
+        <w:rPr>
+          <w:sz w:val="24"/>
+          <w:szCs w:val="24"/>
+        </w:rPr>
+      </w:pPr>
+      <w:r>
+        <w:rPr>
+          <w:sz w:val="24"/>
+          <w:szCs w:val="24"/>
+        </w:rPr>
+        <w:t xml:space="preserve">Web Development: Angular, AJAX, Bootstrap, JSON, HTML, CSS, XML, JavaScript, jQuery, </w:t>
       </w:r>
       <w:proofErr w:type="spellStart"/>
       <w:r>
+        <w:rPr>
+          <w:sz w:val="24"/>
+          <w:szCs w:val="24"/>
+        </w:rPr>
+        <w:t>Blazor</w:t>
+      </w:r>
+      <w:proofErr w:type="spellEnd"/>
+    </w:p>
+    <w:p>
+      <w:pPr>
+        <w:rPr>
+          <w:sz w:val="24"/>
+          <w:szCs w:val="24"/>
+        </w:rPr>
+      </w:pPr>
+      <w:r>
+        <w:rPr>
+          <w:sz w:val="24"/>
+          <w:szCs w:val="24"/>
+        </w:rPr>
+        <w:t>Desktop Development: WPF (Windows Presentation Foundation), .NET MAUI (Multi-platform App UI)</w:t>
+      </w:r>
+    </w:p>
+    <w:p>
+      <w:pPr>
+        <w:rPr>
+          <w:sz w:val="24"/>
+          <w:szCs w:val="24"/>
+        </w:rPr>
+      </w:pPr>
+      <w:r>
+        <w:rPr>
+          <w:sz w:val="24"/>
+          <w:szCs w:val="24"/>
+        </w:rPr>
+        <w:t>Tools: Visual Studio, Postman, PowerShell, JMeter, FileZilla</w:t>
+      </w:r>
+    </w:p>
+    <w:p>
+      <w:pPr>
+        <w:rPr>
+          <w:sz w:val="24"/>
+          <w:szCs w:val="24"/>
+        </w:rPr>
+      </w:pPr>
+      <w:r>
+        <w:rPr>
+          <w:sz w:val="24"/>
+          <w:szCs w:val="24"/>
+        </w:rPr>
+        <w:t xml:space="preserve">Version Control: Git, GitHub, GitLab, </w:t>
+      </w:r>
+      <w:proofErr w:type="spellStart"/>
+      <w:r>
+        <w:rPr>
+          <w:sz w:val="24"/>
+          <w:szCs w:val="24"/>
+        </w:rPr>
         <w:t>BitBucket</w:t>
       </w:r>
       <w:proofErr w:type="spellEnd"/>
     </w:p>
     <w:p>
-      <w:r>
-        <w:t>Cloud Platforms:</w:t>
-      </w:r>
-      <w:r>
-        <w:t xml:space="preserve"> </w:t>
-      </w:r>
-      <w:r>
-        <w:t>AWS (Amazon Web Services)</w:t>
-      </w:r>
-      <w:r>
-        <w:t xml:space="preserve">, Microsoft </w:t>
-      </w:r>
-      <w:r>
-        <w:t>Azure</w:t>
-      </w:r>
-      <w:r>
-        <w:t xml:space="preserve">, </w:t>
-      </w:r>
-      <w:r>
-        <w:t>Jenkins</w:t>
-      </w:r>
-      <w:r>
-        <w:t xml:space="preserve">, </w:t>
-      </w:r>
-      <w:r>
-        <w:t>TeamCity</w:t>
-      </w:r>
-      <w:r>
-        <w:t xml:space="preserve"> </w:t>
-      </w:r>
-    </w:p>
-    <w:p/>
+      <w:pPr>
+        <w:rPr>
+          <w:sz w:val="24"/>
+          <w:szCs w:val="24"/>
+        </w:rPr>
+      </w:pPr>
+      <w:r>
+        <w:rPr>
+          <w:sz w:val="24"/>
+          <w:szCs w:val="24"/>
+        </w:rPr>
+        <w:t xml:space="preserve">Cloud Platforms: AWS (Amazon Web Services), Microsoft Azure, Jenkins, TeamCity </w:t>
+      </w:r>
+    </w:p>
+    <w:p>
+      <w:pPr>
+        <w:rPr>
+          <w:sz w:val="24"/>
+          <w:szCs w:val="24"/>
+          <w:u w:val="single"/>
+        </w:rPr>
+      </w:pPr>
+    </w:p>
     <w:p>
       <w:pPr>
         <w:rPr>
           <w:b/>
           <w:bCs/>
-          <w:sz w:val="28"/>
-          <w:szCs w:val="28"/>
+          <w:sz w:val="24"/>
+          <w:szCs w:val="24"/>
+          <w:u w:val="single"/>
         </w:rPr>
       </w:pPr>
       <w:r>
@@ -323,8 +330,133 @@
           <w:bCs/>
           <w:sz w:val="24"/>
           <w:szCs w:val="24"/>
-        </w:rPr>
-        <w:t>Education</w:t>
+          <w:u w:val="single"/>
+        </w:rPr>
+        <w:t>Experience</w:t>
+      </w:r>
+    </w:p>
+    <w:p>
+      <w:pPr>
+        <w:rPr>
+          <w:b/>
+          <w:bCs/>
+          <w:sz w:val="24"/>
+          <w:szCs w:val="24"/>
+        </w:rPr>
+      </w:pPr>
+      <w:r>
+        <w:rPr>
+          <w:b/>
+          <w:bCs/>
+          <w:sz w:val="24"/>
+          <w:szCs w:val="24"/>
+        </w:rPr>
+        <w:t>Software Developer 3</w:t>
+      </w:r>
+      <w:r>
+        <w:rPr>
+          <w:b/>
+          <w:bCs/>
+          <w:sz w:val="24"/>
+          <w:szCs w:val="24"/>
+        </w:rPr>
+        <w:tab/>
+      </w:r>
+      <w:r>
+        <w:rPr>
+          <w:b/>
+          <w:bCs/>
+          <w:sz w:val="24"/>
+          <w:szCs w:val="24"/>
+        </w:rPr>
+        <w:tab/>
+      </w:r>
+      <w:r>
+        <w:rPr>
+          <w:b/>
+          <w:bCs/>
+          <w:sz w:val="24"/>
+          <w:szCs w:val="24"/>
+        </w:rPr>
+        <w:tab/>
+      </w:r>
+      <w:r>
+        <w:rPr>
+          <w:b/>
+          <w:bCs/>
+          <w:sz w:val="24"/>
+          <w:szCs w:val="24"/>
+        </w:rPr>
+        <w:tab/>
+      </w:r>
+      <w:r>
+        <w:rPr>
+          <w:b/>
+          <w:bCs/>
+          <w:sz w:val="24"/>
+          <w:szCs w:val="24"/>
+        </w:rPr>
+        <w:tab/>
+      </w:r>
+      <w:r>
+        <w:rPr>
+          <w:b/>
+          <w:bCs/>
+          <w:sz w:val="24"/>
+          <w:szCs w:val="24"/>
+        </w:rPr>
+        <w:tab/>
+      </w:r>
+      <w:r>
+        <w:rPr>
+          <w:b/>
+          <w:bCs/>
+          <w:sz w:val="24"/>
+          <w:szCs w:val="24"/>
+        </w:rPr>
+        <w:tab/>
+      </w:r>
+      <w:r>
+        <w:rPr>
+          <w:b/>
+          <w:bCs/>
+          <w:sz w:val="24"/>
+          <w:szCs w:val="24"/>
+        </w:rPr>
+        <w:tab/>
+      </w:r>
+      <w:r>
+        <w:rPr>
+          <w:b/>
+          <w:bCs/>
+          <w:sz w:val="24"/>
+          <w:szCs w:val="24"/>
+        </w:rPr>
+        <w:tab/>
+      </w:r>
+      <w:r>
+        <w:rPr>
+          <w:sz w:val="24"/>
+          <w:szCs w:val="24"/>
+        </w:rPr>
+        <w:t>Sept 2022 – Present</w:t>
+      </w:r>
+    </w:p>
+    <w:p>
+      <w:pPr>
+        <w:pStyle w:val="ListParagraph"/>
+        <w:ind w:left="0" w:firstLine="0"/>
+        <w:rPr>
+          <w:sz w:val="24"/>
+          <w:szCs w:val="24"/>
+        </w:rPr>
+      </w:pPr>
+      <w:r>
+        <w:rPr>
+          <w:sz w:val="24"/>
+          <w:szCs w:val="24"/>
+        </w:rPr>
+        <w:t>FDH Infrastructure Services (Raleigh, NC)</w:t>
       </w:r>
     </w:p>
     <w:p>
@@ -332,46 +464,33 @@
         <w:pStyle w:val="ListParagraph"/>
         <w:numPr>
           <w:ilvl w:val="0"/>
-          <w:numId w:val="7"/>
+          <w:numId w:val="21"/>
         </w:numPr>
-      </w:pPr>
-      <w:r>
-        <w:t>Master of Science in Information Systems Security</w:t>
-      </w:r>
-      <w:r>
-        <w:tab/>
-      </w:r>
-      <w:r>
-        <w:tab/>
-      </w:r>
-      <w:r>
-        <w:tab/>
-      </w:r>
-      <w:r>
-        <w:tab/>
-      </w:r>
-      <w:r>
-        <w:tab/>
-      </w:r>
-      <w:r>
-        <w:t>January 2020- July 2022</w:t>
-      </w:r>
-    </w:p>
-    <w:p>
-      <w:pPr>
-        <w:pStyle w:val="ListParagraph"/>
-        <w:ind w:left="720" w:firstLine="0"/>
-      </w:pPr>
-      <w:r>
-        <w:t xml:space="preserve">University of the </w:t>
-      </w:r>
-      <w:proofErr w:type="spellStart"/>
-      <w:r>
-        <w:t>Cumberlands</w:t>
-      </w:r>
-      <w:proofErr w:type="spellEnd"/>
-      <w:r>
-        <w:t xml:space="preserve"> </w:t>
+        <w:rPr>
+          <w:sz w:val="24"/>
+          <w:szCs w:val="24"/>
+        </w:rPr>
+      </w:pPr>
+      <w:r>
+        <w:rPr>
+          <w:sz w:val="24"/>
+          <w:szCs w:val="24"/>
+        </w:rPr>
+        <w:t xml:space="preserve">Develop and maintain web application using Angular, </w:t>
+      </w:r>
+      <w:r>
+        <w:rPr>
+          <w:sz w:val="24"/>
+          <w:szCs w:val="24"/>
+        </w:rPr>
+        <w:t xml:space="preserve">ASP.Net, </w:t>
+      </w:r>
+      <w:r>
+        <w:rPr>
+          <w:sz w:val="24"/>
+          <w:szCs w:val="24"/>
+        </w:rPr>
+        <w:t>C#</w:t>
       </w:r>
     </w:p>
     <w:p>
@@ -379,44 +498,40 @@
         <w:pStyle w:val="ListParagraph"/>
         <w:numPr>
           <w:ilvl w:val="0"/>
-          <w:numId w:val="7"/>
+          <w:numId w:val="21"/>
         </w:numPr>
-      </w:pPr>
-      <w:r>
-        <w:t>Master of Science in Computer Science</w:t>
-      </w:r>
-      <w:r>
-        <w:tab/>
-      </w:r>
-      <w:r>
-        <w:tab/>
-      </w:r>
-      <w:r>
-        <w:tab/>
-      </w:r>
-      <w:r>
-        <w:tab/>
-      </w:r>
-      <w:r>
-        <w:tab/>
-      </w:r>
-      <w:r>
-        <w:tab/>
-      </w:r>
-      <w:r>
-        <w:tab/>
-      </w:r>
-      <w:r>
-        <w:t>August 2015- Dec 2016</w:t>
-      </w:r>
-    </w:p>
-    <w:p>
-      <w:pPr>
-        <w:pStyle w:val="ListParagraph"/>
-        <w:ind w:left="720" w:firstLine="0"/>
-      </w:pPr>
-      <w:r>
-        <w:t>California State University, Long Beach</w:t>
+        <w:rPr>
+          <w:sz w:val="24"/>
+          <w:szCs w:val="24"/>
+        </w:rPr>
+      </w:pPr>
+      <w:r>
+        <w:rPr>
+          <w:sz w:val="24"/>
+          <w:szCs w:val="24"/>
+        </w:rPr>
+        <w:t xml:space="preserve">Developed </w:t>
+      </w:r>
+      <w:r>
+        <w:rPr>
+          <w:sz w:val="24"/>
+          <w:szCs w:val="24"/>
+        </w:rPr>
+        <w:t>web</w:t>
+      </w:r>
+      <w:r>
+        <w:rPr>
+          <w:sz w:val="24"/>
+          <w:szCs w:val="24"/>
+        </w:rPr>
+        <w:t xml:space="preserve"> API using .Net Core, C#</w:t>
+      </w:r>
+      <w:r>
+        <w:rPr>
+          <w:sz w:val="24"/>
+          <w:szCs w:val="24"/>
+        </w:rPr>
+        <w:t>, .net MVC</w:t>
       </w:r>
     </w:p>
     <w:p>
@@ -424,59 +539,40 @@
         <w:pStyle w:val="ListParagraph"/>
         <w:numPr>
           <w:ilvl w:val="0"/>
-          <w:numId w:val="7"/>
+          <w:numId w:val="21"/>
         </w:numPr>
-      </w:pPr>
-      <w:r>
-        <w:t>Bachelor of Engineering in Information Technology</w:t>
-      </w:r>
-      <w:r>
-        <w:tab/>
-      </w:r>
-      <w:r>
-        <w:tab/>
-      </w:r>
-      <w:r>
-        <w:tab/>
-      </w:r>
-      <w:r>
-        <w:tab/>
-      </w:r>
-      <w:r>
-        <w:tab/>
-        <w:t>A</w:t>
-      </w:r>
-      <w:r>
-        <w:t>ugust 2011- May 2015</w:t>
-      </w:r>
-    </w:p>
-    <w:p>
-      <w:pPr>
-        <w:pStyle w:val="ListParagraph"/>
-        <w:ind w:left="720" w:firstLine="0"/>
-      </w:pPr>
-      <w:r>
-        <w:t>University of Mumbai</w:t>
-      </w:r>
-    </w:p>
-    <w:p/>
-    <w:p>
-      <w:pPr>
-        <w:rPr>
-          <w:b/>
-          <w:bCs/>
-          <w:sz w:val="28"/>
-          <w:szCs w:val="28"/>
-        </w:rPr>
-      </w:pPr>
-      <w:r>
-        <w:rPr>
-          <w:b/>
-          <w:bCs/>
-          <w:sz w:val="24"/>
-          <w:szCs w:val="24"/>
-        </w:rPr>
-        <w:t>Experience</w:t>
+        <w:rPr>
+          <w:sz w:val="24"/>
+          <w:szCs w:val="24"/>
+        </w:rPr>
+      </w:pPr>
+      <w:r>
+        <w:rPr>
+          <w:sz w:val="24"/>
+          <w:szCs w:val="24"/>
+        </w:rPr>
+        <w:t>Design database schema</w:t>
+      </w:r>
+      <w:r>
+        <w:rPr>
+          <w:sz w:val="24"/>
+          <w:szCs w:val="24"/>
+        </w:rPr>
+        <w:t xml:space="preserve"> using</w:t>
+      </w:r>
+      <w:r>
+        <w:rPr>
+          <w:sz w:val="24"/>
+          <w:szCs w:val="24"/>
+        </w:rPr>
+        <w:t xml:space="preserve"> </w:t>
+      </w:r>
+      <w:r>
+        <w:rPr>
+          <w:sz w:val="24"/>
+          <w:szCs w:val="24"/>
+        </w:rPr>
+        <w:t>MS SQL and SQL Queries</w:t>
       </w:r>
     </w:p>
     <w:p>
@@ -484,90 +580,19 @@
         <w:pStyle w:val="ListParagraph"/>
         <w:numPr>
           <w:ilvl w:val="0"/>
-          <w:numId w:val="7"/>
+          <w:numId w:val="21"/>
         </w:numPr>
-      </w:pPr>
-      <w:r>
-        <w:rPr>
-          <w:b/>
-          <w:bCs/>
-        </w:rPr>
-        <w:t>Software Developer 3</w:t>
-      </w:r>
-      <w:r>
-        <w:rPr>
-          <w:b/>
-          <w:bCs/>
-        </w:rPr>
-        <w:tab/>
-      </w:r>
-      <w:r>
-        <w:rPr>
-          <w:b/>
-          <w:bCs/>
-        </w:rPr>
-        <w:tab/>
-      </w:r>
-      <w:r>
-        <w:rPr>
-          <w:b/>
-          <w:bCs/>
-        </w:rPr>
-        <w:tab/>
-      </w:r>
-      <w:r>
-        <w:rPr>
-          <w:b/>
-          <w:bCs/>
-        </w:rPr>
-        <w:tab/>
-      </w:r>
-      <w:r>
-        <w:rPr>
-          <w:b/>
-          <w:bCs/>
-        </w:rPr>
-        <w:tab/>
-      </w:r>
-      <w:r>
-        <w:rPr>
-          <w:b/>
-          <w:bCs/>
-        </w:rPr>
-        <w:tab/>
-      </w:r>
-      <w:r>
-        <w:rPr>
-          <w:b/>
-          <w:bCs/>
-        </w:rPr>
-        <w:tab/>
-      </w:r>
-      <w:r>
-        <w:rPr>
-          <w:b/>
-          <w:bCs/>
-        </w:rPr>
-        <w:tab/>
-      </w:r>
-      <w:r>
-        <w:rPr>
-          <w:b/>
-          <w:bCs/>
-        </w:rPr>
-        <w:tab/>
-      </w:r>
-      <w:r>
-        <w:t>Sept 2022 – Present</w:t>
-      </w:r>
-    </w:p>
-    <w:p>
-      <w:pPr>
-        <w:pStyle w:val="ListParagraph"/>
-        <w:ind w:left="720" w:firstLine="0"/>
-      </w:pPr>
-      <w:r>
-        <w:t>FDH Infrastructure Services (Raleigh, NC)</w:t>
+        <w:rPr>
+          <w:sz w:val="24"/>
+          <w:szCs w:val="24"/>
+        </w:rPr>
+      </w:pPr>
+      <w:r>
+        <w:rPr>
+          <w:sz w:val="24"/>
+          <w:szCs w:val="24"/>
+        </w:rPr>
+        <w:t>Utilized Entity Framework 6 for database connectivity, schema management, and CRUD operations</w:t>
       </w:r>
     </w:p>
     <w:p>
@@ -575,59 +600,144 @@
         <w:pStyle w:val="ListParagraph"/>
         <w:numPr>
           <w:ilvl w:val="0"/>
-          <w:numId w:val="8"/>
+          <w:numId w:val="21"/>
         </w:numPr>
-      </w:pPr>
-      <w:r>
-        <w:t xml:space="preserve">Develop and maintain web application using Angular, C#, </w:t>
-      </w:r>
-      <w:proofErr w:type="gramStart"/>
-      <w:r>
-        <w:t>.Net</w:t>
-      </w:r>
-      <w:proofErr w:type="gramEnd"/>
+        <w:rPr>
+          <w:sz w:val="24"/>
+          <w:szCs w:val="24"/>
+        </w:rPr>
+      </w:pPr>
+      <w:r>
+        <w:rPr>
+          <w:sz w:val="24"/>
+          <w:szCs w:val="24"/>
+        </w:rPr>
+        <w:t>Develop and maintain Desktop applications using Microsoft WPF</w:t>
+      </w:r>
+      <w:r>
+        <w:rPr>
+          <w:sz w:val="24"/>
+          <w:szCs w:val="24"/>
+        </w:rPr>
+        <w:t xml:space="preserve"> and .Net MAUI</w:t>
+      </w:r>
+      <w:r>
+        <w:rPr>
+          <w:sz w:val="24"/>
+          <w:szCs w:val="24"/>
+        </w:rPr>
+        <w:t xml:space="preserve"> using MVVM</w:t>
+      </w:r>
     </w:p>
     <w:p>
       <w:pPr>
         <w:pStyle w:val="ListParagraph"/>
         <w:numPr>
           <w:ilvl w:val="0"/>
-          <w:numId w:val="8"/>
+          <w:numId w:val="21"/>
         </w:numPr>
-      </w:pPr>
-      <w:r>
-        <w:t>Implement and consume backend API using .Net Core, C#</w:t>
-      </w:r>
+        <w:rPr>
+          <w:sz w:val="24"/>
+          <w:szCs w:val="24"/>
+        </w:rPr>
+      </w:pPr>
+      <w:r>
+        <w:rPr>
+          <w:sz w:val="24"/>
+          <w:szCs w:val="24"/>
+        </w:rPr>
+        <w:t>Created</w:t>
+      </w:r>
+      <w:r>
+        <w:rPr>
+          <w:sz w:val="24"/>
+          <w:szCs w:val="24"/>
+        </w:rPr>
+        <w:t xml:space="preserve"> </w:t>
+      </w:r>
+      <w:r>
+        <w:rPr>
+          <w:sz w:val="24"/>
+          <w:szCs w:val="24"/>
+        </w:rPr>
+        <w:t xml:space="preserve">Test project and implemented </w:t>
+      </w:r>
+      <w:r>
+        <w:rPr>
+          <w:sz w:val="24"/>
+          <w:szCs w:val="24"/>
+        </w:rPr>
+        <w:t>unit</w:t>
+      </w:r>
+      <w:r>
+        <w:rPr>
+          <w:sz w:val="24"/>
+          <w:szCs w:val="24"/>
+        </w:rPr>
+        <w:t xml:space="preserve"> and integration</w:t>
+      </w:r>
+      <w:r>
+        <w:rPr>
+          <w:sz w:val="24"/>
+          <w:szCs w:val="24"/>
+        </w:rPr>
+        <w:t xml:space="preserve"> testing using </w:t>
+      </w:r>
+      <w:proofErr w:type="spellStart"/>
+      <w:r>
+        <w:rPr>
+          <w:sz w:val="24"/>
+          <w:szCs w:val="24"/>
+        </w:rPr>
+        <w:t>NUnit</w:t>
+      </w:r>
+      <w:proofErr w:type="spellEnd"/>
     </w:p>
     <w:p>
       <w:pPr>
         <w:pStyle w:val="ListParagraph"/>
         <w:numPr>
           <w:ilvl w:val="0"/>
-          <w:numId w:val="8"/>
+          <w:numId w:val="21"/>
         </w:numPr>
-      </w:pPr>
-      <w:r>
-        <w:t xml:space="preserve">Enforce Test driven development and implement unit testing of developed features using </w:t>
-      </w:r>
-      <w:proofErr w:type="spellStart"/>
-      <w:proofErr w:type="gramStart"/>
-      <w:r>
-        <w:t>NUnit</w:t>
-      </w:r>
-      <w:proofErr w:type="spellEnd"/>
-      <w:proofErr w:type="gramEnd"/>
+        <w:rPr>
+          <w:sz w:val="24"/>
+          <w:szCs w:val="24"/>
+        </w:rPr>
+      </w:pPr>
+      <w:r>
+        <w:rPr>
+          <w:sz w:val="24"/>
+          <w:szCs w:val="24"/>
+        </w:rPr>
+        <w:t>Enforce Test driven development in an Agile, SCRUM, environment.</w:t>
+      </w:r>
     </w:p>
     <w:p>
       <w:pPr>
         <w:pStyle w:val="ListParagraph"/>
         <w:numPr>
           <w:ilvl w:val="0"/>
-          <w:numId w:val="8"/>
+          <w:numId w:val="21"/>
         </w:numPr>
-      </w:pPr>
-      <w:r>
-        <w:t>Design database schema and integrate with Entity Framework.</w:t>
+        <w:rPr>
+          <w:sz w:val="24"/>
+          <w:szCs w:val="24"/>
+        </w:rPr>
+      </w:pPr>
+      <w:r>
+        <w:rPr>
+          <w:sz w:val="24"/>
+          <w:szCs w:val="24"/>
+        </w:rPr>
+        <w:t>Used Bitbucket for version controlling</w:t>
+      </w:r>
+      <w:r>
+        <w:rPr>
+          <w:sz w:val="24"/>
+          <w:szCs w:val="24"/>
+        </w:rPr>
+        <w:t xml:space="preserve"> and Azure for Cloud Infrastructure, CI/CD</w:t>
       </w:r>
     </w:p>
     <w:p>
@@ -635,17 +745,26 @@
         <w:pStyle w:val="ListParagraph"/>
         <w:numPr>
           <w:ilvl w:val="0"/>
-          <w:numId w:val="8"/>
+          <w:numId w:val="21"/>
         </w:numPr>
-      </w:pPr>
-      <w:r>
-        <w:t>Develop and maintain Desktop applications using Microsoft WPF</w:t>
-      </w:r>
-      <w:r>
-        <w:t xml:space="preserve"> and .Net MAUI</w:t>
-      </w:r>
-      <w:r>
-        <w:t>.</w:t>
+        <w:rPr>
+          <w:sz w:val="24"/>
+          <w:szCs w:val="24"/>
+        </w:rPr>
+      </w:pPr>
+      <w:r>
+        <w:rPr>
+          <w:sz w:val="24"/>
+          <w:szCs w:val="24"/>
+        </w:rPr>
+        <w:t>Involved in SDLC and w</w:t>
+      </w:r>
+      <w:r>
+        <w:rPr>
+          <w:sz w:val="24"/>
+          <w:szCs w:val="24"/>
+        </w:rPr>
+        <w:t>ork with PMs, in requirements gathering, prioritization and estimation exercises.</w:t>
       </w:r>
     </w:p>
     <w:p>
@@ -653,11 +772,60 @@
         <w:pStyle w:val="ListParagraph"/>
         <w:numPr>
           <w:ilvl w:val="0"/>
-          <w:numId w:val="8"/>
+          <w:numId w:val="21"/>
         </w:numPr>
-      </w:pPr>
-      <w:r>
-        <w:t>Create and maintain Cloud Infrastructure and CI/CD using Microsoft Azure.</w:t>
+        <w:rPr>
+          <w:sz w:val="24"/>
+          <w:szCs w:val="24"/>
+        </w:rPr>
+      </w:pPr>
+      <w:r>
+        <w:rPr>
+          <w:sz w:val="24"/>
+          <w:szCs w:val="24"/>
+        </w:rPr>
+        <w:t>Provide technical assistance to team members and junior developers, fostering collaboration</w:t>
+      </w:r>
+    </w:p>
+    <w:p>
+      <w:pPr>
+        <w:pStyle w:val="ListParagraph"/>
+        <w:widowControl/>
+        <w:numPr>
+          <w:ilvl w:val="0"/>
+          <w:numId w:val="21"/>
+        </w:numPr>
+        <w:autoSpaceDE/>
+        <w:autoSpaceDN/>
+        <w:spacing w:after="160" w:line="278" w:lineRule="auto"/>
+        <w:contextualSpacing/>
+        <w:rPr>
+          <w:sz w:val="24"/>
+          <w:szCs w:val="24"/>
+        </w:rPr>
+      </w:pPr>
+      <w:r>
+        <w:rPr>
+          <w:sz w:val="24"/>
+          <w:szCs w:val="24"/>
+        </w:rPr>
+        <w:t xml:space="preserve">Developed FAST API using python, to integrate and consume models created by Data Science </w:t>
+      </w:r>
+      <w:proofErr w:type="gramStart"/>
+      <w:r>
+        <w:rPr>
+          <w:sz w:val="24"/>
+          <w:szCs w:val="24"/>
+        </w:rPr>
+        <w:t>team, and</w:t>
+      </w:r>
+      <w:proofErr w:type="gramEnd"/>
+      <w:r>
+        <w:rPr>
+          <w:sz w:val="24"/>
+          <w:szCs w:val="24"/>
+        </w:rPr>
+        <w:t xml:space="preserve"> expose these APIs Internally. Created a Docker Slim version and hosted on Azure ACI</w:t>
       </w:r>
     </w:p>
     <w:p>
@@ -665,11 +833,200 @@
         <w:pStyle w:val="ListParagraph"/>
         <w:numPr>
           <w:ilvl w:val="0"/>
-          <w:numId w:val="8"/>
+          <w:numId w:val="21"/>
         </w:numPr>
-      </w:pPr>
-      <w:r>
-        <w:t>Used Bitbucket for version controlling.</w:t>
+        <w:rPr>
+          <w:sz w:val="24"/>
+          <w:szCs w:val="24"/>
+        </w:rPr>
+      </w:pPr>
+      <w:r>
+        <w:rPr>
+          <w:sz w:val="24"/>
+          <w:szCs w:val="24"/>
+        </w:rPr>
+        <w:t>Technolog</w:t>
+      </w:r>
+      <w:r>
+        <w:rPr>
+          <w:sz w:val="24"/>
+          <w:szCs w:val="24"/>
+        </w:rPr>
+        <w:t>y</w:t>
+      </w:r>
+      <w:r>
+        <w:rPr>
+          <w:sz w:val="24"/>
+          <w:szCs w:val="24"/>
+        </w:rPr>
+        <w:t>: C#, .</w:t>
+      </w:r>
+      <w:r>
+        <w:rPr>
+          <w:sz w:val="24"/>
+          <w:szCs w:val="24"/>
+        </w:rPr>
+        <w:t>Net Framework 4.8, .Net Core, MVC, MVVM, Angular, SQL, T-SQL, REST API,</w:t>
+      </w:r>
+      <w:r>
+        <w:rPr>
+          <w:sz w:val="24"/>
+          <w:szCs w:val="24"/>
+        </w:rPr>
+        <w:t xml:space="preserve"> </w:t>
+      </w:r>
+      <w:r>
+        <w:rPr>
+          <w:sz w:val="24"/>
+          <w:szCs w:val="24"/>
+        </w:rPr>
+        <w:t>MS SQL, WPF, .Net MAUI, CI/CD, Bitbucket, Azure, Microservices, ASP.NET, JSON</w:t>
+      </w:r>
+      <w:r>
+        <w:rPr>
+          <w:sz w:val="24"/>
+          <w:szCs w:val="24"/>
+        </w:rPr>
+        <w:t>, SQLite, Python, Docker</w:t>
+      </w:r>
+    </w:p>
+    <w:p>
+      <w:pPr>
+        <w:rPr>
+          <w:sz w:val="24"/>
+          <w:szCs w:val="24"/>
+        </w:rPr>
+      </w:pPr>
+    </w:p>
+    <w:p>
+      <w:pPr>
+        <w:rPr>
+          <w:sz w:val="24"/>
+          <w:szCs w:val="24"/>
+        </w:rPr>
+      </w:pPr>
+      <w:r>
+        <w:rPr>
+          <w:b/>
+          <w:bCs/>
+          <w:sz w:val="24"/>
+          <w:szCs w:val="24"/>
+        </w:rPr>
+        <w:t>Software Developer</w:t>
+      </w:r>
+      <w:r>
+        <w:rPr>
+          <w:b/>
+          <w:bCs/>
+          <w:sz w:val="24"/>
+          <w:szCs w:val="24"/>
+        </w:rPr>
+        <w:tab/>
+      </w:r>
+      <w:r>
+        <w:rPr>
+          <w:b/>
+          <w:bCs/>
+          <w:sz w:val="24"/>
+          <w:szCs w:val="24"/>
+        </w:rPr>
+        <w:tab/>
+      </w:r>
+      <w:r>
+        <w:rPr>
+          <w:b/>
+          <w:bCs/>
+          <w:sz w:val="24"/>
+          <w:szCs w:val="24"/>
+        </w:rPr>
+        <w:tab/>
+      </w:r>
+      <w:r>
+        <w:rPr>
+          <w:b/>
+          <w:bCs/>
+          <w:sz w:val="24"/>
+          <w:szCs w:val="24"/>
+        </w:rPr>
+        <w:tab/>
+      </w:r>
+      <w:r>
+        <w:rPr>
+          <w:b/>
+          <w:bCs/>
+          <w:sz w:val="24"/>
+          <w:szCs w:val="24"/>
+        </w:rPr>
+        <w:tab/>
+      </w:r>
+      <w:r>
+        <w:rPr>
+          <w:b/>
+          <w:bCs/>
+          <w:sz w:val="24"/>
+          <w:szCs w:val="24"/>
+        </w:rPr>
+        <w:tab/>
+      </w:r>
+      <w:r>
+        <w:rPr>
+          <w:b/>
+          <w:bCs/>
+          <w:sz w:val="24"/>
+          <w:szCs w:val="24"/>
+        </w:rPr>
+        <w:tab/>
+      </w:r>
+      <w:r>
+        <w:rPr>
+          <w:b/>
+          <w:bCs/>
+          <w:sz w:val="24"/>
+          <w:szCs w:val="24"/>
+        </w:rPr>
+        <w:tab/>
+      </w:r>
+      <w:r>
+        <w:rPr>
+          <w:b/>
+          <w:bCs/>
+          <w:sz w:val="24"/>
+          <w:szCs w:val="24"/>
+        </w:rPr>
+        <w:tab/>
+      </w:r>
+      <w:r>
+        <w:rPr>
+          <w:b/>
+          <w:bCs/>
+          <w:sz w:val="24"/>
+          <w:szCs w:val="24"/>
+        </w:rPr>
+        <w:tab/>
+      </w:r>
+      <w:r>
+        <w:rPr>
+          <w:sz w:val="24"/>
+          <w:szCs w:val="24"/>
+        </w:rPr>
+        <w:t>Nov 2021 - Sept 2022</w:t>
+      </w:r>
+    </w:p>
+    <w:p>
+      <w:pPr>
+        <w:pStyle w:val="ListParagraph"/>
+        <w:ind w:left="0" w:firstLine="0"/>
+        <w:rPr>
+          <w:sz w:val="24"/>
+          <w:szCs w:val="24"/>
+        </w:rPr>
+      </w:pPr>
+      <w:r>
+        <w:rPr>
+          <w:sz w:val="24"/>
+          <w:szCs w:val="24"/>
+        </w:rPr>
+        <w:t>Credit Suisse (Raleigh, NC)</w:t>
       </w:r>
     </w:p>
     <w:p>
@@ -677,103 +1034,39 @@
         <w:pStyle w:val="ListParagraph"/>
         <w:numPr>
           <w:ilvl w:val="0"/>
-          <w:numId w:val="8"/>
+          <w:numId w:val="22"/>
         </w:numPr>
-      </w:pPr>
-      <w:r>
-        <w:t>Work with PMs, in requirements gathering, prioritization and estimation exercises.</w:t>
-      </w:r>
-    </w:p>
-    <w:p/>
+        <w:rPr>
+          <w:sz w:val="24"/>
+          <w:szCs w:val="24"/>
+        </w:rPr>
+      </w:pPr>
+      <w:r>
+        <w:rPr>
+          <w:sz w:val="24"/>
+          <w:szCs w:val="24"/>
+        </w:rPr>
+        <w:t>Worked on core functionalities in Risk Management System (RMS) used by traders</w:t>
+      </w:r>
+    </w:p>
     <w:p>
       <w:pPr>
         <w:pStyle w:val="ListParagraph"/>
         <w:numPr>
           <w:ilvl w:val="0"/>
-          <w:numId w:val="7"/>
+          <w:numId w:val="22"/>
         </w:numPr>
-      </w:pPr>
-      <w:r>
-        <w:rPr>
-          <w:b/>
-          <w:bCs/>
-        </w:rPr>
-        <w:t>Software Developer</w:t>
-      </w:r>
-      <w:r>
-        <w:rPr>
-          <w:b/>
-          <w:bCs/>
-        </w:rPr>
-        <w:tab/>
-      </w:r>
-      <w:r>
-        <w:rPr>
-          <w:b/>
-          <w:bCs/>
-        </w:rPr>
-        <w:tab/>
-      </w:r>
-      <w:r>
-        <w:rPr>
-          <w:b/>
-          <w:bCs/>
-        </w:rPr>
-        <w:tab/>
-      </w:r>
-      <w:r>
-        <w:rPr>
-          <w:b/>
-          <w:bCs/>
-        </w:rPr>
-        <w:tab/>
-      </w:r>
-      <w:r>
-        <w:rPr>
-          <w:b/>
-          <w:bCs/>
-        </w:rPr>
-        <w:tab/>
-      </w:r>
-      <w:r>
-        <w:rPr>
-          <w:b/>
-          <w:bCs/>
-        </w:rPr>
-        <w:tab/>
-      </w:r>
-      <w:r>
-        <w:rPr>
-          <w:b/>
-          <w:bCs/>
-        </w:rPr>
-        <w:tab/>
-      </w:r>
-      <w:r>
-        <w:rPr>
-          <w:b/>
-          <w:bCs/>
-        </w:rPr>
-        <w:tab/>
-      </w:r>
-      <w:r>
-        <w:rPr>
-          <w:b/>
-          <w:bCs/>
-        </w:rPr>
-        <w:tab/>
-      </w:r>
-      <w:r>
-        <w:t>Nov 2021 - Sept 2022</w:t>
-      </w:r>
-    </w:p>
-    <w:p>
-      <w:pPr>
-        <w:pStyle w:val="ListParagraph"/>
-        <w:ind w:left="720" w:firstLine="0"/>
-      </w:pPr>
-      <w:r>
-        <w:t>Credit Suisse (Raleigh, NC)</w:t>
+        <w:rPr>
+          <w:sz w:val="24"/>
+          <w:szCs w:val="24"/>
+        </w:rPr>
+      </w:pPr>
+      <w:r>
+        <w:rPr>
+          <w:sz w:val="24"/>
+          <w:szCs w:val="24"/>
+        </w:rPr>
+        <w:t>Developed and maintained Web API to run feeds using C#, .Net MVC</w:t>
       </w:r>
     </w:p>
     <w:p>
@@ -781,25 +1074,19 @@
         <w:pStyle w:val="ListParagraph"/>
         <w:numPr>
           <w:ilvl w:val="0"/>
-          <w:numId w:val="11"/>
+          <w:numId w:val="22"/>
         </w:numPr>
-      </w:pPr>
-      <w:r>
-        <w:t xml:space="preserve">Build, develop and maintain core functionalities in Risk Management System (RMS) using C#, </w:t>
-      </w:r>
-      <w:proofErr w:type="gramStart"/>
-      <w:r>
-        <w:t>.NET</w:t>
-      </w:r>
-      <w:proofErr w:type="gramEnd"/>
-      <w:r>
-        <w:t xml:space="preserve"> and</w:t>
-      </w:r>
-      <w:r>
-        <w:t xml:space="preserve"> </w:t>
-      </w:r>
-      <w:r>
-        <w:t>SQL Server</w:t>
+        <w:rPr>
+          <w:sz w:val="24"/>
+          <w:szCs w:val="24"/>
+        </w:rPr>
+      </w:pPr>
+      <w:r>
+        <w:rPr>
+          <w:sz w:val="24"/>
+          <w:szCs w:val="24"/>
+        </w:rPr>
+        <w:t>Developed and maintain desktop application using .net WPF and MVVM architecture.</w:t>
       </w:r>
     </w:p>
     <w:p>
@@ -807,11 +1094,19 @@
         <w:pStyle w:val="ListParagraph"/>
         <w:numPr>
           <w:ilvl w:val="0"/>
-          <w:numId w:val="11"/>
+          <w:numId w:val="22"/>
         </w:numPr>
-      </w:pPr>
-      <w:r>
-        <w:t>Created and exposed REST APIs for other applications to integrate with the system.</w:t>
+        <w:rPr>
+          <w:sz w:val="24"/>
+          <w:szCs w:val="24"/>
+        </w:rPr>
+      </w:pPr>
+      <w:r>
+        <w:rPr>
+          <w:sz w:val="24"/>
+          <w:szCs w:val="24"/>
+        </w:rPr>
+        <w:t>Collaborated with PMs to analyze and implement advanced predictive solutions tailored to business needs.</w:t>
       </w:r>
     </w:p>
     <w:p>
@@ -819,11 +1114,19 @@
         <w:pStyle w:val="ListParagraph"/>
         <w:numPr>
           <w:ilvl w:val="0"/>
-          <w:numId w:val="11"/>
+          <w:numId w:val="22"/>
         </w:numPr>
-      </w:pPr>
-      <w:r>
-        <w:t>Created unit and integration test cases maintaining test driven development.</w:t>
+        <w:rPr>
+          <w:sz w:val="24"/>
+          <w:szCs w:val="24"/>
+        </w:rPr>
+      </w:pPr>
+      <w:r>
+        <w:rPr>
+          <w:sz w:val="24"/>
+          <w:szCs w:val="24"/>
+        </w:rPr>
+        <w:t>Designed and implemented database schemas and analyze and optimize SQL query and Stored Procedures</w:t>
       </w:r>
     </w:p>
     <w:p>
@@ -831,11 +1134,19 @@
         <w:pStyle w:val="ListParagraph"/>
         <w:numPr>
           <w:ilvl w:val="0"/>
-          <w:numId w:val="11"/>
+          <w:numId w:val="22"/>
         </w:numPr>
-      </w:pPr>
-      <w:r>
-        <w:t>Designed and implemented database schemas and analyze and optimize SQL query and Stored Procedures</w:t>
+        <w:rPr>
+          <w:sz w:val="24"/>
+          <w:szCs w:val="24"/>
+        </w:rPr>
+      </w:pPr>
+      <w:r>
+        <w:rPr>
+          <w:sz w:val="24"/>
+          <w:szCs w:val="24"/>
+        </w:rPr>
+        <w:t>Created robust unit and integration test cases maintaining test driven development.</w:t>
       </w:r>
     </w:p>
     <w:p>
@@ -843,11 +1154,19 @@
         <w:pStyle w:val="ListParagraph"/>
         <w:numPr>
           <w:ilvl w:val="0"/>
-          <w:numId w:val="11"/>
+          <w:numId w:val="22"/>
         </w:numPr>
-      </w:pPr>
-      <w:r>
-        <w:t>Worked with PMs in requirements gathering and prioritization and estimation exercises.</w:t>
+        <w:rPr>
+          <w:sz w:val="24"/>
+          <w:szCs w:val="24"/>
+        </w:rPr>
+      </w:pPr>
+      <w:r>
+        <w:rPr>
+          <w:sz w:val="24"/>
+          <w:szCs w:val="24"/>
+        </w:rPr>
+        <w:t>Worked closely with junior developers to resolve technical roadblocks, foster skill enhancement, and ensure project progress through effective collaboration and mentorship.</w:t>
       </w:r>
     </w:p>
     <w:p>
@@ -855,77 +1174,250 @@
         <w:pStyle w:val="ListParagraph"/>
         <w:numPr>
           <w:ilvl w:val="0"/>
-          <w:numId w:val="11"/>
+          <w:numId w:val="22"/>
         </w:numPr>
-      </w:pPr>
-      <w:r>
-        <w:t>Created and maintained code repositories using GIT and CI/CD pipelines using TeamCity.</w:t>
+        <w:rPr>
+          <w:sz w:val="24"/>
+          <w:szCs w:val="24"/>
+        </w:rPr>
+      </w:pPr>
+      <w:r>
+        <w:rPr>
+          <w:sz w:val="24"/>
+          <w:szCs w:val="24"/>
+        </w:rPr>
+        <w:t xml:space="preserve">Technologies: C# .Net Framework 4.5, .Net Core 3.1, .net MVC, SQL, T-SQL, REST API, MS SQL, WPF, MVVM, CI/CD, </w:t>
+      </w:r>
+      <w:proofErr w:type="spellStart"/>
+      <w:r>
+        <w:rPr>
+          <w:sz w:val="24"/>
+          <w:szCs w:val="24"/>
+        </w:rPr>
+        <w:t>MicroServices</w:t>
+      </w:r>
+      <w:proofErr w:type="spellEnd"/>
+      <w:r>
+        <w:rPr>
+          <w:sz w:val="24"/>
+          <w:szCs w:val="24"/>
+        </w:rPr>
+        <w:t xml:space="preserve">, GIT, </w:t>
+      </w:r>
+      <w:proofErr w:type="spellStart"/>
+      <w:r>
+        <w:rPr>
+          <w:sz w:val="24"/>
+          <w:szCs w:val="24"/>
+        </w:rPr>
+        <w:t>Teamcity</w:t>
+      </w:r>
+      <w:proofErr w:type="spellEnd"/>
+      <w:r>
+        <w:rPr>
+          <w:sz w:val="24"/>
+          <w:szCs w:val="24"/>
+        </w:rPr>
+        <w:t>, Agile, Scrum</w:t>
       </w:r>
     </w:p>
     <w:p>
       <w:pPr>
         <w:pStyle w:val="ListParagraph"/>
         <w:ind w:left="720" w:firstLine="0"/>
-      </w:pPr>
+        <w:rPr>
+          <w:sz w:val="24"/>
+          <w:szCs w:val="24"/>
+        </w:rPr>
+      </w:pPr>
+    </w:p>
+    <w:p>
+      <w:pPr>
+        <w:rPr>
+          <w:sz w:val="24"/>
+          <w:szCs w:val="24"/>
+        </w:rPr>
+      </w:pPr>
+      <w:r>
+        <w:rPr>
+          <w:b/>
+          <w:bCs/>
+          <w:sz w:val="24"/>
+          <w:szCs w:val="24"/>
+        </w:rPr>
+        <w:t>Software Developer</w:t>
+      </w:r>
+      <w:r>
+        <w:rPr>
+          <w:sz w:val="24"/>
+          <w:szCs w:val="24"/>
+        </w:rPr>
+        <w:tab/>
+      </w:r>
+      <w:r>
+        <w:rPr>
+          <w:sz w:val="24"/>
+          <w:szCs w:val="24"/>
+        </w:rPr>
+        <w:tab/>
+      </w:r>
+      <w:r>
+        <w:rPr>
+          <w:sz w:val="24"/>
+          <w:szCs w:val="24"/>
+        </w:rPr>
+        <w:tab/>
+      </w:r>
+      <w:r>
+        <w:rPr>
+          <w:sz w:val="24"/>
+          <w:szCs w:val="24"/>
+        </w:rPr>
+        <w:tab/>
+      </w:r>
+      <w:r>
+        <w:rPr>
+          <w:sz w:val="24"/>
+          <w:szCs w:val="24"/>
+        </w:rPr>
+        <w:tab/>
+      </w:r>
+      <w:r>
+        <w:rPr>
+          <w:sz w:val="24"/>
+          <w:szCs w:val="24"/>
+        </w:rPr>
+        <w:tab/>
+      </w:r>
+      <w:r>
+        <w:rPr>
+          <w:sz w:val="24"/>
+          <w:szCs w:val="24"/>
+        </w:rPr>
+        <w:tab/>
+      </w:r>
+      <w:r>
+        <w:rPr>
+          <w:sz w:val="24"/>
+          <w:szCs w:val="24"/>
+        </w:rPr>
+        <w:tab/>
+      </w:r>
+      <w:r>
+        <w:rPr>
+          <w:sz w:val="24"/>
+          <w:szCs w:val="24"/>
+        </w:rPr>
+        <w:tab/>
+      </w:r>
+      <w:r>
+        <w:rPr>
+          <w:sz w:val="24"/>
+          <w:szCs w:val="24"/>
+        </w:rPr>
+        <w:tab/>
+      </w:r>
+      <w:r>
+        <w:rPr>
+          <w:sz w:val="24"/>
+          <w:szCs w:val="24"/>
+        </w:rPr>
+        <w:t>July</w:t>
+      </w:r>
+      <w:r>
+        <w:rPr>
+          <w:sz w:val="24"/>
+          <w:szCs w:val="24"/>
+        </w:rPr>
+        <w:t xml:space="preserve"> 201</w:t>
+      </w:r>
+      <w:r>
+        <w:rPr>
+          <w:sz w:val="24"/>
+          <w:szCs w:val="24"/>
+        </w:rPr>
+        <w:t>7</w:t>
+      </w:r>
+      <w:r>
+        <w:rPr>
+          <w:sz w:val="24"/>
+          <w:szCs w:val="24"/>
+        </w:rPr>
+        <w:t xml:space="preserve"> - Nov2021</w:t>
+      </w:r>
+    </w:p>
+    <w:p>
+      <w:pPr>
+        <w:pStyle w:val="ListParagraph"/>
+        <w:ind w:left="0" w:firstLine="0"/>
+        <w:rPr>
+          <w:sz w:val="24"/>
+          <w:szCs w:val="24"/>
+        </w:rPr>
+      </w:pPr>
+      <w:proofErr w:type="spellStart"/>
+      <w:r>
+        <w:rPr>
+          <w:sz w:val="24"/>
+          <w:szCs w:val="24"/>
+        </w:rPr>
+        <w:t>Motionsoft</w:t>
+      </w:r>
+      <w:proofErr w:type="spellEnd"/>
+      <w:r>
+        <w:rPr>
+          <w:sz w:val="24"/>
+          <w:szCs w:val="24"/>
+        </w:rPr>
+        <w:t xml:space="preserve"> Inc. (Rockville, MD)</w:t>
+      </w:r>
     </w:p>
     <w:p>
       <w:pPr>
         <w:pStyle w:val="ListParagraph"/>
         <w:numPr>
           <w:ilvl w:val="0"/>
-          <w:numId w:val="7"/>
+          <w:numId w:val="24"/>
         </w:numPr>
-      </w:pPr>
-      <w:r>
-        <w:rPr>
-          <w:b/>
-          <w:bCs/>
-        </w:rPr>
-        <w:t>Software Developer</w:t>
-      </w:r>
-      <w:r>
-        <w:tab/>
-      </w:r>
-      <w:r>
-        <w:tab/>
-      </w:r>
-      <w:r>
-        <w:tab/>
-      </w:r>
-      <w:r>
-        <w:tab/>
-      </w:r>
-      <w:r>
-        <w:tab/>
-      </w:r>
-      <w:r>
-        <w:tab/>
-      </w:r>
-      <w:r>
-        <w:tab/>
-      </w:r>
-      <w:r>
-        <w:tab/>
-      </w:r>
-      <w:r>
-        <w:tab/>
-      </w:r>
-      <w:r>
-        <w:t>Nov 2019 - Nov2021</w:t>
-      </w:r>
-    </w:p>
-    <w:p>
-      <w:pPr>
-        <w:pStyle w:val="ListParagraph"/>
-        <w:ind w:left="720" w:firstLine="0"/>
-      </w:pPr>
-      <w:proofErr w:type="spellStart"/>
-      <w:r>
-        <w:t>Motionsoft</w:t>
-      </w:r>
-      <w:proofErr w:type="spellEnd"/>
-      <w:r>
-        <w:t xml:space="preserve"> Inc. (Rockville, MD)</w:t>
+        <w:rPr>
+          <w:sz w:val="24"/>
+          <w:szCs w:val="24"/>
+        </w:rPr>
+      </w:pPr>
+      <w:r>
+        <w:rPr>
+          <w:sz w:val="24"/>
+          <w:szCs w:val="24"/>
+        </w:rPr>
+        <w:t>Developed web application</w:t>
+      </w:r>
+      <w:r>
+        <w:rPr>
+          <w:sz w:val="24"/>
+          <w:szCs w:val="24"/>
+        </w:rPr>
+        <w:t xml:space="preserve"> for Membership Management</w:t>
+      </w:r>
+      <w:r>
+        <w:rPr>
+          <w:sz w:val="24"/>
+          <w:szCs w:val="24"/>
+        </w:rPr>
+        <w:t xml:space="preserve"> using C# and </w:t>
+      </w:r>
+      <w:r>
+        <w:rPr>
+          <w:sz w:val="24"/>
+          <w:szCs w:val="24"/>
+        </w:rPr>
+        <w:t>ASP</w:t>
+      </w:r>
+      <w:r>
+        <w:rPr>
+          <w:sz w:val="24"/>
+          <w:szCs w:val="24"/>
+        </w:rPr>
+        <w:t>.NET</w:t>
       </w:r>
     </w:p>
     <w:p>
@@ -933,31 +1425,56 @@
         <w:pStyle w:val="ListParagraph"/>
         <w:numPr>
           <w:ilvl w:val="0"/>
-          <w:numId w:val="10"/>
+          <w:numId w:val="24"/>
         </w:numPr>
-      </w:pPr>
-      <w:r>
-        <w:t xml:space="preserve">Developed web application solutions using C# and </w:t>
-      </w:r>
-      <w:proofErr w:type="gramStart"/>
-      <w:r>
-        <w:t>.NET</w:t>
-      </w:r>
-      <w:proofErr w:type="gramEnd"/>
+        <w:rPr>
+          <w:sz w:val="24"/>
+          <w:szCs w:val="24"/>
+        </w:rPr>
+      </w:pPr>
+      <w:r>
+        <w:rPr>
+          <w:sz w:val="24"/>
+          <w:szCs w:val="24"/>
+        </w:rPr>
+        <w:t xml:space="preserve">Developed client-side scripting using HTML, CSS, JavaScript, jQuery, </w:t>
+      </w:r>
+      <w:r>
+        <w:rPr>
+          <w:sz w:val="24"/>
+          <w:szCs w:val="24"/>
+        </w:rPr>
+        <w:t>AJAX.</w:t>
+      </w:r>
     </w:p>
     <w:p>
       <w:pPr>
         <w:pStyle w:val="ListParagraph"/>
         <w:numPr>
           <w:ilvl w:val="0"/>
-          <w:numId w:val="10"/>
+          <w:numId w:val="24"/>
         </w:numPr>
-      </w:pPr>
-      <w:r>
-        <w:t xml:space="preserve">Developed client-side scripting using HTML, CSS, JavaScript, jQuery, </w:t>
-      </w:r>
-      <w:r>
-        <w:t>AJAX.</w:t>
+        <w:rPr>
+          <w:sz w:val="24"/>
+          <w:szCs w:val="24"/>
+        </w:rPr>
+      </w:pPr>
+      <w:r>
+        <w:rPr>
+          <w:sz w:val="24"/>
+          <w:szCs w:val="24"/>
+        </w:rPr>
+        <w:t>Created Restful web APIs using .net Core MVC</w:t>
+      </w:r>
+      <w:r>
+        <w:t xml:space="preserve"> </w:t>
+      </w:r>
+      <w:r>
+        <w:rPr>
+          <w:sz w:val="24"/>
+          <w:szCs w:val="24"/>
+        </w:rPr>
+        <w:t>and support multi-tier web applications</w:t>
       </w:r>
     </w:p>
     <w:p>
@@ -965,17 +1482,27 @@
         <w:pStyle w:val="ListParagraph"/>
         <w:numPr>
           <w:ilvl w:val="0"/>
-          <w:numId w:val="10"/>
+          <w:numId w:val="24"/>
         </w:numPr>
-      </w:pPr>
-      <w:r>
-        <w:t xml:space="preserve">Designed and implemented database schemas and </w:t>
-      </w:r>
-      <w:r>
-        <w:t>integrated</w:t>
-      </w:r>
-      <w:r>
-        <w:t xml:space="preserve"> them with web applications.</w:t>
+        <w:rPr>
+          <w:sz w:val="24"/>
+          <w:szCs w:val="24"/>
+        </w:rPr>
+      </w:pPr>
+      <w:r>
+        <w:rPr>
+          <w:sz w:val="24"/>
+          <w:szCs w:val="24"/>
+        </w:rPr>
+        <w:lastRenderedPageBreak/>
+        <w:t>Designed and implemented database schemas</w:t>
+      </w:r>
+      <w:r>
+        <w:rPr>
+          <w:sz w:val="24"/>
+          <w:szCs w:val="24"/>
+        </w:rPr>
+        <w:t xml:space="preserve"> using MS SQL</w:t>
       </w:r>
     </w:p>
     <w:p>
@@ -983,14 +1510,40 @@
         <w:pStyle w:val="ListParagraph"/>
         <w:numPr>
           <w:ilvl w:val="0"/>
-          <w:numId w:val="10"/>
+          <w:numId w:val="24"/>
         </w:numPr>
-      </w:pPr>
-      <w:r>
-        <w:t xml:space="preserve">Analyzed SQL query and Stored Procedures for performance and </w:t>
-      </w:r>
-      <w:r>
-        <w:t>tuning.</w:t>
+        <w:rPr>
+          <w:sz w:val="24"/>
+          <w:szCs w:val="24"/>
+        </w:rPr>
+      </w:pPr>
+      <w:r>
+        <w:rPr>
+          <w:sz w:val="24"/>
+          <w:szCs w:val="24"/>
+        </w:rPr>
+        <w:t xml:space="preserve">Optimized </w:t>
+      </w:r>
+      <w:r>
+        <w:rPr>
+          <w:sz w:val="24"/>
+          <w:szCs w:val="24"/>
+        </w:rPr>
+        <w:t>views, queries</w:t>
+      </w:r>
+      <w:r>
+        <w:rPr>
+          <w:sz w:val="24"/>
+          <w:szCs w:val="24"/>
+        </w:rPr>
+        <w:t xml:space="preserve"> and Stored Procedures</w:t>
+      </w:r>
+      <w:r>
+        <w:rPr>
+          <w:sz w:val="24"/>
+          <w:szCs w:val="24"/>
+        </w:rPr>
+        <w:t xml:space="preserve"> SQL, T-SQL</w:t>
       </w:r>
     </w:p>
     <w:p>
@@ -998,11 +1551,47 @@
         <w:pStyle w:val="ListParagraph"/>
         <w:numPr>
           <w:ilvl w:val="0"/>
-          <w:numId w:val="10"/>
+          <w:numId w:val="24"/>
         </w:numPr>
-      </w:pPr>
-      <w:r>
-        <w:t>Implemented and consumed Restful APIs. Created Test Sets on Postman and provided them to QA.</w:t>
+        <w:rPr>
+          <w:sz w:val="24"/>
+          <w:szCs w:val="24"/>
+        </w:rPr>
+      </w:pPr>
+      <w:r>
+        <w:rPr>
+          <w:sz w:val="24"/>
+          <w:szCs w:val="24"/>
+        </w:rPr>
+        <w:t>Provide Production support on rotation basis, by debugging</w:t>
+      </w:r>
+      <w:r>
+        <w:rPr>
+          <w:sz w:val="24"/>
+          <w:szCs w:val="24"/>
+        </w:rPr>
+        <w:t xml:space="preserve"> and fixing</w:t>
+      </w:r>
+      <w:r>
+        <w:rPr>
+          <w:sz w:val="24"/>
+          <w:szCs w:val="24"/>
+        </w:rPr>
+        <w:t xml:space="preserve"> issues</w:t>
+      </w:r>
+      <w:r>
+        <w:rPr>
+          <w:sz w:val="24"/>
+          <w:szCs w:val="24"/>
+        </w:rPr>
+        <w:t xml:space="preserve"> </w:t>
+      </w:r>
+      <w:r>
+        <w:rPr>
+          <w:sz w:val="24"/>
+          <w:szCs w:val="24"/>
+        </w:rPr>
+        <w:t>in the application code</w:t>
       </w:r>
     </w:p>
     <w:p>
@@ -1010,73 +1599,46 @@
         <w:pStyle w:val="ListParagraph"/>
         <w:numPr>
           <w:ilvl w:val="0"/>
-          <w:numId w:val="10"/>
+          <w:numId w:val="24"/>
         </w:numPr>
-      </w:pPr>
-      <w:r>
-        <w:lastRenderedPageBreak/>
-        <w:t xml:space="preserve">Interfaced application with peripheral hardware such as receipt printers, sig pads, payment </w:t>
-      </w:r>
-      <w:r>
-        <w:t>devices.</w:t>
-      </w:r>
-    </w:p>
-    <w:p/>
+        <w:rPr>
+          <w:sz w:val="24"/>
+          <w:szCs w:val="24"/>
+        </w:rPr>
+      </w:pPr>
+      <w:r>
+        <w:rPr>
+          <w:sz w:val="24"/>
+          <w:szCs w:val="24"/>
+        </w:rPr>
+        <w:t>Create complex SQL scripts to identify and clean data specific issues to run on Production sites</w:t>
+      </w:r>
+    </w:p>
     <w:p>
       <w:pPr>
         <w:pStyle w:val="ListParagraph"/>
         <w:numPr>
           <w:ilvl w:val="0"/>
-          <w:numId w:val="7"/>
+          <w:numId w:val="24"/>
         </w:numPr>
-      </w:pPr>
-      <w:r>
-        <w:rPr>
-          <w:b/>
-          <w:bCs/>
-        </w:rPr>
-        <w:t>Technical Support Engineer II</w:t>
-      </w:r>
-      <w:r>
-        <w:tab/>
-      </w:r>
-      <w:r>
-        <w:tab/>
-      </w:r>
-      <w:r>
-        <w:tab/>
-      </w:r>
-      <w:r>
-        <w:tab/>
-      </w:r>
-      <w:r>
-        <w:tab/>
-      </w:r>
-      <w:r>
-        <w:tab/>
-      </w:r>
-      <w:r>
-        <w:tab/>
-      </w:r>
-      <w:r>
-        <w:tab/>
-      </w:r>
-      <w:r>
-        <w:t>July 2017 - Nov 2019</w:t>
-      </w:r>
-    </w:p>
-    <w:p>
-      <w:pPr>
-        <w:pStyle w:val="ListParagraph"/>
-        <w:ind w:left="720" w:firstLine="0"/>
-      </w:pPr>
-      <w:proofErr w:type="spellStart"/>
-      <w:r>
-        <w:t>Motionsoft</w:t>
-      </w:r>
-      <w:proofErr w:type="spellEnd"/>
-      <w:r>
-        <w:t xml:space="preserve"> Inc. (Rockville, MD)</w:t>
+        <w:rPr>
+          <w:sz w:val="24"/>
+          <w:szCs w:val="24"/>
+        </w:rPr>
+      </w:pPr>
+      <w:r>
+        <w:rPr>
+          <w:sz w:val="24"/>
+          <w:szCs w:val="24"/>
+        </w:rPr>
+        <w:t>Managed and maintained AWS database for internal troubleshooting of software issues</w:t>
+      </w:r>
+      <w:r>
+        <w:rPr>
+          <w:sz w:val="24"/>
+          <w:szCs w:val="24"/>
+        </w:rPr>
+        <w:t>.</w:t>
       </w:r>
     </w:p>
     <w:p>
@@ -1084,14 +1646,35 @@
         <w:pStyle w:val="ListParagraph"/>
         <w:numPr>
           <w:ilvl w:val="0"/>
-          <w:numId w:val="12"/>
+          <w:numId w:val="24"/>
         </w:numPr>
-      </w:pPr>
-      <w:r>
-        <w:t>Create complex SQL scripts to identify and clean data specific issues to run on Production sites</w:t>
-      </w:r>
-      <w:r>
-        <w:t>.</w:t>
+        <w:rPr>
+          <w:sz w:val="24"/>
+          <w:szCs w:val="24"/>
+        </w:rPr>
+      </w:pPr>
+      <w:r>
+        <w:rPr>
+          <w:sz w:val="24"/>
+          <w:szCs w:val="24"/>
+        </w:rPr>
+        <w:t xml:space="preserve">Leveraged AWS for cloud infrastructure, CI/CD, SNS, SQS EC2 instances and </w:t>
+      </w:r>
+      <w:proofErr w:type="spellStart"/>
+      <w:r>
+        <w:rPr>
+          <w:sz w:val="24"/>
+          <w:szCs w:val="24"/>
+        </w:rPr>
+        <w:t>Github</w:t>
+      </w:r>
+      <w:proofErr w:type="spellEnd"/>
+      <w:r>
+        <w:rPr>
+          <w:sz w:val="24"/>
+          <w:szCs w:val="24"/>
+        </w:rPr>
+        <w:t xml:space="preserve"> for version control</w:t>
       </w:r>
     </w:p>
     <w:p>
@@ -1099,14 +1682,19 @@
         <w:pStyle w:val="ListParagraph"/>
         <w:numPr>
           <w:ilvl w:val="0"/>
-          <w:numId w:val="12"/>
+          <w:numId w:val="24"/>
         </w:numPr>
-      </w:pPr>
-      <w:r>
-        <w:t>Debug issues to find the error in the application code, fix it and escalate it to Senior Developers for review</w:t>
-      </w:r>
-      <w:r>
-        <w:t>.</w:t>
+        <w:rPr>
+          <w:sz w:val="24"/>
+          <w:szCs w:val="24"/>
+        </w:rPr>
+      </w:pPr>
+      <w:r>
+        <w:rPr>
+          <w:sz w:val="24"/>
+          <w:szCs w:val="24"/>
+        </w:rPr>
+        <w:t>Interfaced application with peripheral hardware such as receipt printers, sig pads, payment devices, RFID Scanners</w:t>
       </w:r>
     </w:p>
     <w:p>
@@ -1114,14 +1702,195 @@
         <w:pStyle w:val="ListParagraph"/>
         <w:numPr>
           <w:ilvl w:val="0"/>
-          <w:numId w:val="12"/>
+          <w:numId w:val="24"/>
         </w:numPr>
-      </w:pPr>
-      <w:r>
-        <w:t>Report code-based issues including data being set into the database incorrectly as well as data being handled incorrectly through code</w:t>
-      </w:r>
-      <w:r>
-        <w:t>.</w:t>
+        <w:rPr>
+          <w:sz w:val="24"/>
+          <w:szCs w:val="24"/>
+        </w:rPr>
+      </w:pPr>
+      <w:r>
+        <w:rPr>
+          <w:sz w:val="24"/>
+          <w:szCs w:val="24"/>
+        </w:rPr>
+        <w:t xml:space="preserve">Technologies: C#, ASP.Net, .Net Core 2, MVC, REST APIs, MS SQL, SQL, T-SQL, Angular 12, </w:t>
+      </w:r>
+      <w:proofErr w:type="spellStart"/>
+      <w:r>
+        <w:rPr>
+          <w:sz w:val="24"/>
+          <w:szCs w:val="24"/>
+        </w:rPr>
+        <w:t>MicroServices</w:t>
+      </w:r>
+      <w:proofErr w:type="spellEnd"/>
+      <w:r>
+        <w:rPr>
+          <w:sz w:val="24"/>
+          <w:szCs w:val="24"/>
+        </w:rPr>
+        <w:t xml:space="preserve">, </w:t>
+      </w:r>
+      <w:proofErr w:type="spellStart"/>
+      <w:r>
+        <w:rPr>
+          <w:sz w:val="24"/>
+          <w:szCs w:val="24"/>
+        </w:rPr>
+        <w:t>Github</w:t>
+      </w:r>
+      <w:proofErr w:type="spellEnd"/>
+      <w:r>
+        <w:rPr>
+          <w:sz w:val="24"/>
+          <w:szCs w:val="24"/>
+        </w:rPr>
+        <w:t xml:space="preserve">, AWS. Jenkins, HTML, CSS, </w:t>
+      </w:r>
+      <w:proofErr w:type="spellStart"/>
+      <w:r>
+        <w:rPr>
+          <w:sz w:val="24"/>
+          <w:szCs w:val="24"/>
+        </w:rPr>
+        <w:t>Javascript</w:t>
+      </w:r>
+      <w:proofErr w:type="spellEnd"/>
+      <w:r>
+        <w:rPr>
+          <w:sz w:val="24"/>
+          <w:szCs w:val="24"/>
+        </w:rPr>
+        <w:t>, JSON, AJAX, Razor, Service Oriented Architecture, XML, AJAX, XHR, Agile, Scrum</w:t>
+      </w:r>
+    </w:p>
+    <w:p>
+      <w:pPr>
+        <w:rPr>
+          <w:sz w:val="24"/>
+          <w:szCs w:val="24"/>
+        </w:rPr>
+      </w:pPr>
+    </w:p>
+    <w:p>
+      <w:pPr>
+        <w:rPr>
+          <w:sz w:val="24"/>
+          <w:szCs w:val="24"/>
+        </w:rPr>
+      </w:pPr>
+      <w:r>
+        <w:rPr>
+          <w:b/>
+          <w:bCs/>
+          <w:sz w:val="24"/>
+          <w:szCs w:val="24"/>
+        </w:rPr>
+        <w:t>Web Developer</w:t>
+      </w:r>
+      <w:r>
+        <w:rPr>
+          <w:sz w:val="24"/>
+          <w:szCs w:val="24"/>
+        </w:rPr>
+        <w:tab/>
+      </w:r>
+      <w:r>
+        <w:rPr>
+          <w:sz w:val="24"/>
+          <w:szCs w:val="24"/>
+        </w:rPr>
+        <w:tab/>
+      </w:r>
+      <w:r>
+        <w:rPr>
+          <w:sz w:val="24"/>
+          <w:szCs w:val="24"/>
+        </w:rPr>
+        <w:tab/>
+      </w:r>
+      <w:r>
+        <w:rPr>
+          <w:sz w:val="24"/>
+          <w:szCs w:val="24"/>
+        </w:rPr>
+        <w:tab/>
+      </w:r>
+      <w:r>
+        <w:rPr>
+          <w:sz w:val="24"/>
+          <w:szCs w:val="24"/>
+        </w:rPr>
+        <w:tab/>
+      </w:r>
+      <w:r>
+        <w:rPr>
+          <w:sz w:val="24"/>
+          <w:szCs w:val="24"/>
+        </w:rPr>
+        <w:tab/>
+      </w:r>
+      <w:r>
+        <w:rPr>
+          <w:sz w:val="24"/>
+          <w:szCs w:val="24"/>
+        </w:rPr>
+        <w:tab/>
+      </w:r>
+      <w:r>
+        <w:rPr>
+          <w:sz w:val="24"/>
+          <w:szCs w:val="24"/>
+        </w:rPr>
+        <w:tab/>
+      </w:r>
+      <w:r>
+        <w:rPr>
+          <w:sz w:val="24"/>
+          <w:szCs w:val="24"/>
+        </w:rPr>
+        <w:tab/>
+      </w:r>
+      <w:r>
+        <w:rPr>
+          <w:sz w:val="24"/>
+          <w:szCs w:val="24"/>
+        </w:rPr>
+        <w:tab/>
+      </w:r>
+      <w:r>
+        <w:rPr>
+          <w:sz w:val="24"/>
+          <w:szCs w:val="24"/>
+        </w:rPr>
+        <w:t>Feb 2017 - April 2017</w:t>
+      </w:r>
+    </w:p>
+    <w:p>
+      <w:pPr>
+        <w:pStyle w:val="ListParagraph"/>
+        <w:ind w:left="0" w:firstLine="0"/>
+        <w:rPr>
+          <w:sz w:val="24"/>
+          <w:szCs w:val="24"/>
+        </w:rPr>
+      </w:pPr>
+      <w:proofErr w:type="spellStart"/>
+      <w:r>
+        <w:rPr>
+          <w:sz w:val="24"/>
+          <w:szCs w:val="24"/>
+        </w:rPr>
+        <w:t>Pronear</w:t>
+      </w:r>
+      <w:proofErr w:type="spellEnd"/>
+      <w:r>
+        <w:rPr>
+          <w:sz w:val="24"/>
+          <w:szCs w:val="24"/>
+        </w:rPr>
+        <w:t xml:space="preserve"> Inc (Los Angeles, CA)</w:t>
       </w:r>
     </w:p>
     <w:p>
@@ -1129,11 +1898,19 @@
         <w:pStyle w:val="ListParagraph"/>
         <w:numPr>
           <w:ilvl w:val="0"/>
-          <w:numId w:val="12"/>
+          <w:numId w:val="25"/>
         </w:numPr>
-      </w:pPr>
-      <w:r>
-        <w:t>Optimized poor performing SQL scripts and Stored Procedures</w:t>
+        <w:rPr>
+          <w:sz w:val="24"/>
+          <w:szCs w:val="24"/>
+        </w:rPr>
+      </w:pPr>
+      <w:r>
+        <w:rPr>
+          <w:sz w:val="24"/>
+          <w:szCs w:val="24"/>
+        </w:rPr>
+        <w:t>Developed and maintained a responsive landing website using HTML5 CSS3, JavaScript, jQuery</w:t>
       </w:r>
     </w:p>
     <w:p>
@@ -1141,75 +1918,46 @@
         <w:pStyle w:val="ListParagraph"/>
         <w:numPr>
           <w:ilvl w:val="0"/>
-          <w:numId w:val="12"/>
+          <w:numId w:val="25"/>
         </w:numPr>
-      </w:pPr>
-      <w:r>
-        <w:t>Managed and maintained AWS database for internal troubleshooting of software issues</w:t>
-      </w:r>
-      <w:r>
-        <w:t>.</w:t>
-      </w:r>
-    </w:p>
-    <w:p/>
+        <w:rPr>
+          <w:sz w:val="24"/>
+          <w:szCs w:val="24"/>
+        </w:rPr>
+      </w:pPr>
+      <w:r>
+        <w:rPr>
+          <w:sz w:val="24"/>
+          <w:szCs w:val="24"/>
+        </w:rPr>
+        <w:t>Used php to validate and store user data in .csv format.</w:t>
+      </w:r>
+    </w:p>
     <w:p>
       <w:pPr>
         <w:pStyle w:val="ListParagraph"/>
         <w:numPr>
           <w:ilvl w:val="0"/>
-          <w:numId w:val="7"/>
+          <w:numId w:val="25"/>
         </w:numPr>
-      </w:pPr>
-      <w:r>
-        <w:rPr>
-          <w:b/>
-          <w:bCs/>
-        </w:rPr>
-        <w:t>Web Developer</w:t>
-      </w:r>
-      <w:r>
-        <w:tab/>
-      </w:r>
-      <w:r>
-        <w:tab/>
-      </w:r>
-      <w:r>
-        <w:tab/>
-      </w:r>
-      <w:r>
-        <w:tab/>
-      </w:r>
-      <w:r>
-        <w:tab/>
-      </w:r>
-      <w:r>
-        <w:tab/>
-      </w:r>
-      <w:r>
-        <w:tab/>
-      </w:r>
-      <w:r>
-        <w:tab/>
-      </w:r>
-      <w:r>
-        <w:tab/>
-      </w:r>
-      <w:r>
-        <w:t>Feb 2017 - April 2017</w:t>
-      </w:r>
-    </w:p>
-    <w:p>
-      <w:pPr>
-        <w:pStyle w:val="ListParagraph"/>
-        <w:ind w:left="720" w:firstLine="0"/>
-      </w:pPr>
-      <w:proofErr w:type="spellStart"/>
-      <w:r>
-        <w:t>Pronear</w:t>
-      </w:r>
-      <w:proofErr w:type="spellEnd"/>
-      <w:r>
-        <w:t xml:space="preserve"> Inc (Los Angeles, CA)</w:t>
+        <w:rPr>
+          <w:sz w:val="24"/>
+          <w:szCs w:val="24"/>
+        </w:rPr>
+      </w:pPr>
+      <w:r>
+        <w:rPr>
+          <w:sz w:val="24"/>
+          <w:szCs w:val="24"/>
+        </w:rPr>
+        <w:t>Set up tracking to track user events on website</w:t>
+      </w:r>
+      <w:r>
+        <w:rPr>
+          <w:sz w:val="24"/>
+          <w:szCs w:val="24"/>
+        </w:rPr>
+        <w:t>.</w:t>
       </w:r>
     </w:p>
     <w:p>
@@ -1217,36 +1965,208 @@
         <w:pStyle w:val="ListParagraph"/>
         <w:numPr>
           <w:ilvl w:val="0"/>
-          <w:numId w:val="13"/>
+          <w:numId w:val="25"/>
         </w:numPr>
-      </w:pPr>
-      <w:r>
-        <w:t xml:space="preserve">Developed and maintained a responsive landing website using HTML5 CSS3, JavaScript, </w:t>
-      </w:r>
-      <w:proofErr w:type="gramStart"/>
-      <w:r>
-        <w:t>jQuery</w:t>
-      </w:r>
-      <w:proofErr w:type="gramEnd"/>
+        <w:rPr>
+          <w:sz w:val="24"/>
+          <w:szCs w:val="24"/>
+        </w:rPr>
+      </w:pPr>
+      <w:r>
+        <w:rPr>
+          <w:sz w:val="24"/>
+          <w:szCs w:val="24"/>
+        </w:rPr>
+        <w:t>Technologie</w:t>
+      </w:r>
+      <w:r>
+        <w:rPr>
+          <w:sz w:val="24"/>
+          <w:szCs w:val="24"/>
+        </w:rPr>
+        <w:t>s</w:t>
+      </w:r>
+      <w:r>
+        <w:rPr>
+          <w:sz w:val="24"/>
+          <w:szCs w:val="24"/>
+        </w:rPr>
+        <w:t xml:space="preserve">: HTML5, CSS3, JavaScript, </w:t>
+      </w:r>
+      <w:proofErr w:type="spellStart"/>
+      <w:r>
+        <w:rPr>
+          <w:sz w:val="24"/>
+          <w:szCs w:val="24"/>
+        </w:rPr>
+        <w:t>JQuery</w:t>
+      </w:r>
+      <w:proofErr w:type="spellEnd"/>
+      <w:r>
+        <w:rPr>
+          <w:sz w:val="24"/>
+          <w:szCs w:val="24"/>
+        </w:rPr>
+        <w:t xml:space="preserve">, PHP, </w:t>
+      </w:r>
+      <w:proofErr w:type="spellStart"/>
+      <w:r>
+        <w:rPr>
+          <w:sz w:val="24"/>
+          <w:szCs w:val="24"/>
+        </w:rPr>
+        <w:t>Mixpanel</w:t>
+      </w:r>
+      <w:proofErr w:type="spellEnd"/>
+    </w:p>
+    <w:p>
+      <w:pPr>
+        <w:rPr>
+          <w:sz w:val="24"/>
+          <w:szCs w:val="24"/>
+        </w:rPr>
+      </w:pPr>
+    </w:p>
+    <w:p>
+      <w:pPr>
+        <w:rPr>
+          <w:sz w:val="24"/>
+          <w:szCs w:val="24"/>
+        </w:rPr>
+      </w:pPr>
+      <w:r>
+        <w:rPr>
+          <w:b/>
+          <w:bCs/>
+          <w:sz w:val="24"/>
+          <w:szCs w:val="24"/>
+        </w:rPr>
+        <w:t>Software Engineer Intern</w:t>
+      </w:r>
+      <w:r>
+        <w:rPr>
+          <w:b/>
+          <w:bCs/>
+          <w:sz w:val="24"/>
+          <w:szCs w:val="24"/>
+        </w:rPr>
+        <w:tab/>
+      </w:r>
+      <w:r>
+        <w:rPr>
+          <w:b/>
+          <w:bCs/>
+          <w:sz w:val="24"/>
+          <w:szCs w:val="24"/>
+        </w:rPr>
+        <w:tab/>
+      </w:r>
+      <w:r>
+        <w:rPr>
+          <w:b/>
+          <w:bCs/>
+          <w:sz w:val="24"/>
+          <w:szCs w:val="24"/>
+        </w:rPr>
+        <w:tab/>
+      </w:r>
+      <w:r>
+        <w:rPr>
+          <w:b/>
+          <w:bCs/>
+          <w:sz w:val="24"/>
+          <w:szCs w:val="24"/>
+        </w:rPr>
+        <w:tab/>
+      </w:r>
+      <w:r>
+        <w:rPr>
+          <w:b/>
+          <w:bCs/>
+          <w:sz w:val="24"/>
+          <w:szCs w:val="24"/>
+        </w:rPr>
+        <w:tab/>
+      </w:r>
+      <w:r>
+        <w:rPr>
+          <w:b/>
+          <w:bCs/>
+          <w:sz w:val="24"/>
+          <w:szCs w:val="24"/>
+        </w:rPr>
+        <w:tab/>
+      </w:r>
+      <w:r>
+        <w:rPr>
+          <w:b/>
+          <w:bCs/>
+          <w:sz w:val="24"/>
+          <w:szCs w:val="24"/>
+        </w:rPr>
+        <w:tab/>
+      </w:r>
+      <w:r>
+        <w:rPr>
+          <w:b/>
+          <w:bCs/>
+          <w:sz w:val="24"/>
+          <w:szCs w:val="24"/>
+        </w:rPr>
+        <w:tab/>
+      </w:r>
+      <w:r>
+        <w:rPr>
+          <w:b/>
+          <w:bCs/>
+          <w:sz w:val="24"/>
+          <w:szCs w:val="24"/>
+        </w:rPr>
+        <w:tab/>
+      </w:r>
+      <w:r>
+        <w:rPr>
+          <w:sz w:val="24"/>
+          <w:szCs w:val="24"/>
+        </w:rPr>
+        <w:t>July 2014 - July 2015</w:t>
+      </w:r>
+    </w:p>
+    <w:p>
+      <w:pPr>
+        <w:pStyle w:val="ListParagraph"/>
+        <w:ind w:left="0" w:firstLine="0"/>
+        <w:rPr>
+          <w:sz w:val="24"/>
+          <w:szCs w:val="24"/>
+        </w:rPr>
+      </w:pPr>
+      <w:r>
+        <w:rPr>
+          <w:sz w:val="24"/>
+          <w:szCs w:val="24"/>
+        </w:rPr>
+        <w:t>Persistent Computer Services (Mumbai, India)</w:t>
+      </w:r>
     </w:p>
     <w:p>
       <w:pPr>
         <w:pStyle w:val="ListParagraph"/>
         <w:numPr>
           <w:ilvl w:val="0"/>
-          <w:numId w:val="13"/>
+          <w:numId w:val="29"/>
         </w:numPr>
-      </w:pPr>
-      <w:r>
-        <w:t xml:space="preserve">Used </w:t>
-      </w:r>
-      <w:proofErr w:type="spellStart"/>
-      <w:r>
-        <w:t>php</w:t>
-      </w:r>
-      <w:proofErr w:type="spellEnd"/>
-      <w:r>
-        <w:t xml:space="preserve"> to validate and store user data in .csv format.</w:t>
+        <w:rPr>
+          <w:sz w:val="24"/>
+          <w:szCs w:val="24"/>
+        </w:rPr>
+      </w:pPr>
+      <w:r>
+        <w:rPr>
+          <w:sz w:val="24"/>
+          <w:szCs w:val="24"/>
+        </w:rPr>
+        <w:t>Collaborated with senior developers to deepen understanding of SDLC fundamentals.</w:t>
       </w:r>
     </w:p>
     <w:p>
@@ -1254,14 +2174,19 @@
         <w:pStyle w:val="ListParagraph"/>
         <w:numPr>
           <w:ilvl w:val="0"/>
-          <w:numId w:val="13"/>
+          <w:numId w:val="29"/>
         </w:numPr>
-      </w:pPr>
-      <w:r>
-        <w:t>Set up tracking to track user events on website</w:t>
-      </w:r>
-      <w:r>
-        <w:t>.</w:t>
+        <w:rPr>
+          <w:sz w:val="24"/>
+          <w:szCs w:val="24"/>
+        </w:rPr>
+      </w:pPr>
+      <w:r>
+        <w:rPr>
+          <w:sz w:val="24"/>
+          <w:szCs w:val="24"/>
+        </w:rPr>
+        <w:t>Worked alongside project managers and development teams to deliver high-quality products.</w:t>
       </w:r>
     </w:p>
     <w:p>
@@ -1269,77 +2194,39 @@
         <w:pStyle w:val="ListParagraph"/>
         <w:numPr>
           <w:ilvl w:val="0"/>
-          <w:numId w:val="13"/>
+          <w:numId w:val="29"/>
         </w:numPr>
-      </w:pPr>
-      <w:r>
-        <w:t xml:space="preserve">Technologies worked with: HTML5, CSS3, JavaScript, </w:t>
-      </w:r>
-      <w:proofErr w:type="spellStart"/>
-      <w:r>
-        <w:t>JQuery</w:t>
-      </w:r>
-      <w:proofErr w:type="spellEnd"/>
-      <w:r>
-        <w:t xml:space="preserve">, PHP, </w:t>
-      </w:r>
-      <w:proofErr w:type="spellStart"/>
-      <w:r>
-        <w:t>Mixpanel</w:t>
-      </w:r>
-      <w:proofErr w:type="spellEnd"/>
-    </w:p>
-    <w:p/>
+        <w:rPr>
+          <w:sz w:val="24"/>
+          <w:szCs w:val="24"/>
+        </w:rPr>
+      </w:pPr>
+      <w:r>
+        <w:rPr>
+          <w:sz w:val="24"/>
+          <w:szCs w:val="24"/>
+        </w:rPr>
+        <w:t>Applied object-oriented principles in developing multi-threaded applications.</w:t>
+      </w:r>
+    </w:p>
     <w:p>
       <w:pPr>
         <w:pStyle w:val="ListParagraph"/>
         <w:numPr>
           <w:ilvl w:val="0"/>
-          <w:numId w:val="7"/>
+          <w:numId w:val="29"/>
         </w:numPr>
-      </w:pPr>
-      <w:r>
-        <w:rPr>
-          <w:b/>
-          <w:bCs/>
-        </w:rPr>
-        <w:t>Software Engineer Intern</w:t>
-      </w:r>
-      <w:r>
-        <w:tab/>
-      </w:r>
-      <w:r>
-        <w:tab/>
-      </w:r>
-      <w:r>
-        <w:tab/>
-      </w:r>
-      <w:r>
-        <w:tab/>
-      </w:r>
-      <w:r>
-        <w:tab/>
-      </w:r>
-      <w:r>
-        <w:tab/>
-      </w:r>
-      <w:r>
-        <w:tab/>
-      </w:r>
-      <w:r>
-        <w:tab/>
-      </w:r>
-      <w:r>
-        <w:t>July 2014 - July 2015</w:t>
-      </w:r>
-    </w:p>
-    <w:p>
-      <w:pPr>
-        <w:pStyle w:val="ListParagraph"/>
-        <w:ind w:left="720" w:firstLine="0"/>
-      </w:pPr>
-      <w:r>
-        <w:t>Persistent Computer Services (Mumbai, India)</w:t>
+        <w:rPr>
+          <w:sz w:val="24"/>
+          <w:szCs w:val="24"/>
+        </w:rPr>
+      </w:pPr>
+      <w:r>
+        <w:rPr>
+          <w:sz w:val="24"/>
+          <w:szCs w:val="24"/>
+        </w:rPr>
+        <w:t>Contributed to a team that created and maintained web applications for desktop environments.</w:t>
       </w:r>
     </w:p>
     <w:p>
@@ -1347,14 +2234,19 @@
         <w:pStyle w:val="ListParagraph"/>
         <w:numPr>
           <w:ilvl w:val="0"/>
-          <w:numId w:val="14"/>
+          <w:numId w:val="29"/>
         </w:numPr>
-      </w:pPr>
-      <w:r>
-        <w:t xml:space="preserve">Collaborated with the Project Manager and development team members to develop high quality </w:t>
-      </w:r>
-      <w:r>
-        <w:t>products.</w:t>
+        <w:rPr>
+          <w:sz w:val="24"/>
+          <w:szCs w:val="24"/>
+        </w:rPr>
+      </w:pPr>
+      <w:r>
+        <w:rPr>
+          <w:sz w:val="24"/>
+          <w:szCs w:val="24"/>
+        </w:rPr>
+        <w:t>Optimized and tuned poorly performing scripts for better efficiency.</w:t>
       </w:r>
     </w:p>
     <w:p>
@@ -1362,11 +2254,19 @@
         <w:pStyle w:val="ListParagraph"/>
         <w:numPr>
           <w:ilvl w:val="0"/>
-          <w:numId w:val="14"/>
+          <w:numId w:val="29"/>
         </w:numPr>
-      </w:pPr>
-      <w:r>
-        <w:t>Applied object-oriented concepts to develop multi-threaded applications.</w:t>
+        <w:rPr>
+          <w:sz w:val="24"/>
+          <w:szCs w:val="24"/>
+        </w:rPr>
+      </w:pPr>
+      <w:r>
+        <w:rPr>
+          <w:sz w:val="24"/>
+          <w:szCs w:val="24"/>
+        </w:rPr>
+        <w:t>Troubleshot and debugged software issues effectively.</w:t>
       </w:r>
     </w:p>
     <w:p>
@@ -1374,11 +2274,64 @@
         <w:pStyle w:val="ListParagraph"/>
         <w:numPr>
           <w:ilvl w:val="0"/>
-          <w:numId w:val="14"/>
+          <w:numId w:val="29"/>
         </w:numPr>
-      </w:pPr>
-      <w:r>
-        <w:t>Worked in a team to create and maintain web applications accessed on desktop environments.</w:t>
+        <w:rPr>
+          <w:sz w:val="24"/>
+          <w:szCs w:val="24"/>
+        </w:rPr>
+      </w:pPr>
+      <w:r>
+        <w:rPr>
+          <w:sz w:val="24"/>
+          <w:szCs w:val="24"/>
+        </w:rPr>
+        <w:t xml:space="preserve">Technologies: .NET, ASP.NET, C#, Visual Studio, HTML, CSS, JavaScript, </w:t>
+      </w:r>
+      <w:proofErr w:type="spellStart"/>
+      <w:r>
+        <w:rPr>
+          <w:sz w:val="24"/>
+          <w:szCs w:val="24"/>
+        </w:rPr>
+        <w:t>JQuery</w:t>
+      </w:r>
+      <w:proofErr w:type="spellEnd"/>
+      <w:r>
+        <w:rPr>
+          <w:sz w:val="24"/>
+          <w:szCs w:val="24"/>
+        </w:rPr>
+        <w:t>, SQL.</w:t>
+      </w:r>
+    </w:p>
+    <w:p>
+      <w:pPr>
+        <w:rPr>
+          <w:sz w:val="24"/>
+          <w:szCs w:val="24"/>
+        </w:rPr>
+      </w:pPr>
+    </w:p>
+    <w:p>
+      <w:pPr>
+        <w:rPr>
+          <w:b/>
+          <w:bCs/>
+          <w:sz w:val="24"/>
+          <w:szCs w:val="24"/>
+          <w:u w:val="single"/>
+        </w:rPr>
+      </w:pPr>
+      <w:r>
+        <w:rPr>
+          <w:b/>
+          <w:bCs/>
+          <w:sz w:val="24"/>
+          <w:szCs w:val="24"/>
+          <w:u w:val="single"/>
+        </w:rPr>
+        <w:t>Education</w:t>
       </w:r>
     </w:p>
     <w:p>
@@ -1386,20 +2339,87 @@
         <w:pStyle w:val="ListParagraph"/>
         <w:numPr>
           <w:ilvl w:val="0"/>
-          <w:numId w:val="14"/>
+          <w:numId w:val="28"/>
         </w:numPr>
-      </w:pPr>
-      <w:r>
-        <w:t xml:space="preserve">Experience in tuning </w:t>
-      </w:r>
-      <w:r>
-        <w:t>poorly</w:t>
-      </w:r>
-      <w:r>
-        <w:t xml:space="preserve"> performing scripts</w:t>
-      </w:r>
-      <w:r>
-        <w:t>.</w:t>
+        <w:rPr>
+          <w:sz w:val="24"/>
+          <w:szCs w:val="24"/>
+        </w:rPr>
+      </w:pPr>
+      <w:r>
+        <w:rPr>
+          <w:sz w:val="24"/>
+          <w:szCs w:val="24"/>
+        </w:rPr>
+        <w:t>Master of Science in Information Systems Security</w:t>
+      </w:r>
+      <w:r>
+        <w:rPr>
+          <w:sz w:val="24"/>
+          <w:szCs w:val="24"/>
+        </w:rPr>
+        <w:tab/>
+      </w:r>
+      <w:r>
+        <w:rPr>
+          <w:sz w:val="24"/>
+          <w:szCs w:val="24"/>
+        </w:rPr>
+        <w:tab/>
+      </w:r>
+      <w:r>
+        <w:rPr>
+          <w:sz w:val="24"/>
+          <w:szCs w:val="24"/>
+        </w:rPr>
+        <w:tab/>
+      </w:r>
+      <w:r>
+        <w:rPr>
+          <w:sz w:val="24"/>
+          <w:szCs w:val="24"/>
+        </w:rPr>
+        <w:tab/>
+      </w:r>
+      <w:r>
+        <w:rPr>
+          <w:sz w:val="24"/>
+          <w:szCs w:val="24"/>
+        </w:rPr>
+        <w:tab/>
+        <w:t>January 2020- July 2022</w:t>
+      </w:r>
+    </w:p>
+    <w:p>
+      <w:pPr>
+        <w:ind w:firstLine="720"/>
+        <w:rPr>
+          <w:sz w:val="24"/>
+          <w:szCs w:val="24"/>
+        </w:rPr>
+      </w:pPr>
+      <w:r>
+        <w:rPr>
+          <w:sz w:val="24"/>
+          <w:szCs w:val="24"/>
+        </w:rPr>
+        <w:t xml:space="preserve">University of the </w:t>
+      </w:r>
+      <w:proofErr w:type="spellStart"/>
+      <w:r>
+        <w:rPr>
+          <w:sz w:val="24"/>
+          <w:szCs w:val="24"/>
+        </w:rPr>
+        <w:t>Cumberlands</w:t>
+      </w:r>
+      <w:proofErr w:type="spellEnd"/>
+      <w:r>
+        <w:rPr>
+          <w:sz w:val="24"/>
+          <w:szCs w:val="24"/>
+        </w:rPr>
+        <w:t xml:space="preserve"> </w:t>
       </w:r>
     </w:p>
     <w:p>
@@ -1407,14 +2427,78 @@
         <w:pStyle w:val="ListParagraph"/>
         <w:numPr>
           <w:ilvl w:val="0"/>
-          <w:numId w:val="14"/>
+          <w:numId w:val="28"/>
         </w:numPr>
-      </w:pPr>
-      <w:r>
-        <w:t>Experience in troubleshooting and debugging software issues</w:t>
-      </w:r>
-      <w:r>
-        <w:t>.</w:t>
+        <w:rPr>
+          <w:sz w:val="24"/>
+          <w:szCs w:val="24"/>
+        </w:rPr>
+      </w:pPr>
+      <w:r>
+        <w:rPr>
+          <w:sz w:val="24"/>
+          <w:szCs w:val="24"/>
+        </w:rPr>
+        <w:t>Master of Science in Computer Science</w:t>
+      </w:r>
+      <w:r>
+        <w:rPr>
+          <w:sz w:val="24"/>
+          <w:szCs w:val="24"/>
+        </w:rPr>
+        <w:tab/>
+      </w:r>
+      <w:r>
+        <w:rPr>
+          <w:sz w:val="24"/>
+          <w:szCs w:val="24"/>
+        </w:rPr>
+        <w:tab/>
+      </w:r>
+      <w:r>
+        <w:rPr>
+          <w:sz w:val="24"/>
+          <w:szCs w:val="24"/>
+        </w:rPr>
+        <w:tab/>
+      </w:r>
+      <w:r>
+        <w:rPr>
+          <w:sz w:val="24"/>
+          <w:szCs w:val="24"/>
+        </w:rPr>
+        <w:tab/>
+      </w:r>
+      <w:r>
+        <w:rPr>
+          <w:sz w:val="24"/>
+          <w:szCs w:val="24"/>
+        </w:rPr>
+        <w:tab/>
+      </w:r>
+      <w:r>
+        <w:rPr>
+          <w:sz w:val="24"/>
+          <w:szCs w:val="24"/>
+        </w:rPr>
+        <w:tab/>
+        <w:t>August 2015- Dec 2016</w:t>
+      </w:r>
+    </w:p>
+    <w:p>
+      <w:pPr>
+        <w:ind w:firstLine="720"/>
+        <w:rPr>
+          <w:sz w:val="24"/>
+          <w:szCs w:val="24"/>
+        </w:rPr>
+      </w:pPr>
+      <w:r>
+        <w:rPr>
+          <w:sz w:val="24"/>
+          <w:szCs w:val="24"/>
+        </w:rPr>
+        <w:t>California State University, Long Beach</w:t>
       </w:r>
     </w:p>
     <w:p>
@@ -1422,22 +2506,81 @@
         <w:pStyle w:val="ListParagraph"/>
         <w:numPr>
           <w:ilvl w:val="0"/>
-          <w:numId w:val="14"/>
+          <w:numId w:val="28"/>
         </w:numPr>
-      </w:pPr>
-      <w:r>
-        <w:t xml:space="preserve">Technologies worked with: .Net, C#, Visual Studio, HTML, CSS, JavaScript, </w:t>
-      </w:r>
-      <w:proofErr w:type="spellStart"/>
-      <w:r>
-        <w:t>JQuery</w:t>
-      </w:r>
-      <w:proofErr w:type="spellEnd"/>
-      <w:r>
-        <w:t>, SQL</w:t>
-      </w:r>
-    </w:p>
-    <w:p/>
+        <w:rPr>
+          <w:sz w:val="24"/>
+          <w:szCs w:val="24"/>
+        </w:rPr>
+      </w:pPr>
+      <w:r>
+        <w:rPr>
+          <w:sz w:val="24"/>
+          <w:szCs w:val="24"/>
+        </w:rPr>
+        <w:t>Bachelor of Engineering in Information Technology</w:t>
+      </w:r>
+      <w:r>
+        <w:rPr>
+          <w:sz w:val="24"/>
+          <w:szCs w:val="24"/>
+        </w:rPr>
+        <w:tab/>
+      </w:r>
+      <w:r>
+        <w:rPr>
+          <w:sz w:val="24"/>
+          <w:szCs w:val="24"/>
+        </w:rPr>
+        <w:tab/>
+      </w:r>
+      <w:r>
+        <w:rPr>
+          <w:sz w:val="24"/>
+          <w:szCs w:val="24"/>
+        </w:rPr>
+        <w:tab/>
+      </w:r>
+      <w:r>
+        <w:rPr>
+          <w:sz w:val="24"/>
+          <w:szCs w:val="24"/>
+        </w:rPr>
+        <w:tab/>
+      </w:r>
+      <w:r>
+        <w:rPr>
+          <w:sz w:val="24"/>
+          <w:szCs w:val="24"/>
+        </w:rPr>
+        <w:tab/>
+        <w:t>August 2011- May 2015</w:t>
+      </w:r>
+    </w:p>
+    <w:p>
+      <w:pPr>
+        <w:ind w:firstLine="720"/>
+        <w:rPr>
+          <w:sz w:val="24"/>
+          <w:szCs w:val="24"/>
+        </w:rPr>
+      </w:pPr>
+      <w:r>
+        <w:rPr>
+          <w:sz w:val="24"/>
+          <w:szCs w:val="24"/>
+        </w:rPr>
+        <w:t>University of Mumbai</w:t>
+      </w:r>
+    </w:p>
+    <w:p>
+      <w:pPr>
+        <w:rPr>
+          <w:sz w:val="24"/>
+          <w:szCs w:val="24"/>
+        </w:rPr>
+      </w:pPr>
+    </w:p>
     <w:p>
       <w:pPr>
         <w:rPr>
@@ -1445,6 +2588,7 @@
           <w:bCs/>
           <w:sz w:val="24"/>
           <w:szCs w:val="24"/>
+          <w:u w:val="single"/>
         </w:rPr>
       </w:pPr>
       <w:r>
@@ -1453,211 +2597,129 @@
           <w:bCs/>
           <w:sz w:val="24"/>
           <w:szCs w:val="24"/>
-        </w:rPr>
-        <w:t>Projects</w:t>
-      </w:r>
-    </w:p>
-    <w:p>
-      <w:pPr>
-        <w:pStyle w:val="ListParagraph"/>
-        <w:numPr>
-          <w:ilvl w:val="0"/>
-          <w:numId w:val="7"/>
-        </w:numPr>
-      </w:pPr>
-      <w:r>
+          <w:u w:val="single"/>
+        </w:rPr>
+        <w:t>Certification</w:t>
+      </w:r>
+    </w:p>
+    <w:p>
+      <w:pPr>
+        <w:rPr>
+          <w:sz w:val="24"/>
+          <w:szCs w:val="24"/>
+        </w:rPr>
+      </w:pPr>
+      <w:r>
+        <w:rPr>
+          <w:sz w:val="24"/>
+          <w:szCs w:val="24"/>
+        </w:rPr>
+        <w:t>Microsoft Certified: Azure Fundamentals</w:t>
+      </w:r>
+    </w:p>
+    <w:p>
+      <w:pPr>
+        <w:rPr>
+          <w:sz w:val="24"/>
+          <w:szCs w:val="24"/>
+        </w:rPr>
+      </w:pPr>
+      <w:r>
+        <w:rPr>
+          <w:sz w:val="24"/>
+          <w:szCs w:val="24"/>
+        </w:rPr>
+        <w:t>Credential ID: B0E3E910FF6DA24A, April 2024</w:t>
+      </w:r>
+    </w:p>
+    <w:p>
+      <w:pPr>
         <w:rPr>
           <w:b/>
           <w:bCs/>
-        </w:rPr>
-        <w:t>Release Checker</w:t>
-      </w:r>
-      <w:r>
-        <w:t xml:space="preserve"> (July 2021)</w:t>
-      </w:r>
-    </w:p>
-    <w:p>
-      <w:pPr>
-        <w:pStyle w:val="ListParagraph"/>
-        <w:numPr>
-          <w:ilvl w:val="0"/>
-          <w:numId w:val="15"/>
-        </w:numPr>
-      </w:pPr>
-      <w:r>
-        <w:t>Created a WPF application, which would provide all the comparison details between two Git branches.</w:t>
-      </w:r>
-    </w:p>
-    <w:p>
-      <w:pPr>
-        <w:pStyle w:val="ListParagraph"/>
-        <w:numPr>
-          <w:ilvl w:val="0"/>
-          <w:numId w:val="15"/>
-        </w:numPr>
-      </w:pPr>
-      <w:r>
-        <w:t>The details include commits, commit message, JIRA ticket, Fix Version (Release Version)</w:t>
-      </w:r>
-    </w:p>
-    <w:p>
-      <w:pPr>
-        <w:pStyle w:val="ListParagraph"/>
-        <w:numPr>
-          <w:ilvl w:val="0"/>
-          <w:numId w:val="15"/>
-        </w:numPr>
-      </w:pPr>
-      <w:r>
-        <w:t xml:space="preserve">The tool will provide results in tabular form, which can be downloaded or emailed to approvers as </w:t>
-      </w:r>
-      <w:proofErr w:type="gramStart"/>
-      <w:r>
-        <w:t>a proof</w:t>
-      </w:r>
-      <w:proofErr w:type="gramEnd"/>
-      <w:r>
-        <w:t xml:space="preserve"> of evidence, before a release.</w:t>
-      </w:r>
-    </w:p>
-    <w:p/>
-    <w:p>
-      <w:pPr>
-        <w:pStyle w:val="ListParagraph"/>
-        <w:numPr>
-          <w:ilvl w:val="0"/>
-          <w:numId w:val="7"/>
-        </w:numPr>
-      </w:pPr>
-      <w:r>
-        <w:rPr>
-          <w:b/>
-          <w:bCs/>
-        </w:rPr>
-        <w:t>Halloween Superstore Web Application</w:t>
-      </w:r>
-      <w:r>
-        <w:t xml:space="preserve"> (August 2016)</w:t>
-      </w:r>
-    </w:p>
-    <w:p>
-      <w:pPr>
-        <w:pStyle w:val="ListParagraph"/>
-        <w:numPr>
-          <w:ilvl w:val="0"/>
-          <w:numId w:val="16"/>
-        </w:numPr>
-      </w:pPr>
-      <w:r>
-        <w:t>Developed a dynamic website for online shopping with home page, order page, cart page and checkout page.</w:t>
-      </w:r>
-    </w:p>
-    <w:p>
-      <w:pPr>
-        <w:pStyle w:val="ListParagraph"/>
-        <w:numPr>
-          <w:ilvl w:val="0"/>
-          <w:numId w:val="16"/>
-        </w:numPr>
-      </w:pPr>
-      <w:r>
-        <w:t>Implemented ASP.Net MVC software architecture pattern.</w:t>
-      </w:r>
-    </w:p>
-    <w:p>
-      <w:pPr>
-        <w:pStyle w:val="ListParagraph"/>
-        <w:numPr>
-          <w:ilvl w:val="0"/>
-          <w:numId w:val="16"/>
-        </w:numPr>
-      </w:pPr>
-      <w:r>
-        <w:t>The technologies used are Visual Studio, ASP.Net MVC, C#, HTML, XML, JavaScript, jQuery.</w:t>
-      </w:r>
-    </w:p>
-    <w:p/>
-    <w:p>
-      <w:pPr>
-        <w:pStyle w:val="ListParagraph"/>
-        <w:numPr>
-          <w:ilvl w:val="0"/>
-          <w:numId w:val="7"/>
-        </w:numPr>
-      </w:pPr>
-      <w:r>
-        <w:rPr>
-          <w:b/>
-          <w:bCs/>
-        </w:rPr>
-        <w:t>Car Review Web application</w:t>
-      </w:r>
-      <w:r>
-        <w:t xml:space="preserve"> (April 2015)</w:t>
-      </w:r>
-    </w:p>
-    <w:p>
-      <w:pPr>
-        <w:pStyle w:val="ListParagraph"/>
-        <w:numPr>
-          <w:ilvl w:val="0"/>
-          <w:numId w:val="17"/>
-        </w:numPr>
-      </w:pPr>
-      <w:r>
-        <w:t>Implemented sentiment analysis and opinion mining of online car reviews.</w:t>
-      </w:r>
-    </w:p>
-    <w:p>
-      <w:pPr>
-        <w:pStyle w:val="ListParagraph"/>
-        <w:numPr>
-          <w:ilvl w:val="0"/>
-          <w:numId w:val="17"/>
-        </w:numPr>
-      </w:pPr>
-      <w:r>
-        <w:t xml:space="preserve">Collaborated with team members to design and develop a website which </w:t>
-      </w:r>
-      <w:proofErr w:type="gramStart"/>
-      <w:r>
-        <w:t>provide</w:t>
-      </w:r>
-      <w:proofErr w:type="gramEnd"/>
-      <w:r>
-        <w:t xml:space="preserve"> sentiment analysis of car products.</w:t>
-      </w:r>
-    </w:p>
-    <w:p>
-      <w:pPr>
-        <w:pStyle w:val="ListParagraph"/>
-        <w:numPr>
-          <w:ilvl w:val="0"/>
-          <w:numId w:val="17"/>
-        </w:numPr>
-      </w:pPr>
-      <w:r>
-        <w:t>The task was to perform natural language processing, efficient feature extraction, sentiment polarity classification, and provide the users with comparative feature summary of car products.</w:t>
-      </w:r>
-    </w:p>
-    <w:p>
-      <w:pPr>
-        <w:pStyle w:val="ListParagraph"/>
-        <w:numPr>
-          <w:ilvl w:val="0"/>
-          <w:numId w:val="17"/>
-        </w:numPr>
-      </w:pPr>
-      <w:r>
-        <w:t xml:space="preserve">The technology used are ASP.Net, C#, SQL Server, web crawler, HTML, XML, JavaScript, jQuery, </w:t>
-      </w:r>
-      <w:proofErr w:type="spellStart"/>
-      <w:r>
-        <w:t>SentiWordNet</w:t>
-      </w:r>
-      <w:proofErr w:type="spellEnd"/>
-      <w:r>
-        <w:t>, POS tagging, Natural Language Processing (NLP).</w:t>
+          <w:sz w:val="24"/>
+          <w:szCs w:val="24"/>
+          <w:u w:val="single"/>
+        </w:rPr>
+      </w:pPr>
+    </w:p>
+    <w:p>
+      <w:pPr>
+        <w:rPr>
+          <w:sz w:val="24"/>
+          <w:szCs w:val="24"/>
+        </w:rPr>
+      </w:pPr>
+      <w:r>
+        <w:rPr>
+          <w:sz w:val="24"/>
+          <w:szCs w:val="24"/>
+        </w:rPr>
+        <w:t>Applied Machine Learning in Python</w:t>
+      </w:r>
+      <w:r>
+        <w:rPr>
+          <w:sz w:val="24"/>
+          <w:szCs w:val="24"/>
+        </w:rPr>
+        <w:t xml:space="preserve">, </w:t>
+      </w:r>
+      <w:r>
+        <w:rPr>
+          <w:sz w:val="24"/>
+          <w:szCs w:val="24"/>
+        </w:rPr>
+        <w:t>University of Michigan</w:t>
+      </w:r>
+      <w:r>
+        <w:rPr>
+          <w:sz w:val="24"/>
+          <w:szCs w:val="24"/>
+        </w:rPr>
+        <w:t>,</w:t>
+      </w:r>
+    </w:p>
+    <w:p>
+      <w:pPr>
+        <w:rPr>
+          <w:sz w:val="24"/>
+          <w:szCs w:val="24"/>
+        </w:rPr>
+      </w:pPr>
+      <w:r>
+        <w:rPr>
+          <w:sz w:val="24"/>
+          <w:szCs w:val="24"/>
+        </w:rPr>
+        <w:t>Credential ID</w:t>
+      </w:r>
+      <w:r>
+        <w:rPr>
+          <w:sz w:val="24"/>
+          <w:szCs w:val="24"/>
+        </w:rPr>
+        <w:t xml:space="preserve">: </w:t>
+      </w:r>
+      <w:r>
+        <w:rPr>
+          <w:sz w:val="24"/>
+          <w:szCs w:val="24"/>
+        </w:rPr>
+        <w:t>FPTRBF9P37ES</w:t>
+      </w:r>
+      <w:r>
+        <w:rPr>
+          <w:sz w:val="24"/>
+          <w:szCs w:val="24"/>
+        </w:rPr>
+        <w:t xml:space="preserve">, </w:t>
+      </w:r>
+      <w:r>
+        <w:rPr>
+          <w:sz w:val="24"/>
+          <w:szCs w:val="24"/>
+        </w:rPr>
+        <w:t>Aug 2024</w:t>
       </w:r>
     </w:p>
     <w:sectPr>
@@ -1671,7 +2733,7 @@
 </file>
 
 <file path=word/endnotes.xml><?xml version="1.0" encoding="utf-8"?>
-<w:endnotes xmlns:wpc="http://schemas.microsoft.com/office/word/2010/wordprocessingCanvas" xmlns:cx="http://schemas.microsoft.com/office/drawing/2014/chartex" xmlns:cx1="http://schemas.microsoft.com/office/drawing/2015/9/8/chartex" xmlns:cx2="http://schemas.microsoft.com/office/drawing/2015/10/21/chartex" xmlns:cx3="http://schemas.microsoft.com/office/drawing/2016/5/9/chartex" xmlns:cx4="http://schemas.microsoft.com/office/drawing/2016/5/10/chartex" xmlns:cx5="http://schemas.microsoft.com/office/drawing/2016/5/11/chartex" xmlns:cx6="http://schemas.microsoft.com/office/drawing/2016/5/12/chartex" xmlns:cx7="http://schemas.microsoft.com/office/drawing/2016/5/13/chartex" xmlns:cx8="http://schemas.microsoft.com/office/drawing/2016/5/14/chartex" xmlns:mc="http://schemas.openxmlformats.org/markup-compatibility/2006" xmlns:aink="http://schemas.microsoft.com/office/drawing/2016/ink" xmlns:am3d="http://schemas.microsoft.com/office/drawing/2017/model3d" xmlns:o="urn:schemas-microsoft-com:office:office" xmlns:oel="http://schemas.microsoft.com/office/2019/extlst" xmlns:r="http://schemas.openxmlformats.org/officeDocument/2006/relationships" xmlns:m="http://schemas.openxmlformats.org/officeDocument/2006/math" xmlns:v="urn:schemas-microsoft-com:vml" xmlns:wp14="http://schemas.microsoft.com/office/word/2010/wordprocessingDrawing" xmlns:wp="http://schemas.openxmlformats.org/drawingml/2006/wordprocessingDrawing" xmlns:w10="urn:schemas-microsoft-com:office:word" xmlns:w="http://schemas.openxmlformats.org/wordprocessingml/2006/main" xmlns:w14="http://schemas.microsoft.com/office/word/2010/wordml" xmlns:w15="http://schemas.microsoft.com/office/word/2012/wordml" xmlns:w16cex="http://schemas.microsoft.com/office/word/2018/wordml/cex" xmlns:w16cid="http://schemas.microsoft.com/office/word/2016/wordml/cid" xmlns:w16="http://schemas.microsoft.com/office/word/2018/wordml" xmlns:w16sdtdh="http://schemas.microsoft.com/office/word/2020/wordml/sdtdatahash" xmlns:w16se="http://schemas.microsoft.com/office/word/2015/wordml/symex" xmlns:wpg="http://schemas.microsoft.com/office/word/2010/wordprocessingGroup" xmlns:wpi="http://schemas.microsoft.com/office/word/2010/wordprocessingInk" xmlns:wne="http://schemas.microsoft.com/office/word/2006/wordml" xmlns:wps="http://schemas.microsoft.com/office/word/2010/wordprocessingShape" mc:Ignorable="w14 w15 w16se w16cid w16 w16cex w16sdtdh wp14">
+<w:endnotes xmlns:wpc="http://schemas.microsoft.com/office/word/2010/wordprocessingCanvas" xmlns:cx="http://schemas.microsoft.com/office/drawing/2014/chartex" xmlns:cx1="http://schemas.microsoft.com/office/drawing/2015/9/8/chartex" xmlns:cx2="http://schemas.microsoft.com/office/drawing/2015/10/21/chartex" xmlns:cx3="http://schemas.microsoft.com/office/drawing/2016/5/9/chartex" xmlns:cx4="http://schemas.microsoft.com/office/drawing/2016/5/10/chartex" xmlns:cx5="http://schemas.microsoft.com/office/drawing/2016/5/11/chartex" xmlns:cx6="http://schemas.microsoft.com/office/drawing/2016/5/12/chartex" xmlns:cx7="http://schemas.microsoft.com/office/drawing/2016/5/13/chartex" xmlns:cx8="http://schemas.microsoft.com/office/drawing/2016/5/14/chartex" xmlns:mc="http://schemas.openxmlformats.org/markup-compatibility/2006" xmlns:aink="http://schemas.microsoft.com/office/drawing/2016/ink" xmlns:am3d="http://schemas.microsoft.com/office/drawing/2017/model3d" xmlns:o="urn:schemas-microsoft-com:office:office" xmlns:r="http://schemas.openxmlformats.org/officeDocument/2006/relationships" xmlns:m="http://schemas.openxmlformats.org/officeDocument/2006/math" xmlns:v="urn:schemas-microsoft-com:vml" xmlns:wp14="http://schemas.microsoft.com/office/word/2010/wordprocessingDrawing" xmlns:wp="http://schemas.openxmlformats.org/drawingml/2006/wordprocessingDrawing" xmlns:w10="urn:schemas-microsoft-com:office:word" xmlns:w="http://schemas.openxmlformats.org/wordprocessingml/2006/main" xmlns:w14="http://schemas.microsoft.com/office/word/2010/wordml" xmlns:w15="http://schemas.microsoft.com/office/word/2012/wordml" xmlns:w16cex="http://schemas.microsoft.com/office/word/2018/wordml/cex" xmlns:w16cid="http://schemas.microsoft.com/office/word/2016/wordml/cid" xmlns:w16="http://schemas.microsoft.com/office/word/2018/wordml" xmlns:w16sdtdh="http://schemas.microsoft.com/office/word/2020/wordml/sdtdatahash" xmlns:w16se="http://schemas.microsoft.com/office/word/2015/wordml/symex" xmlns:wpg="http://schemas.microsoft.com/office/word/2010/wordprocessingGroup" xmlns:wpi="http://schemas.microsoft.com/office/word/2010/wordprocessingInk" xmlns:wne="http://schemas.microsoft.com/office/word/2006/wordml" xmlns:wps="http://schemas.microsoft.com/office/word/2010/wordprocessingShape" mc:Ignorable="w14 w15 w16se w16cid w16 w16cex w16sdtdh wp14">
   <w:endnote w:type="separator" w:id="-1">
     <w:p>
       <w:r>
@@ -1690,7 +2752,7 @@
 </file>
 
 <file path=word/footer1.xml><?xml version="1.0" encoding="utf-8"?>
-<w:ftr xmlns:wpc="http://schemas.microsoft.com/office/word/2010/wordprocessingCanvas" xmlns:cx="http://schemas.microsoft.com/office/drawing/2014/chartex" xmlns:cx1="http://schemas.microsoft.com/office/drawing/2015/9/8/chartex" xmlns:cx2="http://schemas.microsoft.com/office/drawing/2015/10/21/chartex" xmlns:cx3="http://schemas.microsoft.com/office/drawing/2016/5/9/chartex" xmlns:cx4="http://schemas.microsoft.com/office/drawing/2016/5/10/chartex" xmlns:cx5="http://schemas.microsoft.com/office/drawing/2016/5/11/chartex" xmlns:cx6="http://schemas.microsoft.com/office/drawing/2016/5/12/chartex" xmlns:cx7="http://schemas.microsoft.com/office/drawing/2016/5/13/chartex" xmlns:cx8="http://schemas.microsoft.com/office/drawing/2016/5/14/chartex" xmlns:mc="http://schemas.openxmlformats.org/markup-compatibility/2006" xmlns:aink="http://schemas.microsoft.com/office/drawing/2016/ink" xmlns:am3d="http://schemas.microsoft.com/office/drawing/2017/model3d" xmlns:o="urn:schemas-microsoft-com:office:office" xmlns:oel="http://schemas.microsoft.com/office/2019/extlst" xmlns:r="http://schemas.openxmlformats.org/officeDocument/2006/relationships" xmlns:m="http://schemas.openxmlformats.org/officeDocument/2006/math" xmlns:v="urn:schemas-microsoft-com:vml" xmlns:wp14="http://schemas.microsoft.com/office/word/2010/wordprocessingDrawing" xmlns:wp="http://schemas.openxmlformats.org/drawingml/2006/wordprocessingDrawing" xmlns:w10="urn:schemas-microsoft-com:office:word" xmlns:w="http://schemas.openxmlformats.org/wordprocessingml/2006/main" xmlns:w14="http://schemas.microsoft.com/office/word/2010/wordml" xmlns:w15="http://schemas.microsoft.com/office/word/2012/wordml" xmlns:w16cex="http://schemas.microsoft.com/office/word/2018/wordml/cex" xmlns:w16cid="http://schemas.microsoft.com/office/word/2016/wordml/cid" xmlns:w16="http://schemas.microsoft.com/office/word/2018/wordml" xmlns:w16sdtdh="http://schemas.microsoft.com/office/word/2020/wordml/sdtdatahash" xmlns:w16se="http://schemas.microsoft.com/office/word/2015/wordml/symex" xmlns:wpg="http://schemas.microsoft.com/office/word/2010/wordprocessingGroup" xmlns:wpi="http://schemas.microsoft.com/office/word/2010/wordprocessingInk" xmlns:wne="http://schemas.microsoft.com/office/word/2006/wordml" xmlns:wps="http://schemas.microsoft.com/office/word/2010/wordprocessingShape" mc:Ignorable="w14 w15 w16se w16cid w16 w16cex w16sdtdh wp14">
+<w:ftr xmlns:wpc="http://schemas.microsoft.com/office/word/2010/wordprocessingCanvas" xmlns:cx="http://schemas.microsoft.com/office/drawing/2014/chartex" xmlns:cx1="http://schemas.microsoft.com/office/drawing/2015/9/8/chartex" xmlns:cx2="http://schemas.microsoft.com/office/drawing/2015/10/21/chartex" xmlns:cx3="http://schemas.microsoft.com/office/drawing/2016/5/9/chartex" xmlns:cx4="http://schemas.microsoft.com/office/drawing/2016/5/10/chartex" xmlns:cx5="http://schemas.microsoft.com/office/drawing/2016/5/11/chartex" xmlns:cx6="http://schemas.microsoft.com/office/drawing/2016/5/12/chartex" xmlns:cx7="http://schemas.microsoft.com/office/drawing/2016/5/13/chartex" xmlns:cx8="http://schemas.microsoft.com/office/drawing/2016/5/14/chartex" xmlns:mc="http://schemas.openxmlformats.org/markup-compatibility/2006" xmlns:aink="http://schemas.microsoft.com/office/drawing/2016/ink" xmlns:am3d="http://schemas.microsoft.com/office/drawing/2017/model3d" xmlns:o="urn:schemas-microsoft-com:office:office" xmlns:r="http://schemas.openxmlformats.org/officeDocument/2006/relationships" xmlns:m="http://schemas.openxmlformats.org/officeDocument/2006/math" xmlns:v="urn:schemas-microsoft-com:vml" xmlns:wp14="http://schemas.microsoft.com/office/word/2010/wordprocessingDrawing" xmlns:wp="http://schemas.openxmlformats.org/drawingml/2006/wordprocessingDrawing" xmlns:w10="urn:schemas-microsoft-com:office:word" xmlns:w="http://schemas.openxmlformats.org/wordprocessingml/2006/main" xmlns:w14="http://schemas.microsoft.com/office/word/2010/wordml" xmlns:w15="http://schemas.microsoft.com/office/word/2012/wordml" xmlns:w16cex="http://schemas.microsoft.com/office/word/2018/wordml/cex" xmlns:w16cid="http://schemas.microsoft.com/office/word/2016/wordml/cid" xmlns:w16="http://schemas.microsoft.com/office/word/2018/wordml" xmlns:w16sdtdh="http://schemas.microsoft.com/office/word/2020/wordml/sdtdatahash" xmlns:w16se="http://schemas.microsoft.com/office/word/2015/wordml/symex" xmlns:wpg="http://schemas.microsoft.com/office/word/2010/wordprocessingGroup" xmlns:wpi="http://schemas.microsoft.com/office/word/2010/wordprocessingInk" xmlns:wne="http://schemas.microsoft.com/office/word/2006/wordml" xmlns:wps="http://schemas.microsoft.com/office/word/2010/wordprocessingShape" mc:Ignorable="w14 w15 w16se w16cid w16 w16cex w16sdtdh wp14">
   <w:p>
     <w:pPr>
       <w:pStyle w:val="BodyText"/>
@@ -1706,8 +2768,8 @@
           <v:stroke joinstyle="miter"/>
           <v:path gradientshapeok="t" o:connecttype="rect"/>
         </v:shapetype>
-        <v:shape id="_x0000_s1026" type="#_x0000_t202" style="position:absolute;margin-left:27.8pt;margin-top:741.8pt;width:259.45pt;height:15.3pt;z-index:-15792640;mso-position-horizontal-relative:page;mso-position-vertical-relative:page" filled="f" stroked="f">
-          <v:textbox style="mso-next-textbox:#_x0000_s1026" inset="0,0,0,0">
+        <v:shape id="_x0000_s2050" type="#_x0000_t202" style="position:absolute;margin-left:27.8pt;margin-top:741.8pt;width:259.45pt;height:15.3pt;z-index:-15792640;mso-position-horizontal-relative:page;mso-position-vertical-relative:page" filled="f" stroked="f">
+          <v:textbox style="mso-next-textbox:#_x0000_s2050" inset="0,0,0,0">
             <w:txbxContent>
               <w:p>
                 <w:pPr>
@@ -1729,8 +2791,8 @@
     </w:r>
     <w:r>
       <w:pict w14:anchorId="66C971AD">
-        <v:shape id="_x0000_s1025" type="#_x0000_t202" style="position:absolute;margin-left:351.85pt;margin-top:741.8pt;width:207.3pt;height:15.3pt;z-index:-15792128;mso-position-horizontal-relative:page;mso-position-vertical-relative:page" filled="f" stroked="f">
-          <v:textbox style="mso-next-textbox:#_x0000_s1025" inset="0,0,0,0">
+        <v:shape id="_x0000_s2049" type="#_x0000_t202" style="position:absolute;margin-left:351.85pt;margin-top:741.8pt;width:207.3pt;height:15.3pt;z-index:-15792128;mso-position-horizontal-relative:page;mso-position-vertical-relative:page" filled="f" stroked="f">
+          <v:textbox style="mso-next-textbox:#_x0000_s2049" inset="0,0,0,0">
             <w:txbxContent>
               <w:p>
                 <w:pPr>
@@ -1753,7 +2815,7 @@
 </file>
 
 <file path=word/footnotes.xml><?xml version="1.0" encoding="utf-8"?>
-<w:footnotes xmlns:wpc="http://schemas.microsoft.com/office/word/2010/wordprocessingCanvas" xmlns:cx="http://schemas.microsoft.com/office/drawing/2014/chartex" xmlns:cx1="http://schemas.microsoft.com/office/drawing/2015/9/8/chartex" xmlns:cx2="http://schemas.microsoft.com/office/drawing/2015/10/21/chartex" xmlns:cx3="http://schemas.microsoft.com/office/drawing/2016/5/9/chartex" xmlns:cx4="http://schemas.microsoft.com/office/drawing/2016/5/10/chartex" xmlns:cx5="http://schemas.microsoft.com/office/drawing/2016/5/11/chartex" xmlns:cx6="http://schemas.microsoft.com/office/drawing/2016/5/12/chartex" xmlns:cx7="http://schemas.microsoft.com/office/drawing/2016/5/13/chartex" xmlns:cx8="http://schemas.microsoft.com/office/drawing/2016/5/14/chartex" xmlns:mc="http://schemas.openxmlformats.org/markup-compatibility/2006" xmlns:aink="http://schemas.microsoft.com/office/drawing/2016/ink" xmlns:am3d="http://schemas.microsoft.com/office/drawing/2017/model3d" xmlns:o="urn:schemas-microsoft-com:office:office" xmlns:oel="http://schemas.microsoft.com/office/2019/extlst" xmlns:r="http://schemas.openxmlformats.org/officeDocument/2006/relationships" xmlns:m="http://schemas.openxmlformats.org/officeDocument/2006/math" xmlns:v="urn:schemas-microsoft-com:vml" xmlns:wp14="http://schemas.microsoft.com/office/word/2010/wordprocessingDrawing" xmlns:wp="http://schemas.openxmlformats.org/drawingml/2006/wordprocessingDrawing" xmlns:w10="urn:schemas-microsoft-com:office:word" xmlns:w="http://schemas.openxmlformats.org/wordprocessingml/2006/main" xmlns:w14="http://schemas.microsoft.com/office/word/2010/wordml" xmlns:w15="http://schemas.microsoft.com/office/word/2012/wordml" xmlns:w16cex="http://schemas.microsoft.com/office/word/2018/wordml/cex" xmlns:w16cid="http://schemas.microsoft.com/office/word/2016/wordml/cid" xmlns:w16="http://schemas.microsoft.com/office/word/2018/wordml" xmlns:w16sdtdh="http://schemas.microsoft.com/office/word/2020/wordml/sdtdatahash" xmlns:w16se="http://schemas.microsoft.com/office/word/2015/wordml/symex" xmlns:wpg="http://schemas.microsoft.com/office/word/2010/wordprocessingGroup" xmlns:wpi="http://schemas.microsoft.com/office/word/2010/wordprocessingInk" xmlns:wne="http://schemas.microsoft.com/office/word/2006/wordml" xmlns:wps="http://schemas.microsoft.com/office/word/2010/wordprocessingShape" mc:Ignorable="w14 w15 w16se w16cid w16 w16cex w16sdtdh wp14">
+<w:footnotes xmlns:wpc="http://schemas.microsoft.com/office/word/2010/wordprocessingCanvas" xmlns:cx="http://schemas.microsoft.com/office/drawing/2014/chartex" xmlns:cx1="http://schemas.microsoft.com/office/drawing/2015/9/8/chartex" xmlns:cx2="http://schemas.microsoft.com/office/drawing/2015/10/21/chartex" xmlns:cx3="http://schemas.microsoft.com/office/drawing/2016/5/9/chartex" xmlns:cx4="http://schemas.microsoft.com/office/drawing/2016/5/10/chartex" xmlns:cx5="http://schemas.microsoft.com/office/drawing/2016/5/11/chartex" xmlns:cx6="http://schemas.microsoft.com/office/drawing/2016/5/12/chartex" xmlns:cx7="http://schemas.microsoft.com/office/drawing/2016/5/13/chartex" xmlns:cx8="http://schemas.microsoft.com/office/drawing/2016/5/14/chartex" xmlns:mc="http://schemas.openxmlformats.org/markup-compatibility/2006" xmlns:aink="http://schemas.microsoft.com/office/drawing/2016/ink" xmlns:am3d="http://schemas.microsoft.com/office/drawing/2017/model3d" xmlns:o="urn:schemas-microsoft-com:office:office" xmlns:r="http://schemas.openxmlformats.org/officeDocument/2006/relationships" xmlns:m="http://schemas.openxmlformats.org/officeDocument/2006/math" xmlns:v="urn:schemas-microsoft-com:vml" xmlns:wp14="http://schemas.microsoft.com/office/word/2010/wordprocessingDrawing" xmlns:wp="http://schemas.openxmlformats.org/drawingml/2006/wordprocessingDrawing" xmlns:w10="urn:schemas-microsoft-com:office:word" xmlns:w="http://schemas.openxmlformats.org/wordprocessingml/2006/main" xmlns:w14="http://schemas.microsoft.com/office/word/2010/wordml" xmlns:w15="http://schemas.microsoft.com/office/word/2012/wordml" xmlns:w16cex="http://schemas.microsoft.com/office/word/2018/wordml/cex" xmlns:w16cid="http://schemas.microsoft.com/office/word/2016/wordml/cid" xmlns:w16="http://schemas.microsoft.com/office/word/2018/wordml" xmlns:w16sdtdh="http://schemas.microsoft.com/office/word/2020/wordml/sdtdatahash" xmlns:w16se="http://schemas.microsoft.com/office/word/2015/wordml/symex" xmlns:wpg="http://schemas.microsoft.com/office/word/2010/wordprocessingGroup" xmlns:wpi="http://schemas.microsoft.com/office/word/2010/wordprocessingInk" xmlns:wne="http://schemas.microsoft.com/office/word/2006/wordml" xmlns:wps="http://schemas.microsoft.com/office/word/2010/wordprocessingShape" mc:Ignorable="w14 w15 w16se w16cid w16 w16cex w16sdtdh wp14">
   <w:footnote w:type="separator" w:id="-1">
     <w:p>
       <w:r>
@@ -1772,7 +2834,7 @@
 </file>
 
 <file path=word/numbering.xml><?xml version="1.0" encoding="utf-8"?>
-<w:numbering xmlns:wpc="http://schemas.microsoft.com/office/word/2010/wordprocessingCanvas" xmlns:cx="http://schemas.microsoft.com/office/drawing/2014/chartex" xmlns:cx1="http://schemas.microsoft.com/office/drawing/2015/9/8/chartex" xmlns:cx2="http://schemas.microsoft.com/office/drawing/2015/10/21/chartex" xmlns:cx3="http://schemas.microsoft.com/office/drawing/2016/5/9/chartex" xmlns:cx4="http://schemas.microsoft.com/office/drawing/2016/5/10/chartex" xmlns:cx5="http://schemas.microsoft.com/office/drawing/2016/5/11/chartex" xmlns:cx6="http://schemas.microsoft.com/office/drawing/2016/5/12/chartex" xmlns:cx7="http://schemas.microsoft.com/office/drawing/2016/5/13/chartex" xmlns:cx8="http://schemas.microsoft.com/office/drawing/2016/5/14/chartex" xmlns:mc="http://schemas.openxmlformats.org/markup-compatibility/2006" xmlns:aink="http://schemas.microsoft.com/office/drawing/2016/ink" xmlns:am3d="http://schemas.microsoft.com/office/drawing/2017/model3d" xmlns:o="urn:schemas-microsoft-com:office:office" xmlns:oel="http://schemas.microsoft.com/office/2019/extlst" xmlns:r="http://schemas.openxmlformats.org/officeDocument/2006/relationships" xmlns:m="http://schemas.openxmlformats.org/officeDocument/2006/math" xmlns:v="urn:schemas-microsoft-com:vml" xmlns:wp14="http://schemas.microsoft.com/office/word/2010/wordprocessingDrawing" xmlns:wp="http://schemas.openxmlformats.org/drawingml/2006/wordprocessingDrawing" xmlns:w10="urn:schemas-microsoft-com:office:word" xmlns:w="http://schemas.openxmlformats.org/wordprocessingml/2006/main" xmlns:w14="http://schemas.microsoft.com/office/word/2010/wordml" xmlns:w15="http://schemas.microsoft.com/office/word/2012/wordml" xmlns:w16cex="http://schemas.microsoft.com/office/word/2018/wordml/cex" xmlns:w16cid="http://schemas.microsoft.com/office/word/2016/wordml/cid" xmlns:w16="http://schemas.microsoft.com/office/word/2018/wordml" xmlns:w16sdtdh="http://schemas.microsoft.com/office/word/2020/wordml/sdtdatahash" xmlns:w16se="http://schemas.microsoft.com/office/word/2015/wordml/symex" xmlns:wpg="http://schemas.microsoft.com/office/word/2010/wordprocessingGroup" xmlns:wpi="http://schemas.microsoft.com/office/word/2010/wordprocessingInk" xmlns:wne="http://schemas.microsoft.com/office/word/2006/wordml" xmlns:wps="http://schemas.microsoft.com/office/word/2010/wordprocessingShape" mc:Ignorable="w14 w15 w16se w16cid w16 w16cex w16sdtdh wp14">
+<w:numbering xmlns:wpc="http://schemas.microsoft.com/office/word/2010/wordprocessingCanvas" xmlns:cx="http://schemas.microsoft.com/office/drawing/2014/chartex" xmlns:cx1="http://schemas.microsoft.com/office/drawing/2015/9/8/chartex" xmlns:cx2="http://schemas.microsoft.com/office/drawing/2015/10/21/chartex" xmlns:cx3="http://schemas.microsoft.com/office/drawing/2016/5/9/chartex" xmlns:cx4="http://schemas.microsoft.com/office/drawing/2016/5/10/chartex" xmlns:cx5="http://schemas.microsoft.com/office/drawing/2016/5/11/chartex" xmlns:cx6="http://schemas.microsoft.com/office/drawing/2016/5/12/chartex" xmlns:cx7="http://schemas.microsoft.com/office/drawing/2016/5/13/chartex" xmlns:cx8="http://schemas.microsoft.com/office/drawing/2016/5/14/chartex" xmlns:mc="http://schemas.openxmlformats.org/markup-compatibility/2006" xmlns:aink="http://schemas.microsoft.com/office/drawing/2016/ink" xmlns:am3d="http://schemas.microsoft.com/office/drawing/2017/model3d" xmlns:o="urn:schemas-microsoft-com:office:office" xmlns:r="http://schemas.openxmlformats.org/officeDocument/2006/relationships" xmlns:m="http://schemas.openxmlformats.org/officeDocument/2006/math" xmlns:v="urn:schemas-microsoft-com:vml" xmlns:wp14="http://schemas.microsoft.com/office/word/2010/wordprocessingDrawing" xmlns:wp="http://schemas.openxmlformats.org/drawingml/2006/wordprocessingDrawing" xmlns:w10="urn:schemas-microsoft-com:office:word" xmlns:w="http://schemas.openxmlformats.org/wordprocessingml/2006/main" xmlns:w14="http://schemas.microsoft.com/office/word/2010/wordml" xmlns:w15="http://schemas.microsoft.com/office/word/2012/wordml" xmlns:w16cex="http://schemas.microsoft.com/office/word/2018/wordml/cex" xmlns:w16cid="http://schemas.microsoft.com/office/word/2016/wordml/cid" xmlns:w16="http://schemas.microsoft.com/office/word/2018/wordml" xmlns:w16sdtdh="http://schemas.microsoft.com/office/word/2020/wordml/sdtdatahash" xmlns:w16se="http://schemas.microsoft.com/office/word/2015/wordml/symex" xmlns:wpg="http://schemas.microsoft.com/office/word/2010/wordprocessingGroup" xmlns:wpi="http://schemas.microsoft.com/office/word/2010/wordprocessingInk" xmlns:wne="http://schemas.microsoft.com/office/word/2006/wordml" xmlns:wps="http://schemas.microsoft.com/office/word/2010/wordprocessingShape" mc:Ignorable="w14 w15 w16se w16cid w16 w16cex w16sdtdh wp14">
   <w:abstractNum w:abstractNumId="0" w15:restartNumberingAfterBreak="0">
     <w:nsid w:val="0018457B"/>
     <w:multiLevelType w:val="hybridMultilevel"/>
@@ -2235,6 +3297,119 @@
     </w:lvl>
   </w:abstractNum>
   <w:abstractNum w:abstractNumId="4" w15:restartNumberingAfterBreak="0">
+    <w:nsid w:val="14D14A13"/>
+    <w:multiLevelType w:val="hybridMultilevel"/>
+    <w:tmpl w:val="1B6ECAA4"/>
+    <w:lvl w:ilvl="0" w:tplc="04090001">
+      <w:start w:val="1"/>
+      <w:numFmt w:val="bullet"/>
+      <w:lvlText w:val=""/>
+      <w:lvlJc w:val="left"/>
+      <w:pPr>
+        <w:ind w:left="720" w:hanging="360"/>
+      </w:pPr>
+      <w:rPr>
+        <w:rFonts w:ascii="Symbol" w:hAnsi="Symbol" w:hint="default"/>
+      </w:rPr>
+    </w:lvl>
+    <w:lvl w:ilvl="1" w:tplc="04090003" w:tentative="1">
+      <w:start w:val="1"/>
+      <w:numFmt w:val="bullet"/>
+      <w:lvlText w:val="o"/>
+      <w:lvlJc w:val="left"/>
+      <w:pPr>
+        <w:ind w:left="1440" w:hanging="360"/>
+      </w:pPr>
+      <w:rPr>
+        <w:rFonts w:ascii="Courier New" w:hAnsi="Courier New" w:cs="Courier New" w:hint="default"/>
+      </w:rPr>
+    </w:lvl>
+    <w:lvl w:ilvl="2" w:tplc="04090005" w:tentative="1">
+      <w:start w:val="1"/>
+      <w:numFmt w:val="bullet"/>
+      <w:lvlText w:val=""/>
+      <w:lvlJc w:val="left"/>
+      <w:pPr>
+        <w:ind w:left="2160" w:hanging="360"/>
+      </w:pPr>
+      <w:rPr>
+        <w:rFonts w:ascii="Wingdings" w:hAnsi="Wingdings" w:hint="default"/>
+      </w:rPr>
+    </w:lvl>
+    <w:lvl w:ilvl="3" w:tplc="04090001" w:tentative="1">
+      <w:start w:val="1"/>
+      <w:numFmt w:val="bullet"/>
+      <w:lvlText w:val=""/>
+      <w:lvlJc w:val="left"/>
+      <w:pPr>
+        <w:ind w:left="2880" w:hanging="360"/>
+      </w:pPr>
+      <w:rPr>
+        <w:rFonts w:ascii="Symbol" w:hAnsi="Symbol" w:hint="default"/>
+      </w:rPr>
+    </w:lvl>
+    <w:lvl w:ilvl="4" w:tplc="04090003" w:tentative="1">
+      <w:start w:val="1"/>
+      <w:numFmt w:val="bullet"/>
+      <w:lvlText w:val="o"/>
+      <w:lvlJc w:val="left"/>
+      <w:pPr>
+        <w:ind w:left="3600" w:hanging="360"/>
+      </w:pPr>
+      <w:rPr>
+        <w:rFonts w:ascii="Courier New" w:hAnsi="Courier New" w:cs="Courier New" w:hint="default"/>
+      </w:rPr>
+    </w:lvl>
+    <w:lvl w:ilvl="5" w:tplc="04090005" w:tentative="1">
+      <w:start w:val="1"/>
+      <w:numFmt w:val="bullet"/>
+      <w:lvlText w:val=""/>
+      <w:lvlJc w:val="left"/>
+      <w:pPr>
+        <w:ind w:left="4320" w:hanging="360"/>
+      </w:pPr>
+      <w:rPr>
+        <w:rFonts w:ascii="Wingdings" w:hAnsi="Wingdings" w:hint="default"/>
+      </w:rPr>
+    </w:lvl>
+    <w:lvl w:ilvl="6" w:tplc="04090001" w:tentative="1">
+      <w:start w:val="1"/>
+      <w:numFmt w:val="bullet"/>
+      <w:lvlText w:val=""/>
+      <w:lvlJc w:val="left"/>
+      <w:pPr>
+        <w:ind w:left="5040" w:hanging="360"/>
+      </w:pPr>
+      <w:rPr>
+        <w:rFonts w:ascii="Symbol" w:hAnsi="Symbol" w:hint="default"/>
+      </w:rPr>
+    </w:lvl>
+    <w:lvl w:ilvl="7" w:tplc="04090003" w:tentative="1">
+      <w:start w:val="1"/>
+      <w:numFmt w:val="bullet"/>
+      <w:lvlText w:val="o"/>
+      <w:lvlJc w:val="left"/>
+      <w:pPr>
+        <w:ind w:left="5760" w:hanging="360"/>
+      </w:pPr>
+      <w:rPr>
+        <w:rFonts w:ascii="Courier New" w:hAnsi="Courier New" w:cs="Courier New" w:hint="default"/>
+      </w:rPr>
+    </w:lvl>
+    <w:lvl w:ilvl="8" w:tplc="04090005" w:tentative="1">
+      <w:start w:val="1"/>
+      <w:numFmt w:val="bullet"/>
+      <w:lvlText w:val=""/>
+      <w:lvlJc w:val="left"/>
+      <w:pPr>
+        <w:ind w:left="6480" w:hanging="360"/>
+      </w:pPr>
+      <w:rPr>
+        <w:rFonts w:ascii="Wingdings" w:hAnsi="Wingdings" w:hint="default"/>
+      </w:rPr>
+    </w:lvl>
+  </w:abstractNum>
+  <w:abstractNum w:abstractNumId="5" w15:restartNumberingAfterBreak="0">
     <w:nsid w:val="151913E4"/>
     <w:multiLevelType w:val="hybridMultilevel"/>
     <w:tmpl w:val="A7108B3A"/>
@@ -2347,7 +3522,233 @@
       </w:rPr>
     </w:lvl>
   </w:abstractNum>
-  <w:abstractNum w:abstractNumId="5" w15:restartNumberingAfterBreak="0">
+  <w:abstractNum w:abstractNumId="6" w15:restartNumberingAfterBreak="0">
+    <w:nsid w:val="19267A2E"/>
+    <w:multiLevelType w:val="hybridMultilevel"/>
+    <w:tmpl w:val="010A24DE"/>
+    <w:lvl w:ilvl="0" w:tplc="04090001">
+      <w:start w:val="1"/>
+      <w:numFmt w:val="bullet"/>
+      <w:lvlText w:val=""/>
+      <w:lvlJc w:val="left"/>
+      <w:pPr>
+        <w:ind w:left="720" w:hanging="360"/>
+      </w:pPr>
+      <w:rPr>
+        <w:rFonts w:ascii="Symbol" w:hAnsi="Symbol" w:hint="default"/>
+      </w:rPr>
+    </w:lvl>
+    <w:lvl w:ilvl="1" w:tplc="04090003" w:tentative="1">
+      <w:start w:val="1"/>
+      <w:numFmt w:val="bullet"/>
+      <w:lvlText w:val="o"/>
+      <w:lvlJc w:val="left"/>
+      <w:pPr>
+        <w:ind w:left="1440" w:hanging="360"/>
+      </w:pPr>
+      <w:rPr>
+        <w:rFonts w:ascii="Courier New" w:hAnsi="Courier New" w:cs="Courier New" w:hint="default"/>
+      </w:rPr>
+    </w:lvl>
+    <w:lvl w:ilvl="2" w:tplc="04090005" w:tentative="1">
+      <w:start w:val="1"/>
+      <w:numFmt w:val="bullet"/>
+      <w:lvlText w:val=""/>
+      <w:lvlJc w:val="left"/>
+      <w:pPr>
+        <w:ind w:left="2160" w:hanging="360"/>
+      </w:pPr>
+      <w:rPr>
+        <w:rFonts w:ascii="Wingdings" w:hAnsi="Wingdings" w:hint="default"/>
+      </w:rPr>
+    </w:lvl>
+    <w:lvl w:ilvl="3" w:tplc="04090001" w:tentative="1">
+      <w:start w:val="1"/>
+      <w:numFmt w:val="bullet"/>
+      <w:lvlText w:val=""/>
+      <w:lvlJc w:val="left"/>
+      <w:pPr>
+        <w:ind w:left="2880" w:hanging="360"/>
+      </w:pPr>
+      <w:rPr>
+        <w:rFonts w:ascii="Symbol" w:hAnsi="Symbol" w:hint="default"/>
+      </w:rPr>
+    </w:lvl>
+    <w:lvl w:ilvl="4" w:tplc="04090003" w:tentative="1">
+      <w:start w:val="1"/>
+      <w:numFmt w:val="bullet"/>
+      <w:lvlText w:val="o"/>
+      <w:lvlJc w:val="left"/>
+      <w:pPr>
+        <w:ind w:left="3600" w:hanging="360"/>
+      </w:pPr>
+      <w:rPr>
+        <w:rFonts w:ascii="Courier New" w:hAnsi="Courier New" w:cs="Courier New" w:hint="default"/>
+      </w:rPr>
+    </w:lvl>
+    <w:lvl w:ilvl="5" w:tplc="04090005" w:tentative="1">
+      <w:start w:val="1"/>
+      <w:numFmt w:val="bullet"/>
+      <w:lvlText w:val=""/>
+      <w:lvlJc w:val="left"/>
+      <w:pPr>
+        <w:ind w:left="4320" w:hanging="360"/>
+      </w:pPr>
+      <w:rPr>
+        <w:rFonts w:ascii="Wingdings" w:hAnsi="Wingdings" w:hint="default"/>
+      </w:rPr>
+    </w:lvl>
+    <w:lvl w:ilvl="6" w:tplc="04090001" w:tentative="1">
+      <w:start w:val="1"/>
+      <w:numFmt w:val="bullet"/>
+      <w:lvlText w:val=""/>
+      <w:lvlJc w:val="left"/>
+      <w:pPr>
+        <w:ind w:left="5040" w:hanging="360"/>
+      </w:pPr>
+      <w:rPr>
+        <w:rFonts w:ascii="Symbol" w:hAnsi="Symbol" w:hint="default"/>
+      </w:rPr>
+    </w:lvl>
+    <w:lvl w:ilvl="7" w:tplc="04090003" w:tentative="1">
+      <w:start w:val="1"/>
+      <w:numFmt w:val="bullet"/>
+      <w:lvlText w:val="o"/>
+      <w:lvlJc w:val="left"/>
+      <w:pPr>
+        <w:ind w:left="5760" w:hanging="360"/>
+      </w:pPr>
+      <w:rPr>
+        <w:rFonts w:ascii="Courier New" w:hAnsi="Courier New" w:cs="Courier New" w:hint="default"/>
+      </w:rPr>
+    </w:lvl>
+    <w:lvl w:ilvl="8" w:tplc="04090005" w:tentative="1">
+      <w:start w:val="1"/>
+      <w:numFmt w:val="bullet"/>
+      <w:lvlText w:val=""/>
+      <w:lvlJc w:val="left"/>
+      <w:pPr>
+        <w:ind w:left="6480" w:hanging="360"/>
+      </w:pPr>
+      <w:rPr>
+        <w:rFonts w:ascii="Wingdings" w:hAnsi="Wingdings" w:hint="default"/>
+      </w:rPr>
+    </w:lvl>
+  </w:abstractNum>
+  <w:abstractNum w:abstractNumId="7" w15:restartNumberingAfterBreak="0">
+    <w:nsid w:val="1E795091"/>
+    <w:multiLevelType w:val="hybridMultilevel"/>
+    <w:tmpl w:val="3F1EE2FC"/>
+    <w:lvl w:ilvl="0" w:tplc="04090001">
+      <w:start w:val="1"/>
+      <w:numFmt w:val="bullet"/>
+      <w:lvlText w:val=""/>
+      <w:lvlJc w:val="left"/>
+      <w:pPr>
+        <w:ind w:left="720" w:hanging="360"/>
+      </w:pPr>
+      <w:rPr>
+        <w:rFonts w:ascii="Symbol" w:hAnsi="Symbol" w:hint="default"/>
+      </w:rPr>
+    </w:lvl>
+    <w:lvl w:ilvl="1" w:tplc="04090003" w:tentative="1">
+      <w:start w:val="1"/>
+      <w:numFmt w:val="bullet"/>
+      <w:lvlText w:val="o"/>
+      <w:lvlJc w:val="left"/>
+      <w:pPr>
+        <w:ind w:left="1440" w:hanging="360"/>
+      </w:pPr>
+      <w:rPr>
+        <w:rFonts w:ascii="Courier New" w:hAnsi="Courier New" w:cs="Courier New" w:hint="default"/>
+      </w:rPr>
+    </w:lvl>
+    <w:lvl w:ilvl="2" w:tplc="04090005" w:tentative="1">
+      <w:start w:val="1"/>
+      <w:numFmt w:val="bullet"/>
+      <w:lvlText w:val=""/>
+      <w:lvlJc w:val="left"/>
+      <w:pPr>
+        <w:ind w:left="2160" w:hanging="360"/>
+      </w:pPr>
+      <w:rPr>
+        <w:rFonts w:ascii="Wingdings" w:hAnsi="Wingdings" w:hint="default"/>
+      </w:rPr>
+    </w:lvl>
+    <w:lvl w:ilvl="3" w:tplc="04090001" w:tentative="1">
+      <w:start w:val="1"/>
+      <w:numFmt w:val="bullet"/>
+      <w:lvlText w:val=""/>
+      <w:lvlJc w:val="left"/>
+      <w:pPr>
+        <w:ind w:left="2880" w:hanging="360"/>
+      </w:pPr>
+      <w:rPr>
+        <w:rFonts w:ascii="Symbol" w:hAnsi="Symbol" w:hint="default"/>
+      </w:rPr>
+    </w:lvl>
+    <w:lvl w:ilvl="4" w:tplc="04090003" w:tentative="1">
+      <w:start w:val="1"/>
+      <w:numFmt w:val="bullet"/>
+      <w:lvlText w:val="o"/>
+      <w:lvlJc w:val="left"/>
+      <w:pPr>
+        <w:ind w:left="3600" w:hanging="360"/>
+      </w:pPr>
+      <w:rPr>
+        <w:rFonts w:ascii="Courier New" w:hAnsi="Courier New" w:cs="Courier New" w:hint="default"/>
+      </w:rPr>
+    </w:lvl>
+    <w:lvl w:ilvl="5" w:tplc="04090005" w:tentative="1">
+      <w:start w:val="1"/>
+      <w:numFmt w:val="bullet"/>
+      <w:lvlText w:val=""/>
+      <w:lvlJc w:val="left"/>
+      <w:pPr>
+        <w:ind w:left="4320" w:hanging="360"/>
+      </w:pPr>
+      <w:rPr>
+        <w:rFonts w:ascii="Wingdings" w:hAnsi="Wingdings" w:hint="default"/>
+      </w:rPr>
+    </w:lvl>
+    <w:lvl w:ilvl="6" w:tplc="04090001" w:tentative="1">
+      <w:start w:val="1"/>
+      <w:numFmt w:val="bullet"/>
+      <w:lvlText w:val=""/>
+      <w:lvlJc w:val="left"/>
+      <w:pPr>
+        <w:ind w:left="5040" w:hanging="360"/>
+      </w:pPr>
+      <w:rPr>
+        <w:rFonts w:ascii="Symbol" w:hAnsi="Symbol" w:hint="default"/>
+      </w:rPr>
+    </w:lvl>
+    <w:lvl w:ilvl="7" w:tplc="04090003" w:tentative="1">
+      <w:start w:val="1"/>
+      <w:numFmt w:val="bullet"/>
+      <w:lvlText w:val="o"/>
+      <w:lvlJc w:val="left"/>
+      <w:pPr>
+        <w:ind w:left="5760" w:hanging="360"/>
+      </w:pPr>
+      <w:rPr>
+        <w:rFonts w:ascii="Courier New" w:hAnsi="Courier New" w:cs="Courier New" w:hint="default"/>
+      </w:rPr>
+    </w:lvl>
+    <w:lvl w:ilvl="8" w:tplc="04090005" w:tentative="1">
+      <w:start w:val="1"/>
+      <w:numFmt w:val="bullet"/>
+      <w:lvlText w:val=""/>
+      <w:lvlJc w:val="left"/>
+      <w:pPr>
+        <w:ind w:left="6480" w:hanging="360"/>
+      </w:pPr>
+      <w:rPr>
+        <w:rFonts w:ascii="Wingdings" w:hAnsi="Wingdings" w:hint="default"/>
+      </w:rPr>
+    </w:lvl>
+  </w:abstractNum>
+  <w:abstractNum w:abstractNumId="8" w15:restartNumberingAfterBreak="0">
     <w:nsid w:val="283D5E30"/>
     <w:multiLevelType w:val="hybridMultilevel"/>
     <w:tmpl w:val="200CB160"/>
@@ -2460,7 +3861,120 @@
       </w:rPr>
     </w:lvl>
   </w:abstractNum>
-  <w:abstractNum w:abstractNumId="6" w15:restartNumberingAfterBreak="0">
+  <w:abstractNum w:abstractNumId="9" w15:restartNumberingAfterBreak="0">
+    <w:nsid w:val="2AB11116"/>
+    <w:multiLevelType w:val="hybridMultilevel"/>
+    <w:tmpl w:val="54D4E12A"/>
+    <w:lvl w:ilvl="0" w:tplc="04090001">
+      <w:start w:val="1"/>
+      <w:numFmt w:val="bullet"/>
+      <w:lvlText w:val=""/>
+      <w:lvlJc w:val="left"/>
+      <w:pPr>
+        <w:ind w:left="720" w:hanging="360"/>
+      </w:pPr>
+      <w:rPr>
+        <w:rFonts w:ascii="Symbol" w:hAnsi="Symbol" w:hint="default"/>
+      </w:rPr>
+    </w:lvl>
+    <w:lvl w:ilvl="1" w:tplc="04090003" w:tentative="1">
+      <w:start w:val="1"/>
+      <w:numFmt w:val="bullet"/>
+      <w:lvlText w:val="o"/>
+      <w:lvlJc w:val="left"/>
+      <w:pPr>
+        <w:ind w:left="1440" w:hanging="360"/>
+      </w:pPr>
+      <w:rPr>
+        <w:rFonts w:ascii="Courier New" w:hAnsi="Courier New" w:cs="Courier New" w:hint="default"/>
+      </w:rPr>
+    </w:lvl>
+    <w:lvl w:ilvl="2" w:tplc="04090005" w:tentative="1">
+      <w:start w:val="1"/>
+      <w:numFmt w:val="bullet"/>
+      <w:lvlText w:val=""/>
+      <w:lvlJc w:val="left"/>
+      <w:pPr>
+        <w:ind w:left="2160" w:hanging="360"/>
+      </w:pPr>
+      <w:rPr>
+        <w:rFonts w:ascii="Wingdings" w:hAnsi="Wingdings" w:hint="default"/>
+      </w:rPr>
+    </w:lvl>
+    <w:lvl w:ilvl="3" w:tplc="04090001" w:tentative="1">
+      <w:start w:val="1"/>
+      <w:numFmt w:val="bullet"/>
+      <w:lvlText w:val=""/>
+      <w:lvlJc w:val="left"/>
+      <w:pPr>
+        <w:ind w:left="2880" w:hanging="360"/>
+      </w:pPr>
+      <w:rPr>
+        <w:rFonts w:ascii="Symbol" w:hAnsi="Symbol" w:hint="default"/>
+      </w:rPr>
+    </w:lvl>
+    <w:lvl w:ilvl="4" w:tplc="04090003" w:tentative="1">
+      <w:start w:val="1"/>
+      <w:numFmt w:val="bullet"/>
+      <w:lvlText w:val="o"/>
+      <w:lvlJc w:val="left"/>
+      <w:pPr>
+        <w:ind w:left="3600" w:hanging="360"/>
+      </w:pPr>
+      <w:rPr>
+        <w:rFonts w:ascii="Courier New" w:hAnsi="Courier New" w:cs="Courier New" w:hint="default"/>
+      </w:rPr>
+    </w:lvl>
+    <w:lvl w:ilvl="5" w:tplc="04090005" w:tentative="1">
+      <w:start w:val="1"/>
+      <w:numFmt w:val="bullet"/>
+      <w:lvlText w:val=""/>
+      <w:lvlJc w:val="left"/>
+      <w:pPr>
+        <w:ind w:left="4320" w:hanging="360"/>
+      </w:pPr>
+      <w:rPr>
+        <w:rFonts w:ascii="Wingdings" w:hAnsi="Wingdings" w:hint="default"/>
+      </w:rPr>
+    </w:lvl>
+    <w:lvl w:ilvl="6" w:tplc="04090001" w:tentative="1">
+      <w:start w:val="1"/>
+      <w:numFmt w:val="bullet"/>
+      <w:lvlText w:val=""/>
+      <w:lvlJc w:val="left"/>
+      <w:pPr>
+        <w:ind w:left="5040" w:hanging="360"/>
+      </w:pPr>
+      <w:rPr>
+        <w:rFonts w:ascii="Symbol" w:hAnsi="Symbol" w:hint="default"/>
+      </w:rPr>
+    </w:lvl>
+    <w:lvl w:ilvl="7" w:tplc="04090003" w:tentative="1">
+      <w:start w:val="1"/>
+      <w:numFmt w:val="bullet"/>
+      <w:lvlText w:val="o"/>
+      <w:lvlJc w:val="left"/>
+      <w:pPr>
+        <w:ind w:left="5760" w:hanging="360"/>
+      </w:pPr>
+      <w:rPr>
+        <w:rFonts w:ascii="Courier New" w:hAnsi="Courier New" w:cs="Courier New" w:hint="default"/>
+      </w:rPr>
+    </w:lvl>
+    <w:lvl w:ilvl="8" w:tplc="04090005" w:tentative="1">
+      <w:start w:val="1"/>
+      <w:numFmt w:val="bullet"/>
+      <w:lvlText w:val=""/>
+      <w:lvlJc w:val="left"/>
+      <w:pPr>
+        <w:ind w:left="6480" w:hanging="360"/>
+      </w:pPr>
+      <w:rPr>
+        <w:rFonts w:ascii="Wingdings" w:hAnsi="Wingdings" w:hint="default"/>
+      </w:rPr>
+    </w:lvl>
+  </w:abstractNum>
+  <w:abstractNum w:abstractNumId="10" w15:restartNumberingAfterBreak="0">
     <w:nsid w:val="36017A88"/>
     <w:multiLevelType w:val="hybridMultilevel"/>
     <w:tmpl w:val="FB8A731A"/>
@@ -2573,7 +4087,7 @@
       </w:rPr>
     </w:lvl>
   </w:abstractNum>
-  <w:abstractNum w:abstractNumId="7" w15:restartNumberingAfterBreak="0">
+  <w:abstractNum w:abstractNumId="11" w15:restartNumberingAfterBreak="0">
     <w:nsid w:val="396877F7"/>
     <w:multiLevelType w:val="hybridMultilevel"/>
     <w:tmpl w:val="28A4AA94"/>
@@ -2686,7 +4200,7 @@
       </w:rPr>
     </w:lvl>
   </w:abstractNum>
-  <w:abstractNum w:abstractNumId="8" w15:restartNumberingAfterBreak="0">
+  <w:abstractNum w:abstractNumId="12" w15:restartNumberingAfterBreak="0">
     <w:nsid w:val="397E4597"/>
     <w:multiLevelType w:val="hybridMultilevel"/>
     <w:tmpl w:val="D6029E9A"/>
@@ -2799,7 +4313,459 @@
       </w:rPr>
     </w:lvl>
   </w:abstractNum>
-  <w:abstractNum w:abstractNumId="9" w15:restartNumberingAfterBreak="0">
+  <w:abstractNum w:abstractNumId="13" w15:restartNumberingAfterBreak="0">
+    <w:nsid w:val="3B8179B1"/>
+    <w:multiLevelType w:val="hybridMultilevel"/>
+    <w:tmpl w:val="4E487DBC"/>
+    <w:lvl w:ilvl="0" w:tplc="04090001">
+      <w:start w:val="1"/>
+      <w:numFmt w:val="bullet"/>
+      <w:lvlText w:val=""/>
+      <w:lvlJc w:val="left"/>
+      <w:pPr>
+        <w:ind w:left="720" w:hanging="360"/>
+      </w:pPr>
+      <w:rPr>
+        <w:rFonts w:ascii="Symbol" w:hAnsi="Symbol" w:hint="default"/>
+      </w:rPr>
+    </w:lvl>
+    <w:lvl w:ilvl="1" w:tplc="04090003" w:tentative="1">
+      <w:start w:val="1"/>
+      <w:numFmt w:val="bullet"/>
+      <w:lvlText w:val="o"/>
+      <w:lvlJc w:val="left"/>
+      <w:pPr>
+        <w:ind w:left="1440" w:hanging="360"/>
+      </w:pPr>
+      <w:rPr>
+        <w:rFonts w:ascii="Courier New" w:hAnsi="Courier New" w:cs="Courier New" w:hint="default"/>
+      </w:rPr>
+    </w:lvl>
+    <w:lvl w:ilvl="2" w:tplc="04090005" w:tentative="1">
+      <w:start w:val="1"/>
+      <w:numFmt w:val="bullet"/>
+      <w:lvlText w:val=""/>
+      <w:lvlJc w:val="left"/>
+      <w:pPr>
+        <w:ind w:left="2160" w:hanging="360"/>
+      </w:pPr>
+      <w:rPr>
+        <w:rFonts w:ascii="Wingdings" w:hAnsi="Wingdings" w:hint="default"/>
+      </w:rPr>
+    </w:lvl>
+    <w:lvl w:ilvl="3" w:tplc="04090001" w:tentative="1">
+      <w:start w:val="1"/>
+      <w:numFmt w:val="bullet"/>
+      <w:lvlText w:val=""/>
+      <w:lvlJc w:val="left"/>
+      <w:pPr>
+        <w:ind w:left="2880" w:hanging="360"/>
+      </w:pPr>
+      <w:rPr>
+        <w:rFonts w:ascii="Symbol" w:hAnsi="Symbol" w:hint="default"/>
+      </w:rPr>
+    </w:lvl>
+    <w:lvl w:ilvl="4" w:tplc="04090003" w:tentative="1">
+      <w:start w:val="1"/>
+      <w:numFmt w:val="bullet"/>
+      <w:lvlText w:val="o"/>
+      <w:lvlJc w:val="left"/>
+      <w:pPr>
+        <w:ind w:left="3600" w:hanging="360"/>
+      </w:pPr>
+      <w:rPr>
+        <w:rFonts w:ascii="Courier New" w:hAnsi="Courier New" w:cs="Courier New" w:hint="default"/>
+      </w:rPr>
+    </w:lvl>
+    <w:lvl w:ilvl="5" w:tplc="04090005" w:tentative="1">
+      <w:start w:val="1"/>
+      <w:numFmt w:val="bullet"/>
+      <w:lvlText w:val=""/>
+      <w:lvlJc w:val="left"/>
+      <w:pPr>
+        <w:ind w:left="4320" w:hanging="360"/>
+      </w:pPr>
+      <w:rPr>
+        <w:rFonts w:ascii="Wingdings" w:hAnsi="Wingdings" w:hint="default"/>
+      </w:rPr>
+    </w:lvl>
+    <w:lvl w:ilvl="6" w:tplc="04090001" w:tentative="1">
+      <w:start w:val="1"/>
+      <w:numFmt w:val="bullet"/>
+      <w:lvlText w:val=""/>
+      <w:lvlJc w:val="left"/>
+      <w:pPr>
+        <w:ind w:left="5040" w:hanging="360"/>
+      </w:pPr>
+      <w:rPr>
+        <w:rFonts w:ascii="Symbol" w:hAnsi="Symbol" w:hint="default"/>
+      </w:rPr>
+    </w:lvl>
+    <w:lvl w:ilvl="7" w:tplc="04090003" w:tentative="1">
+      <w:start w:val="1"/>
+      <w:numFmt w:val="bullet"/>
+      <w:lvlText w:val="o"/>
+      <w:lvlJc w:val="left"/>
+      <w:pPr>
+        <w:ind w:left="5760" w:hanging="360"/>
+      </w:pPr>
+      <w:rPr>
+        <w:rFonts w:ascii="Courier New" w:hAnsi="Courier New" w:cs="Courier New" w:hint="default"/>
+      </w:rPr>
+    </w:lvl>
+    <w:lvl w:ilvl="8" w:tplc="04090005" w:tentative="1">
+      <w:start w:val="1"/>
+      <w:numFmt w:val="bullet"/>
+      <w:lvlText w:val=""/>
+      <w:lvlJc w:val="left"/>
+      <w:pPr>
+        <w:ind w:left="6480" w:hanging="360"/>
+      </w:pPr>
+      <w:rPr>
+        <w:rFonts w:ascii="Wingdings" w:hAnsi="Wingdings" w:hint="default"/>
+      </w:rPr>
+    </w:lvl>
+  </w:abstractNum>
+  <w:abstractNum w:abstractNumId="14" w15:restartNumberingAfterBreak="0">
+    <w:nsid w:val="3F027C4B"/>
+    <w:multiLevelType w:val="hybridMultilevel"/>
+    <w:tmpl w:val="525ACD22"/>
+    <w:lvl w:ilvl="0" w:tplc="04090001">
+      <w:start w:val="1"/>
+      <w:numFmt w:val="bullet"/>
+      <w:lvlText w:val=""/>
+      <w:lvlJc w:val="left"/>
+      <w:pPr>
+        <w:ind w:left="720" w:hanging="360"/>
+      </w:pPr>
+      <w:rPr>
+        <w:rFonts w:ascii="Symbol" w:hAnsi="Symbol" w:hint="default"/>
+      </w:rPr>
+    </w:lvl>
+    <w:lvl w:ilvl="1" w:tplc="04090003" w:tentative="1">
+      <w:start w:val="1"/>
+      <w:numFmt w:val="bullet"/>
+      <w:lvlText w:val="o"/>
+      <w:lvlJc w:val="left"/>
+      <w:pPr>
+        <w:ind w:left="1440" w:hanging="360"/>
+      </w:pPr>
+      <w:rPr>
+        <w:rFonts w:ascii="Courier New" w:hAnsi="Courier New" w:cs="Courier New" w:hint="default"/>
+      </w:rPr>
+    </w:lvl>
+    <w:lvl w:ilvl="2" w:tplc="04090005" w:tentative="1">
+      <w:start w:val="1"/>
+      <w:numFmt w:val="bullet"/>
+      <w:lvlText w:val=""/>
+      <w:lvlJc w:val="left"/>
+      <w:pPr>
+        <w:ind w:left="2160" w:hanging="360"/>
+      </w:pPr>
+      <w:rPr>
+        <w:rFonts w:ascii="Wingdings" w:hAnsi="Wingdings" w:hint="default"/>
+      </w:rPr>
+    </w:lvl>
+    <w:lvl w:ilvl="3" w:tplc="04090001" w:tentative="1">
+      <w:start w:val="1"/>
+      <w:numFmt w:val="bullet"/>
+      <w:lvlText w:val=""/>
+      <w:lvlJc w:val="left"/>
+      <w:pPr>
+        <w:ind w:left="2880" w:hanging="360"/>
+      </w:pPr>
+      <w:rPr>
+        <w:rFonts w:ascii="Symbol" w:hAnsi="Symbol" w:hint="default"/>
+      </w:rPr>
+    </w:lvl>
+    <w:lvl w:ilvl="4" w:tplc="04090003" w:tentative="1">
+      <w:start w:val="1"/>
+      <w:numFmt w:val="bullet"/>
+      <w:lvlText w:val="o"/>
+      <w:lvlJc w:val="left"/>
+      <w:pPr>
+        <w:ind w:left="3600" w:hanging="360"/>
+      </w:pPr>
+      <w:rPr>
+        <w:rFonts w:ascii="Courier New" w:hAnsi="Courier New" w:cs="Courier New" w:hint="default"/>
+      </w:rPr>
+    </w:lvl>
+    <w:lvl w:ilvl="5" w:tplc="04090005" w:tentative="1">
+      <w:start w:val="1"/>
+      <w:numFmt w:val="bullet"/>
+      <w:lvlText w:val=""/>
+      <w:lvlJc w:val="left"/>
+      <w:pPr>
+        <w:ind w:left="4320" w:hanging="360"/>
+      </w:pPr>
+      <w:rPr>
+        <w:rFonts w:ascii="Wingdings" w:hAnsi="Wingdings" w:hint="default"/>
+      </w:rPr>
+    </w:lvl>
+    <w:lvl w:ilvl="6" w:tplc="04090001" w:tentative="1">
+      <w:start w:val="1"/>
+      <w:numFmt w:val="bullet"/>
+      <w:lvlText w:val=""/>
+      <w:lvlJc w:val="left"/>
+      <w:pPr>
+        <w:ind w:left="5040" w:hanging="360"/>
+      </w:pPr>
+      <w:rPr>
+        <w:rFonts w:ascii="Symbol" w:hAnsi="Symbol" w:hint="default"/>
+      </w:rPr>
+    </w:lvl>
+    <w:lvl w:ilvl="7" w:tplc="04090003" w:tentative="1">
+      <w:start w:val="1"/>
+      <w:numFmt w:val="bullet"/>
+      <w:lvlText w:val="o"/>
+      <w:lvlJc w:val="left"/>
+      <w:pPr>
+        <w:ind w:left="5760" w:hanging="360"/>
+      </w:pPr>
+      <w:rPr>
+        <w:rFonts w:ascii="Courier New" w:hAnsi="Courier New" w:cs="Courier New" w:hint="default"/>
+      </w:rPr>
+    </w:lvl>
+    <w:lvl w:ilvl="8" w:tplc="04090005" w:tentative="1">
+      <w:start w:val="1"/>
+      <w:numFmt w:val="bullet"/>
+      <w:lvlText w:val=""/>
+      <w:lvlJc w:val="left"/>
+      <w:pPr>
+        <w:ind w:left="6480" w:hanging="360"/>
+      </w:pPr>
+      <w:rPr>
+        <w:rFonts w:ascii="Wingdings" w:hAnsi="Wingdings" w:hint="default"/>
+      </w:rPr>
+    </w:lvl>
+  </w:abstractNum>
+  <w:abstractNum w:abstractNumId="15" w15:restartNumberingAfterBreak="0">
+    <w:nsid w:val="45187380"/>
+    <w:multiLevelType w:val="hybridMultilevel"/>
+    <w:tmpl w:val="A0543CB2"/>
+    <w:lvl w:ilvl="0" w:tplc="04090001">
+      <w:start w:val="1"/>
+      <w:numFmt w:val="bullet"/>
+      <w:lvlText w:val=""/>
+      <w:lvlJc w:val="left"/>
+      <w:pPr>
+        <w:ind w:left="720" w:hanging="360"/>
+      </w:pPr>
+      <w:rPr>
+        <w:rFonts w:ascii="Symbol" w:hAnsi="Symbol" w:hint="default"/>
+      </w:rPr>
+    </w:lvl>
+    <w:lvl w:ilvl="1" w:tplc="04090003" w:tentative="1">
+      <w:start w:val="1"/>
+      <w:numFmt w:val="bullet"/>
+      <w:lvlText w:val="o"/>
+      <w:lvlJc w:val="left"/>
+      <w:pPr>
+        <w:ind w:left="1440" w:hanging="360"/>
+      </w:pPr>
+      <w:rPr>
+        <w:rFonts w:ascii="Courier New" w:hAnsi="Courier New" w:cs="Courier New" w:hint="default"/>
+      </w:rPr>
+    </w:lvl>
+    <w:lvl w:ilvl="2" w:tplc="04090005" w:tentative="1">
+      <w:start w:val="1"/>
+      <w:numFmt w:val="bullet"/>
+      <w:lvlText w:val=""/>
+      <w:lvlJc w:val="left"/>
+      <w:pPr>
+        <w:ind w:left="2160" w:hanging="360"/>
+      </w:pPr>
+      <w:rPr>
+        <w:rFonts w:ascii="Wingdings" w:hAnsi="Wingdings" w:hint="default"/>
+      </w:rPr>
+    </w:lvl>
+    <w:lvl w:ilvl="3" w:tplc="04090001" w:tentative="1">
+      <w:start w:val="1"/>
+      <w:numFmt w:val="bullet"/>
+      <w:lvlText w:val=""/>
+      <w:lvlJc w:val="left"/>
+      <w:pPr>
+        <w:ind w:left="2880" w:hanging="360"/>
+      </w:pPr>
+      <w:rPr>
+        <w:rFonts w:ascii="Symbol" w:hAnsi="Symbol" w:hint="default"/>
+      </w:rPr>
+    </w:lvl>
+    <w:lvl w:ilvl="4" w:tplc="04090003" w:tentative="1">
+      <w:start w:val="1"/>
+      <w:numFmt w:val="bullet"/>
+      <w:lvlText w:val="o"/>
+      <w:lvlJc w:val="left"/>
+      <w:pPr>
+        <w:ind w:left="3600" w:hanging="360"/>
+      </w:pPr>
+      <w:rPr>
+        <w:rFonts w:ascii="Courier New" w:hAnsi="Courier New" w:cs="Courier New" w:hint="default"/>
+      </w:rPr>
+    </w:lvl>
+    <w:lvl w:ilvl="5" w:tplc="04090005" w:tentative="1">
+      <w:start w:val="1"/>
+      <w:numFmt w:val="bullet"/>
+      <w:lvlText w:val=""/>
+      <w:lvlJc w:val="left"/>
+      <w:pPr>
+        <w:ind w:left="4320" w:hanging="360"/>
+      </w:pPr>
+      <w:rPr>
+        <w:rFonts w:ascii="Wingdings" w:hAnsi="Wingdings" w:hint="default"/>
+      </w:rPr>
+    </w:lvl>
+    <w:lvl w:ilvl="6" w:tplc="04090001" w:tentative="1">
+      <w:start w:val="1"/>
+      <w:numFmt w:val="bullet"/>
+      <w:lvlText w:val=""/>
+      <w:lvlJc w:val="left"/>
+      <w:pPr>
+        <w:ind w:left="5040" w:hanging="360"/>
+      </w:pPr>
+      <w:rPr>
+        <w:rFonts w:ascii="Symbol" w:hAnsi="Symbol" w:hint="default"/>
+      </w:rPr>
+    </w:lvl>
+    <w:lvl w:ilvl="7" w:tplc="04090003" w:tentative="1">
+      <w:start w:val="1"/>
+      <w:numFmt w:val="bullet"/>
+      <w:lvlText w:val="o"/>
+      <w:lvlJc w:val="left"/>
+      <w:pPr>
+        <w:ind w:left="5760" w:hanging="360"/>
+      </w:pPr>
+      <w:rPr>
+        <w:rFonts w:ascii="Courier New" w:hAnsi="Courier New" w:cs="Courier New" w:hint="default"/>
+      </w:rPr>
+    </w:lvl>
+    <w:lvl w:ilvl="8" w:tplc="04090005" w:tentative="1">
+      <w:start w:val="1"/>
+      <w:numFmt w:val="bullet"/>
+      <w:lvlText w:val=""/>
+      <w:lvlJc w:val="left"/>
+      <w:pPr>
+        <w:ind w:left="6480" w:hanging="360"/>
+      </w:pPr>
+      <w:rPr>
+        <w:rFonts w:ascii="Wingdings" w:hAnsi="Wingdings" w:hint="default"/>
+      </w:rPr>
+    </w:lvl>
+  </w:abstractNum>
+  <w:abstractNum w:abstractNumId="16" w15:restartNumberingAfterBreak="0">
+    <w:nsid w:val="456B63E7"/>
+    <w:multiLevelType w:val="hybridMultilevel"/>
+    <w:tmpl w:val="DA86FE00"/>
+    <w:lvl w:ilvl="0" w:tplc="04090001">
+      <w:start w:val="1"/>
+      <w:numFmt w:val="bullet"/>
+      <w:lvlText w:val=""/>
+      <w:lvlJc w:val="left"/>
+      <w:pPr>
+        <w:ind w:left="720" w:hanging="360"/>
+      </w:pPr>
+      <w:rPr>
+        <w:rFonts w:ascii="Symbol" w:hAnsi="Symbol" w:hint="default"/>
+      </w:rPr>
+    </w:lvl>
+    <w:lvl w:ilvl="1" w:tplc="04090003" w:tentative="1">
+      <w:start w:val="1"/>
+      <w:numFmt w:val="bullet"/>
+      <w:lvlText w:val="o"/>
+      <w:lvlJc w:val="left"/>
+      <w:pPr>
+        <w:ind w:left="1440" w:hanging="360"/>
+      </w:pPr>
+      <w:rPr>
+        <w:rFonts w:ascii="Courier New" w:hAnsi="Courier New" w:cs="Courier New" w:hint="default"/>
+      </w:rPr>
+    </w:lvl>
+    <w:lvl w:ilvl="2" w:tplc="04090005" w:tentative="1">
+      <w:start w:val="1"/>
+      <w:numFmt w:val="bullet"/>
+      <w:lvlText w:val=""/>
+      <w:lvlJc w:val="left"/>
+      <w:pPr>
+        <w:ind w:left="2160" w:hanging="360"/>
+      </w:pPr>
+      <w:rPr>
+        <w:rFonts w:ascii="Wingdings" w:hAnsi="Wingdings" w:hint="default"/>
+      </w:rPr>
+    </w:lvl>
+    <w:lvl w:ilvl="3" w:tplc="04090001" w:tentative="1">
+      <w:start w:val="1"/>
+      <w:numFmt w:val="bullet"/>
+      <w:lvlText w:val=""/>
+      <w:lvlJc w:val="left"/>
+      <w:pPr>
+        <w:ind w:left="2880" w:hanging="360"/>
+      </w:pPr>
+      <w:rPr>
+        <w:rFonts w:ascii="Symbol" w:hAnsi="Symbol" w:hint="default"/>
+      </w:rPr>
+    </w:lvl>
+    <w:lvl w:ilvl="4" w:tplc="04090003" w:tentative="1">
+      <w:start w:val="1"/>
+      <w:numFmt w:val="bullet"/>
+      <w:lvlText w:val="o"/>
+      <w:lvlJc w:val="left"/>
+      <w:pPr>
+        <w:ind w:left="3600" w:hanging="360"/>
+      </w:pPr>
+      <w:rPr>
+        <w:rFonts w:ascii="Courier New" w:hAnsi="Courier New" w:cs="Courier New" w:hint="default"/>
+      </w:rPr>
+    </w:lvl>
+    <w:lvl w:ilvl="5" w:tplc="04090005" w:tentative="1">
+      <w:start w:val="1"/>
+      <w:numFmt w:val="bullet"/>
+      <w:lvlText w:val=""/>
+      <w:lvlJc w:val="left"/>
+      <w:pPr>
+        <w:ind w:left="4320" w:hanging="360"/>
+      </w:pPr>
+      <w:rPr>
+        <w:rFonts w:ascii="Wingdings" w:hAnsi="Wingdings" w:hint="default"/>
+      </w:rPr>
+    </w:lvl>
+    <w:lvl w:ilvl="6" w:tplc="04090001" w:tentative="1">
+      <w:start w:val="1"/>
+      <w:numFmt w:val="bullet"/>
+      <w:lvlText w:val=""/>
+      <w:lvlJc w:val="left"/>
+      <w:pPr>
+        <w:ind w:left="5040" w:hanging="360"/>
+      </w:pPr>
+      <w:rPr>
+        <w:rFonts w:ascii="Symbol" w:hAnsi="Symbol" w:hint="default"/>
+      </w:rPr>
+    </w:lvl>
+    <w:lvl w:ilvl="7" w:tplc="04090003" w:tentative="1">
+      <w:start w:val="1"/>
+      <w:numFmt w:val="bullet"/>
+      <w:lvlText w:val="o"/>
+      <w:lvlJc w:val="left"/>
+      <w:pPr>
+        <w:ind w:left="5760" w:hanging="360"/>
+      </w:pPr>
+      <w:rPr>
+        <w:rFonts w:ascii="Courier New" w:hAnsi="Courier New" w:cs="Courier New" w:hint="default"/>
+      </w:rPr>
+    </w:lvl>
+    <w:lvl w:ilvl="8" w:tplc="04090005" w:tentative="1">
+      <w:start w:val="1"/>
+      <w:numFmt w:val="bullet"/>
+      <w:lvlText w:val=""/>
+      <w:lvlJc w:val="left"/>
+      <w:pPr>
+        <w:ind w:left="6480" w:hanging="360"/>
+      </w:pPr>
+      <w:rPr>
+        <w:rFonts w:ascii="Wingdings" w:hAnsi="Wingdings" w:hint="default"/>
+      </w:rPr>
+    </w:lvl>
+  </w:abstractNum>
+  <w:abstractNum w:abstractNumId="17" w15:restartNumberingAfterBreak="0">
     <w:nsid w:val="46EA32FE"/>
     <w:multiLevelType w:val="hybridMultilevel"/>
     <w:tmpl w:val="CF8CE0FA"/>
@@ -2912,7 +4878,7 @@
       </w:rPr>
     </w:lvl>
   </w:abstractNum>
-  <w:abstractNum w:abstractNumId="10" w15:restartNumberingAfterBreak="0">
+  <w:abstractNum w:abstractNumId="18" w15:restartNumberingAfterBreak="0">
     <w:nsid w:val="48372B41"/>
     <w:multiLevelType w:val="hybridMultilevel"/>
     <w:tmpl w:val="2BF24FEE"/>
@@ -3028,7 +4994,7 @@
       </w:rPr>
     </w:lvl>
   </w:abstractNum>
-  <w:abstractNum w:abstractNumId="11" w15:restartNumberingAfterBreak="0">
+  <w:abstractNum w:abstractNumId="19" w15:restartNumberingAfterBreak="0">
     <w:nsid w:val="4996483B"/>
     <w:multiLevelType w:val="hybridMultilevel"/>
     <w:tmpl w:val="95BA9258"/>
@@ -3141,7 +5107,7 @@
       </w:rPr>
     </w:lvl>
   </w:abstractNum>
-  <w:abstractNum w:abstractNumId="12" w15:restartNumberingAfterBreak="0">
+  <w:abstractNum w:abstractNumId="20" w15:restartNumberingAfterBreak="0">
     <w:nsid w:val="50DB27B5"/>
     <w:multiLevelType w:val="hybridMultilevel"/>
     <w:tmpl w:val="21868CBA"/>
@@ -3257,7 +5223,7 @@
       </w:rPr>
     </w:lvl>
   </w:abstractNum>
-  <w:abstractNum w:abstractNumId="13" w15:restartNumberingAfterBreak="0">
+  <w:abstractNum w:abstractNumId="21" w15:restartNumberingAfterBreak="0">
     <w:nsid w:val="572444D1"/>
     <w:multiLevelType w:val="hybridMultilevel"/>
     <w:tmpl w:val="A4DC308E"/>
@@ -3373,7 +5339,7 @@
       </w:rPr>
     </w:lvl>
   </w:abstractNum>
-  <w:abstractNum w:abstractNumId="14" w15:restartNumberingAfterBreak="0">
+  <w:abstractNum w:abstractNumId="22" w15:restartNumberingAfterBreak="0">
     <w:nsid w:val="60060F60"/>
     <w:multiLevelType w:val="hybridMultilevel"/>
     <w:tmpl w:val="ED2C7ACC"/>
@@ -3489,7 +5455,7 @@
       </w:rPr>
     </w:lvl>
   </w:abstractNum>
-  <w:abstractNum w:abstractNumId="15" w15:restartNumberingAfterBreak="0">
+  <w:abstractNum w:abstractNumId="23" w15:restartNumberingAfterBreak="0">
     <w:nsid w:val="609E53C6"/>
     <w:multiLevelType w:val="hybridMultilevel"/>
     <w:tmpl w:val="1276BB82"/>
@@ -3605,7 +5571,459 @@
       </w:rPr>
     </w:lvl>
   </w:abstractNum>
-  <w:abstractNum w:abstractNumId="16" w15:restartNumberingAfterBreak="0">
+  <w:abstractNum w:abstractNumId="24" w15:restartNumberingAfterBreak="0">
+    <w:nsid w:val="6E370E6A"/>
+    <w:multiLevelType w:val="hybridMultilevel"/>
+    <w:tmpl w:val="712AB0AE"/>
+    <w:lvl w:ilvl="0" w:tplc="04090001">
+      <w:start w:val="1"/>
+      <w:numFmt w:val="bullet"/>
+      <w:lvlText w:val=""/>
+      <w:lvlJc w:val="left"/>
+      <w:pPr>
+        <w:ind w:left="720" w:hanging="360"/>
+      </w:pPr>
+      <w:rPr>
+        <w:rFonts w:ascii="Symbol" w:hAnsi="Symbol" w:hint="default"/>
+      </w:rPr>
+    </w:lvl>
+    <w:lvl w:ilvl="1" w:tplc="04090003" w:tentative="1">
+      <w:start w:val="1"/>
+      <w:numFmt w:val="bullet"/>
+      <w:lvlText w:val="o"/>
+      <w:lvlJc w:val="left"/>
+      <w:pPr>
+        <w:ind w:left="1440" w:hanging="360"/>
+      </w:pPr>
+      <w:rPr>
+        <w:rFonts w:ascii="Courier New" w:hAnsi="Courier New" w:cs="Courier New" w:hint="default"/>
+      </w:rPr>
+    </w:lvl>
+    <w:lvl w:ilvl="2" w:tplc="04090005" w:tentative="1">
+      <w:start w:val="1"/>
+      <w:numFmt w:val="bullet"/>
+      <w:lvlText w:val=""/>
+      <w:lvlJc w:val="left"/>
+      <w:pPr>
+        <w:ind w:left="2160" w:hanging="360"/>
+      </w:pPr>
+      <w:rPr>
+        <w:rFonts w:ascii="Wingdings" w:hAnsi="Wingdings" w:hint="default"/>
+      </w:rPr>
+    </w:lvl>
+    <w:lvl w:ilvl="3" w:tplc="04090001" w:tentative="1">
+      <w:start w:val="1"/>
+      <w:numFmt w:val="bullet"/>
+      <w:lvlText w:val=""/>
+      <w:lvlJc w:val="left"/>
+      <w:pPr>
+        <w:ind w:left="2880" w:hanging="360"/>
+      </w:pPr>
+      <w:rPr>
+        <w:rFonts w:ascii="Symbol" w:hAnsi="Symbol" w:hint="default"/>
+      </w:rPr>
+    </w:lvl>
+    <w:lvl w:ilvl="4" w:tplc="04090003" w:tentative="1">
+      <w:start w:val="1"/>
+      <w:numFmt w:val="bullet"/>
+      <w:lvlText w:val="o"/>
+      <w:lvlJc w:val="left"/>
+      <w:pPr>
+        <w:ind w:left="3600" w:hanging="360"/>
+      </w:pPr>
+      <w:rPr>
+        <w:rFonts w:ascii="Courier New" w:hAnsi="Courier New" w:cs="Courier New" w:hint="default"/>
+      </w:rPr>
+    </w:lvl>
+    <w:lvl w:ilvl="5" w:tplc="04090005" w:tentative="1">
+      <w:start w:val="1"/>
+      <w:numFmt w:val="bullet"/>
+      <w:lvlText w:val=""/>
+      <w:lvlJc w:val="left"/>
+      <w:pPr>
+        <w:ind w:left="4320" w:hanging="360"/>
+      </w:pPr>
+      <w:rPr>
+        <w:rFonts w:ascii="Wingdings" w:hAnsi="Wingdings" w:hint="default"/>
+      </w:rPr>
+    </w:lvl>
+    <w:lvl w:ilvl="6" w:tplc="04090001" w:tentative="1">
+      <w:start w:val="1"/>
+      <w:numFmt w:val="bullet"/>
+      <w:lvlText w:val=""/>
+      <w:lvlJc w:val="left"/>
+      <w:pPr>
+        <w:ind w:left="5040" w:hanging="360"/>
+      </w:pPr>
+      <w:rPr>
+        <w:rFonts w:ascii="Symbol" w:hAnsi="Symbol" w:hint="default"/>
+      </w:rPr>
+    </w:lvl>
+    <w:lvl w:ilvl="7" w:tplc="04090003" w:tentative="1">
+      <w:start w:val="1"/>
+      <w:numFmt w:val="bullet"/>
+      <w:lvlText w:val="o"/>
+      <w:lvlJc w:val="left"/>
+      <w:pPr>
+        <w:ind w:left="5760" w:hanging="360"/>
+      </w:pPr>
+      <w:rPr>
+        <w:rFonts w:ascii="Courier New" w:hAnsi="Courier New" w:cs="Courier New" w:hint="default"/>
+      </w:rPr>
+    </w:lvl>
+    <w:lvl w:ilvl="8" w:tplc="04090005" w:tentative="1">
+      <w:start w:val="1"/>
+      <w:numFmt w:val="bullet"/>
+      <w:lvlText w:val=""/>
+      <w:lvlJc w:val="left"/>
+      <w:pPr>
+        <w:ind w:left="6480" w:hanging="360"/>
+      </w:pPr>
+      <w:rPr>
+        <w:rFonts w:ascii="Wingdings" w:hAnsi="Wingdings" w:hint="default"/>
+      </w:rPr>
+    </w:lvl>
+  </w:abstractNum>
+  <w:abstractNum w:abstractNumId="25" w15:restartNumberingAfterBreak="0">
+    <w:nsid w:val="78E834F8"/>
+    <w:multiLevelType w:val="hybridMultilevel"/>
+    <w:tmpl w:val="91725F20"/>
+    <w:lvl w:ilvl="0" w:tplc="04090001">
+      <w:start w:val="1"/>
+      <w:numFmt w:val="bullet"/>
+      <w:lvlText w:val=""/>
+      <w:lvlJc w:val="left"/>
+      <w:pPr>
+        <w:ind w:left="720" w:hanging="360"/>
+      </w:pPr>
+      <w:rPr>
+        <w:rFonts w:ascii="Symbol" w:hAnsi="Symbol" w:hint="default"/>
+      </w:rPr>
+    </w:lvl>
+    <w:lvl w:ilvl="1" w:tplc="04090003" w:tentative="1">
+      <w:start w:val="1"/>
+      <w:numFmt w:val="bullet"/>
+      <w:lvlText w:val="o"/>
+      <w:lvlJc w:val="left"/>
+      <w:pPr>
+        <w:ind w:left="1440" w:hanging="360"/>
+      </w:pPr>
+      <w:rPr>
+        <w:rFonts w:ascii="Courier New" w:hAnsi="Courier New" w:cs="Courier New" w:hint="default"/>
+      </w:rPr>
+    </w:lvl>
+    <w:lvl w:ilvl="2" w:tplc="04090005" w:tentative="1">
+      <w:start w:val="1"/>
+      <w:numFmt w:val="bullet"/>
+      <w:lvlText w:val=""/>
+      <w:lvlJc w:val="left"/>
+      <w:pPr>
+        <w:ind w:left="2160" w:hanging="360"/>
+      </w:pPr>
+      <w:rPr>
+        <w:rFonts w:ascii="Wingdings" w:hAnsi="Wingdings" w:hint="default"/>
+      </w:rPr>
+    </w:lvl>
+    <w:lvl w:ilvl="3" w:tplc="04090001" w:tentative="1">
+      <w:start w:val="1"/>
+      <w:numFmt w:val="bullet"/>
+      <w:lvlText w:val=""/>
+      <w:lvlJc w:val="left"/>
+      <w:pPr>
+        <w:ind w:left="2880" w:hanging="360"/>
+      </w:pPr>
+      <w:rPr>
+        <w:rFonts w:ascii="Symbol" w:hAnsi="Symbol" w:hint="default"/>
+      </w:rPr>
+    </w:lvl>
+    <w:lvl w:ilvl="4" w:tplc="04090003" w:tentative="1">
+      <w:start w:val="1"/>
+      <w:numFmt w:val="bullet"/>
+      <w:lvlText w:val="o"/>
+      <w:lvlJc w:val="left"/>
+      <w:pPr>
+        <w:ind w:left="3600" w:hanging="360"/>
+      </w:pPr>
+      <w:rPr>
+        <w:rFonts w:ascii="Courier New" w:hAnsi="Courier New" w:cs="Courier New" w:hint="default"/>
+      </w:rPr>
+    </w:lvl>
+    <w:lvl w:ilvl="5" w:tplc="04090005" w:tentative="1">
+      <w:start w:val="1"/>
+      <w:numFmt w:val="bullet"/>
+      <w:lvlText w:val=""/>
+      <w:lvlJc w:val="left"/>
+      <w:pPr>
+        <w:ind w:left="4320" w:hanging="360"/>
+      </w:pPr>
+      <w:rPr>
+        <w:rFonts w:ascii="Wingdings" w:hAnsi="Wingdings" w:hint="default"/>
+      </w:rPr>
+    </w:lvl>
+    <w:lvl w:ilvl="6" w:tplc="04090001" w:tentative="1">
+      <w:start w:val="1"/>
+      <w:numFmt w:val="bullet"/>
+      <w:lvlText w:val=""/>
+      <w:lvlJc w:val="left"/>
+      <w:pPr>
+        <w:ind w:left="5040" w:hanging="360"/>
+      </w:pPr>
+      <w:rPr>
+        <w:rFonts w:ascii="Symbol" w:hAnsi="Symbol" w:hint="default"/>
+      </w:rPr>
+    </w:lvl>
+    <w:lvl w:ilvl="7" w:tplc="04090003" w:tentative="1">
+      <w:start w:val="1"/>
+      <w:numFmt w:val="bullet"/>
+      <w:lvlText w:val="o"/>
+      <w:lvlJc w:val="left"/>
+      <w:pPr>
+        <w:ind w:left="5760" w:hanging="360"/>
+      </w:pPr>
+      <w:rPr>
+        <w:rFonts w:ascii="Courier New" w:hAnsi="Courier New" w:cs="Courier New" w:hint="default"/>
+      </w:rPr>
+    </w:lvl>
+    <w:lvl w:ilvl="8" w:tplc="04090005" w:tentative="1">
+      <w:start w:val="1"/>
+      <w:numFmt w:val="bullet"/>
+      <w:lvlText w:val=""/>
+      <w:lvlJc w:val="left"/>
+      <w:pPr>
+        <w:ind w:left="6480" w:hanging="360"/>
+      </w:pPr>
+      <w:rPr>
+        <w:rFonts w:ascii="Wingdings" w:hAnsi="Wingdings" w:hint="default"/>
+      </w:rPr>
+    </w:lvl>
+  </w:abstractNum>
+  <w:abstractNum w:abstractNumId="26" w15:restartNumberingAfterBreak="0">
+    <w:nsid w:val="7A7D6CF0"/>
+    <w:multiLevelType w:val="hybridMultilevel"/>
+    <w:tmpl w:val="E4866EE8"/>
+    <w:lvl w:ilvl="0" w:tplc="04090001">
+      <w:start w:val="1"/>
+      <w:numFmt w:val="bullet"/>
+      <w:lvlText w:val=""/>
+      <w:lvlJc w:val="left"/>
+      <w:pPr>
+        <w:ind w:left="720" w:hanging="360"/>
+      </w:pPr>
+      <w:rPr>
+        <w:rFonts w:ascii="Symbol" w:hAnsi="Symbol" w:hint="default"/>
+      </w:rPr>
+    </w:lvl>
+    <w:lvl w:ilvl="1" w:tplc="04090003" w:tentative="1">
+      <w:start w:val="1"/>
+      <w:numFmt w:val="bullet"/>
+      <w:lvlText w:val="o"/>
+      <w:lvlJc w:val="left"/>
+      <w:pPr>
+        <w:ind w:left="1440" w:hanging="360"/>
+      </w:pPr>
+      <w:rPr>
+        <w:rFonts w:ascii="Courier New" w:hAnsi="Courier New" w:cs="Courier New" w:hint="default"/>
+      </w:rPr>
+    </w:lvl>
+    <w:lvl w:ilvl="2" w:tplc="04090005" w:tentative="1">
+      <w:start w:val="1"/>
+      <w:numFmt w:val="bullet"/>
+      <w:lvlText w:val=""/>
+      <w:lvlJc w:val="left"/>
+      <w:pPr>
+        <w:ind w:left="2160" w:hanging="360"/>
+      </w:pPr>
+      <w:rPr>
+        <w:rFonts w:ascii="Wingdings" w:hAnsi="Wingdings" w:hint="default"/>
+      </w:rPr>
+    </w:lvl>
+    <w:lvl w:ilvl="3" w:tplc="04090001" w:tentative="1">
+      <w:start w:val="1"/>
+      <w:numFmt w:val="bullet"/>
+      <w:lvlText w:val=""/>
+      <w:lvlJc w:val="left"/>
+      <w:pPr>
+        <w:ind w:left="2880" w:hanging="360"/>
+      </w:pPr>
+      <w:rPr>
+        <w:rFonts w:ascii="Symbol" w:hAnsi="Symbol" w:hint="default"/>
+      </w:rPr>
+    </w:lvl>
+    <w:lvl w:ilvl="4" w:tplc="04090003" w:tentative="1">
+      <w:start w:val="1"/>
+      <w:numFmt w:val="bullet"/>
+      <w:lvlText w:val="o"/>
+      <w:lvlJc w:val="left"/>
+      <w:pPr>
+        <w:ind w:left="3600" w:hanging="360"/>
+      </w:pPr>
+      <w:rPr>
+        <w:rFonts w:ascii="Courier New" w:hAnsi="Courier New" w:cs="Courier New" w:hint="default"/>
+      </w:rPr>
+    </w:lvl>
+    <w:lvl w:ilvl="5" w:tplc="04090005" w:tentative="1">
+      <w:start w:val="1"/>
+      <w:numFmt w:val="bullet"/>
+      <w:lvlText w:val=""/>
+      <w:lvlJc w:val="left"/>
+      <w:pPr>
+        <w:ind w:left="4320" w:hanging="360"/>
+      </w:pPr>
+      <w:rPr>
+        <w:rFonts w:ascii="Wingdings" w:hAnsi="Wingdings" w:hint="default"/>
+      </w:rPr>
+    </w:lvl>
+    <w:lvl w:ilvl="6" w:tplc="04090001" w:tentative="1">
+      <w:start w:val="1"/>
+      <w:numFmt w:val="bullet"/>
+      <w:lvlText w:val=""/>
+      <w:lvlJc w:val="left"/>
+      <w:pPr>
+        <w:ind w:left="5040" w:hanging="360"/>
+      </w:pPr>
+      <w:rPr>
+        <w:rFonts w:ascii="Symbol" w:hAnsi="Symbol" w:hint="default"/>
+      </w:rPr>
+    </w:lvl>
+    <w:lvl w:ilvl="7" w:tplc="04090003" w:tentative="1">
+      <w:start w:val="1"/>
+      <w:numFmt w:val="bullet"/>
+      <w:lvlText w:val="o"/>
+      <w:lvlJc w:val="left"/>
+      <w:pPr>
+        <w:ind w:left="5760" w:hanging="360"/>
+      </w:pPr>
+      <w:rPr>
+        <w:rFonts w:ascii="Courier New" w:hAnsi="Courier New" w:cs="Courier New" w:hint="default"/>
+      </w:rPr>
+    </w:lvl>
+    <w:lvl w:ilvl="8" w:tplc="04090005" w:tentative="1">
+      <w:start w:val="1"/>
+      <w:numFmt w:val="bullet"/>
+      <w:lvlText w:val=""/>
+      <w:lvlJc w:val="left"/>
+      <w:pPr>
+        <w:ind w:left="6480" w:hanging="360"/>
+      </w:pPr>
+      <w:rPr>
+        <w:rFonts w:ascii="Wingdings" w:hAnsi="Wingdings" w:hint="default"/>
+      </w:rPr>
+    </w:lvl>
+  </w:abstractNum>
+  <w:abstractNum w:abstractNumId="27" w15:restartNumberingAfterBreak="0">
+    <w:nsid w:val="7B682F9C"/>
+    <w:multiLevelType w:val="hybridMultilevel"/>
+    <w:tmpl w:val="7A48BAFC"/>
+    <w:lvl w:ilvl="0" w:tplc="E65848DE">
+      <w:start w:val="1"/>
+      <w:numFmt w:val="bullet"/>
+      <w:lvlText w:val=""/>
+      <w:lvlJc w:val="left"/>
+      <w:pPr>
+        <w:ind w:left="720" w:hanging="360"/>
+      </w:pPr>
+      <w:rPr>
+        <w:rFonts w:ascii="Symbol" w:hAnsi="Symbol" w:hint="default"/>
+      </w:rPr>
+    </w:lvl>
+    <w:lvl w:ilvl="1" w:tplc="DC54347C">
+      <w:start w:val="1"/>
+      <w:numFmt w:val="bullet"/>
+      <w:lvlText w:val="o"/>
+      <w:lvlJc w:val="left"/>
+      <w:pPr>
+        <w:ind w:left="1440" w:hanging="360"/>
+      </w:pPr>
+      <w:rPr>
+        <w:rFonts w:ascii="Courier New" w:hAnsi="Courier New" w:cs="Times New Roman" w:hint="default"/>
+      </w:rPr>
+    </w:lvl>
+    <w:lvl w:ilvl="2" w:tplc="FB28E014">
+      <w:start w:val="1"/>
+      <w:numFmt w:val="bullet"/>
+      <w:lvlText w:val=""/>
+      <w:lvlJc w:val="left"/>
+      <w:pPr>
+        <w:ind w:left="2160" w:hanging="360"/>
+      </w:pPr>
+      <w:rPr>
+        <w:rFonts w:ascii="Wingdings" w:hAnsi="Wingdings" w:hint="default"/>
+      </w:rPr>
+    </w:lvl>
+    <w:lvl w:ilvl="3" w:tplc="EA207324">
+      <w:start w:val="1"/>
+      <w:numFmt w:val="bullet"/>
+      <w:lvlText w:val=""/>
+      <w:lvlJc w:val="left"/>
+      <w:pPr>
+        <w:ind w:left="2880" w:hanging="360"/>
+      </w:pPr>
+      <w:rPr>
+        <w:rFonts w:ascii="Symbol" w:hAnsi="Symbol" w:hint="default"/>
+      </w:rPr>
+    </w:lvl>
+    <w:lvl w:ilvl="4" w:tplc="9E4A19EA">
+      <w:start w:val="1"/>
+      <w:numFmt w:val="bullet"/>
+      <w:lvlText w:val="o"/>
+      <w:lvlJc w:val="left"/>
+      <w:pPr>
+        <w:ind w:left="3600" w:hanging="360"/>
+      </w:pPr>
+      <w:rPr>
+        <w:rFonts w:ascii="Courier New" w:hAnsi="Courier New" w:cs="Times New Roman" w:hint="default"/>
+      </w:rPr>
+    </w:lvl>
+    <w:lvl w:ilvl="5" w:tplc="81A65F32">
+      <w:start w:val="1"/>
+      <w:numFmt w:val="bullet"/>
+      <w:lvlText w:val=""/>
+      <w:lvlJc w:val="left"/>
+      <w:pPr>
+        <w:ind w:left="4320" w:hanging="360"/>
+      </w:pPr>
+      <w:rPr>
+        <w:rFonts w:ascii="Wingdings" w:hAnsi="Wingdings" w:hint="default"/>
+      </w:rPr>
+    </w:lvl>
+    <w:lvl w:ilvl="6" w:tplc="5FF80AB0">
+      <w:start w:val="1"/>
+      <w:numFmt w:val="bullet"/>
+      <w:lvlText w:val=""/>
+      <w:lvlJc w:val="left"/>
+      <w:pPr>
+        <w:ind w:left="5040" w:hanging="360"/>
+      </w:pPr>
+      <w:rPr>
+        <w:rFonts w:ascii="Symbol" w:hAnsi="Symbol" w:hint="default"/>
+      </w:rPr>
+    </w:lvl>
+    <w:lvl w:ilvl="7" w:tplc="748EC5C0">
+      <w:start w:val="1"/>
+      <w:numFmt w:val="bullet"/>
+      <w:lvlText w:val="o"/>
+      <w:lvlJc w:val="left"/>
+      <w:pPr>
+        <w:ind w:left="5760" w:hanging="360"/>
+      </w:pPr>
+      <w:rPr>
+        <w:rFonts w:ascii="Courier New" w:hAnsi="Courier New" w:cs="Times New Roman" w:hint="default"/>
+      </w:rPr>
+    </w:lvl>
+    <w:lvl w:ilvl="8" w:tplc="FF4A73DC">
+      <w:start w:val="1"/>
+      <w:numFmt w:val="bullet"/>
+      <w:lvlText w:val=""/>
+      <w:lvlJc w:val="left"/>
+      <w:pPr>
+        <w:ind w:left="6480" w:hanging="360"/>
+      </w:pPr>
+      <w:rPr>
+        <w:rFonts w:ascii="Wingdings" w:hAnsi="Wingdings" w:hint="default"/>
+      </w:rPr>
+    </w:lvl>
+  </w:abstractNum>
+  <w:abstractNum w:abstractNumId="28" w15:restartNumberingAfterBreak="0">
     <w:nsid w:val="7DC5457E"/>
     <w:multiLevelType w:val="hybridMultilevel"/>
     <w:tmpl w:val="876CD0D2"/>
@@ -3718,55 +6136,91 @@
       </w:rPr>
     </w:lvl>
   </w:abstractNum>
-  <w:num w:numId="1" w16cid:durableId="933168916">
+  <w:num w:numId="1">
+    <w:abstractNumId w:val="20"/>
+  </w:num>
+  <w:num w:numId="2">
+    <w:abstractNumId w:val="18"/>
+  </w:num>
+  <w:num w:numId="3">
+    <w:abstractNumId w:val="21"/>
+  </w:num>
+  <w:num w:numId="4">
+    <w:abstractNumId w:val="22"/>
+  </w:num>
+  <w:num w:numId="5">
+    <w:abstractNumId w:val="23"/>
+  </w:num>
+  <w:num w:numId="6">
+    <w:abstractNumId w:val="3"/>
+  </w:num>
+  <w:num w:numId="7">
+    <w:abstractNumId w:val="1"/>
+  </w:num>
+  <w:num w:numId="8">
+    <w:abstractNumId w:val="2"/>
+  </w:num>
+  <w:num w:numId="9">
+    <w:abstractNumId w:val="17"/>
+  </w:num>
+  <w:num w:numId="10">
+    <w:abstractNumId w:val="8"/>
+  </w:num>
+  <w:num w:numId="11">
+    <w:abstractNumId w:val="0"/>
+  </w:num>
+  <w:num w:numId="12">
+    <w:abstractNumId w:val="28"/>
+  </w:num>
+  <w:num w:numId="13">
+    <w:abstractNumId w:val="5"/>
+  </w:num>
+  <w:num w:numId="14">
     <w:abstractNumId w:val="12"/>
   </w:num>
-  <w:num w:numId="2" w16cid:durableId="735323052">
+  <w:num w:numId="15">
+    <w:abstractNumId w:val="19"/>
+  </w:num>
+  <w:num w:numId="16">
     <w:abstractNumId w:val="10"/>
   </w:num>
-  <w:num w:numId="3" w16cid:durableId="881480298">
+  <w:num w:numId="17">
+    <w:abstractNumId w:val="11"/>
+  </w:num>
+  <w:num w:numId="18">
+    <w:abstractNumId w:val="27"/>
+  </w:num>
+  <w:num w:numId="19">
+    <w:abstractNumId w:val="4"/>
+  </w:num>
+  <w:num w:numId="20">
+    <w:abstractNumId w:val="6"/>
+  </w:num>
+  <w:num w:numId="21">
+    <w:abstractNumId w:val="15"/>
+  </w:num>
+  <w:num w:numId="22">
+    <w:abstractNumId w:val="14"/>
+  </w:num>
+  <w:num w:numId="23">
+    <w:abstractNumId w:val="16"/>
+  </w:num>
+  <w:num w:numId="24">
+    <w:abstractNumId w:val="24"/>
+  </w:num>
+  <w:num w:numId="25">
+    <w:abstractNumId w:val="26"/>
+  </w:num>
+  <w:num w:numId="26">
+    <w:abstractNumId w:val="25"/>
+  </w:num>
+  <w:num w:numId="27">
+    <w:abstractNumId w:val="9"/>
+  </w:num>
+  <w:num w:numId="28">
     <w:abstractNumId w:val="13"/>
   </w:num>
-  <w:num w:numId="4" w16cid:durableId="1039627171">
-    <w:abstractNumId w:val="14"/>
-  </w:num>
-  <w:num w:numId="5" w16cid:durableId="1846700875">
-    <w:abstractNumId w:val="15"/>
-  </w:num>
-  <w:num w:numId="6" w16cid:durableId="1445879299">
-    <w:abstractNumId w:val="3"/>
-  </w:num>
-  <w:num w:numId="7" w16cid:durableId="711807531">
-    <w:abstractNumId w:val="1"/>
-  </w:num>
-  <w:num w:numId="8" w16cid:durableId="465125359">
-    <w:abstractNumId w:val="2"/>
-  </w:num>
-  <w:num w:numId="9" w16cid:durableId="1713530327">
-    <w:abstractNumId w:val="9"/>
-  </w:num>
-  <w:num w:numId="10" w16cid:durableId="1246888430">
-    <w:abstractNumId w:val="5"/>
-  </w:num>
-  <w:num w:numId="11" w16cid:durableId="1158958728">
-    <w:abstractNumId w:val="0"/>
-  </w:num>
-  <w:num w:numId="12" w16cid:durableId="1830167543">
-    <w:abstractNumId w:val="16"/>
-  </w:num>
-  <w:num w:numId="13" w16cid:durableId="1027172809">
-    <w:abstractNumId w:val="4"/>
-  </w:num>
-  <w:num w:numId="14" w16cid:durableId="614560590">
-    <w:abstractNumId w:val="8"/>
-  </w:num>
-  <w:num w:numId="15" w16cid:durableId="1561406641">
-    <w:abstractNumId w:val="11"/>
-  </w:num>
-  <w:num w:numId="16" w16cid:durableId="1751073156">
-    <w:abstractNumId w:val="6"/>
-  </w:num>
-  <w:num w:numId="17" w16cid:durableId="812676481">
+  <w:num w:numId="29">
     <w:abstractNumId w:val="7"/>
   </w:num>
 </w:numbering>
@@ -4193,6 +6647,29 @@
       <w:szCs w:val="24"/>
     </w:rPr>
   </w:style>
+  <w:style w:type="paragraph" w:styleId="Heading2">
+    <w:name w:val="heading 2"/>
+    <w:basedOn w:val="Normal"/>
+    <w:next w:val="Normal"/>
+    <w:link w:val="Heading2Char"/>
+    <w:uiPriority w:val="9"/>
+    <w:semiHidden/>
+    <w:unhideWhenUsed/>
+    <w:qFormat/>
+    <w:rsid w:val="008B59A7"/>
+    <w:pPr>
+      <w:keepNext/>
+      <w:keepLines/>
+      <w:spacing w:before="40"/>
+      <w:outlineLvl w:val="1"/>
+    </w:pPr>
+    <w:rPr>
+      <w:rFonts w:asciiTheme="majorHAnsi" w:eastAsiaTheme="majorEastAsia" w:hAnsiTheme="majorHAnsi" w:cstheme="majorBidi"/>
+      <w:color w:val="365F91" w:themeColor="accent1" w:themeShade="BF"/>
+      <w:sz w:val="26"/>
+      <w:szCs w:val="26"/>
+    </w:rPr>
+  </w:style>
   <w:style w:type="character" w:default="1" w:styleId="DefaultParagraphFont">
     <w:name w:val="Default Paragraph Font"/>
     <w:uiPriority w:val="1"/>
@@ -4254,7 +6731,7 @@
   <w:style w:type="paragraph" w:styleId="ListParagraph">
     <w:name w:val="List Paragraph"/>
     <w:basedOn w:val="Normal"/>
-    <w:uiPriority w:val="1"/>
+    <w:uiPriority w:val="34"/>
     <w:qFormat/>
     <w:pPr>
       <w:spacing w:line="276" w:lineRule="exact"/>
@@ -4288,6 +6765,20 @@
     <w:rPr>
       <w:color w:val="605E5C"/>
       <w:shd w:val="clear" w:color="auto" w:fill="E1DFDD"/>
+    </w:rPr>
+  </w:style>
+  <w:style w:type="character" w:customStyle="1" w:styleId="Heading2Char">
+    <w:name w:val="Heading 2 Char"/>
+    <w:basedOn w:val="DefaultParagraphFont"/>
+    <w:link w:val="Heading2"/>
+    <w:uiPriority w:val="9"/>
+    <w:semiHidden/>
+    <w:rsid w:val="008B59A7"/>
+    <w:rPr>
+      <w:rFonts w:asciiTheme="majorHAnsi" w:eastAsiaTheme="majorEastAsia" w:hAnsiTheme="majorHAnsi" w:cstheme="majorBidi"/>
+      <w:color w:val="365F91" w:themeColor="accent1" w:themeShade="BF"/>
+      <w:sz w:val="26"/>
+      <w:szCs w:val="26"/>
     </w:rPr>
   </w:style>
 </w:styles>

--- a/document/RESUME.docx
+++ b/document/RESUME.docx
@@ -6,12 +6,19 @@
       <w:pPr>
         <w:jc w:val="center"/>
         <w:rPr>
+          <w:sz w:val="32"/>
+          <w:szCs w:val="32"/>
+        </w:rPr>
+      </w:pPr>
+      <w:r>
+        <w:rPr>
           <w:b/>
           <w:bCs/>
           <w:sz w:val="32"/>
           <w:szCs w:val="32"/>
         </w:rPr>
-      </w:pPr>
+        <w:t>Malav</w:t>
+      </w:r>
       <w:r>
         <w:rPr>
           <w:b/>
@@ -19,13 +26,43 @@
           <w:sz w:val="32"/>
           <w:szCs w:val="32"/>
         </w:rPr>
-        <w:t>Malav Mistry</w:t>
+        <w:t xml:space="preserve"> </w:t>
+      </w:r>
+      <w:proofErr w:type="spellStart"/>
+      <w:r>
+        <w:rPr>
+          <w:b/>
+          <w:bCs/>
+          <w:sz w:val="32"/>
+          <w:szCs w:val="32"/>
+        </w:rPr>
+        <w:t>Hit</w:t>
+      </w:r>
+      <w:r>
+        <w:rPr>
+          <w:b/>
+          <w:bCs/>
+          <w:sz w:val="32"/>
+          <w:szCs w:val="32"/>
+        </w:rPr>
+        <w:t>endra</w:t>
+      </w:r>
+      <w:proofErr w:type="spellEnd"/>
+      <w:r>
+        <w:rPr>
+          <w:b/>
+          <w:bCs/>
+          <w:sz w:val="32"/>
+          <w:szCs w:val="32"/>
+        </w:rPr>
+        <w:t xml:space="preserve"> Mistry</w:t>
       </w:r>
     </w:p>
     <w:p>
       <w:pPr>
         <w:jc w:val="center"/>
         <w:rPr>
+          <w:rStyle w:val="Hyperlink"/>
           <w:sz w:val="24"/>
           <w:szCs w:val="24"/>
         </w:rPr>
@@ -69,8 +106,10 @@
         <w:r>
           <w:rPr>
             <w:rStyle w:val="Hyperlink"/>
+            <w:color w:val="000000" w:themeColor="text1"/>
             <w:sz w:val="24"/>
             <w:szCs w:val="24"/>
+            <w:u w:val="none"/>
           </w:rPr>
           <w:t>malav345@gmail.com</w:t>
         </w:r>
@@ -78,6 +117,7 @@
     </w:p>
     <w:p>
       <w:pPr>
+        <w:jc w:val="center"/>
         <w:rPr>
           <w:b/>
           <w:bCs/>
@@ -263,22 +303,36 @@
           <w:sz w:val="24"/>
           <w:szCs w:val="24"/>
         </w:rPr>
-        <w:t>Tools: Visual Studio, Postman, PowerShell, JMeter, FileZilla</w:t>
-      </w:r>
-    </w:p>
-    <w:p>
-      <w:pPr>
-        <w:rPr>
-          <w:sz w:val="24"/>
-          <w:szCs w:val="24"/>
-        </w:rPr>
-      </w:pPr>
-      <w:r>
-        <w:rPr>
-          <w:sz w:val="24"/>
-          <w:szCs w:val="24"/>
-        </w:rPr>
-        <w:t xml:space="preserve">Version Control: Git, GitHub, GitLab, </w:t>
+        <w:t>Tools: Visual Studio, Postman,</w:t>
+      </w:r>
+      <w:r>
+        <w:rPr>
+          <w:sz w:val="24"/>
+          <w:szCs w:val="24"/>
+        </w:rPr>
+        <w:t xml:space="preserve"> Power BI,</w:t>
+      </w:r>
+      <w:r>
+        <w:rPr>
+          <w:sz w:val="24"/>
+          <w:szCs w:val="24"/>
+        </w:rPr>
+        <w:t xml:space="preserve"> PowerShell, JMeter, FileZilla</w:t>
+      </w:r>
+    </w:p>
+    <w:p>
+      <w:pPr>
+        <w:rPr>
+          <w:sz w:val="24"/>
+          <w:szCs w:val="24"/>
+        </w:rPr>
+      </w:pPr>
+      <w:r>
+        <w:rPr>
+          <w:sz w:val="24"/>
+          <w:szCs w:val="24"/>
+        </w:rPr>
+        <w:t xml:space="preserve">Version Control: Git, GitHub, </w:t>
       </w:r>
       <w:proofErr w:type="spellStart"/>
       <w:r>
@@ -351,7 +405,7 @@
           <w:sz w:val="24"/>
           <w:szCs w:val="24"/>
         </w:rPr>
-        <w:t>Software Developer 3</w:t>
+        <w:t xml:space="preserve">Senior </w:t>
       </w:r>
       <w:r>
         <w:rPr>
@@ -360,7 +414,7 @@
           <w:sz w:val="24"/>
           <w:szCs w:val="24"/>
         </w:rPr>
-        <w:tab/>
+        <w:t>Software Developer</w:t>
       </w:r>
       <w:r>
         <w:rPr>
@@ -436,6 +490,24 @@
       </w:r>
       <w:r>
         <w:rPr>
+          <w:b/>
+          <w:bCs/>
+          <w:sz w:val="24"/>
+          <w:szCs w:val="24"/>
+        </w:rPr>
+        <w:tab/>
+      </w:r>
+      <w:r>
+        <w:rPr>
+          <w:b/>
+          <w:bCs/>
+          <w:sz w:val="24"/>
+          <w:szCs w:val="24"/>
+        </w:rPr>
+        <w:tab/>
+      </w:r>
+      <w:r>
+        <w:rPr>
           <w:sz w:val="24"/>
           <w:szCs w:val="24"/>
         </w:rPr>
@@ -456,7 +528,44 @@
           <w:sz w:val="24"/>
           <w:szCs w:val="24"/>
         </w:rPr>
-        <w:t>FDH Infrastructure Services (Raleigh, NC)</w:t>
+        <w:t xml:space="preserve">FDH Infrastructure Services </w:t>
+      </w:r>
+      <w:proofErr w:type="spellStart"/>
+      <w:r>
+        <w:rPr>
+          <w:sz w:val="24"/>
+          <w:szCs w:val="24"/>
+        </w:rPr>
+        <w:t>d.b.a</w:t>
+      </w:r>
+      <w:proofErr w:type="spellEnd"/>
+      <w:r>
+        <w:rPr>
+          <w:sz w:val="24"/>
+          <w:szCs w:val="24"/>
+        </w:rPr>
+        <w:t xml:space="preserve"> </w:t>
+      </w:r>
+      <w:r>
+        <w:rPr>
+          <w:sz w:val="24"/>
+          <w:szCs w:val="24"/>
+        </w:rPr>
+        <w:t>Predicant</w:t>
+      </w:r>
+      <w:r>
+        <w:rPr>
+          <w:sz w:val="24"/>
+          <w:szCs w:val="24"/>
+        </w:rPr>
+        <w:t xml:space="preserve"> LLC </w:t>
+      </w:r>
+      <w:r>
+        <w:rPr>
+          <w:sz w:val="24"/>
+          <w:szCs w:val="24"/>
+        </w:rPr>
+        <w:t>(Raleigh, NC)</w:t>
       </w:r>
     </w:p>
     <w:p>
@@ -476,21 +585,35 @@
           <w:sz w:val="24"/>
           <w:szCs w:val="24"/>
         </w:rPr>
-        <w:t xml:space="preserve">Develop and maintain web application using Angular, </w:t>
-      </w:r>
-      <w:r>
-        <w:rPr>
-          <w:sz w:val="24"/>
-          <w:szCs w:val="24"/>
-        </w:rPr>
-        <w:t xml:space="preserve">ASP.Net, </w:t>
-      </w:r>
-      <w:r>
-        <w:rPr>
-          <w:sz w:val="24"/>
-          <w:szCs w:val="24"/>
-        </w:rPr>
-        <w:t>C#</w:t>
+        <w:t xml:space="preserve">Designed and </w:t>
+      </w:r>
+      <w:r>
+        <w:rPr>
+          <w:sz w:val="24"/>
+          <w:szCs w:val="24"/>
+        </w:rPr>
+        <w:t>implemented Software</w:t>
+      </w:r>
+      <w:r>
+        <w:rPr>
+          <w:sz w:val="24"/>
+          <w:szCs w:val="24"/>
+        </w:rPr>
+        <w:t xml:space="preserve"> Architecture</w:t>
+      </w:r>
+      <w:r>
+        <w:rPr>
+          <w:sz w:val="24"/>
+          <w:szCs w:val="24"/>
+        </w:rPr>
+        <w:t xml:space="preserve"> for solutions, Microservice Architecture</w:t>
+      </w:r>
+      <w:r>
+        <w:rPr>
+          <w:sz w:val="24"/>
+          <w:szCs w:val="24"/>
+        </w:rPr>
+        <w:t xml:space="preserve"> for scalable and modular applications</w:t>
       </w:r>
     </w:p>
     <w:p>
@@ -510,28 +633,49 @@
           <w:sz w:val="24"/>
           <w:szCs w:val="24"/>
         </w:rPr>
-        <w:t xml:space="preserve">Developed </w:t>
-      </w:r>
-      <w:r>
-        <w:rPr>
-          <w:sz w:val="24"/>
-          <w:szCs w:val="24"/>
-        </w:rPr>
-        <w:t>web</w:t>
-      </w:r>
-      <w:r>
-        <w:rPr>
-          <w:sz w:val="24"/>
-          <w:szCs w:val="24"/>
-        </w:rPr>
-        <w:t xml:space="preserve"> API using .Net Core, C#</w:t>
-      </w:r>
-      <w:r>
-        <w:rPr>
-          <w:sz w:val="24"/>
-          <w:szCs w:val="24"/>
-        </w:rPr>
-        <w:t>, .net MVC</w:t>
+        <w:t>Develop</w:t>
+      </w:r>
+      <w:r>
+        <w:rPr>
+          <w:sz w:val="24"/>
+          <w:szCs w:val="24"/>
+        </w:rPr>
+        <w:t>ed</w:t>
+      </w:r>
+      <w:r>
+        <w:rPr>
+          <w:sz w:val="24"/>
+          <w:szCs w:val="24"/>
+        </w:rPr>
+        <w:t xml:space="preserve"> and maintain</w:t>
+      </w:r>
+      <w:r>
+        <w:rPr>
+          <w:sz w:val="24"/>
+          <w:szCs w:val="24"/>
+        </w:rPr>
+        <w:t>ed</w:t>
+      </w:r>
+      <w:r>
+        <w:rPr>
+          <w:sz w:val="24"/>
+          <w:szCs w:val="24"/>
+        </w:rPr>
+        <w:t xml:space="preserve"> web application using Angular, </w:t>
+      </w:r>
+      <w:r>
+        <w:rPr>
+          <w:sz w:val="24"/>
+          <w:szCs w:val="24"/>
+        </w:rPr>
+        <w:t xml:space="preserve">ASP.Net, </w:t>
+      </w:r>
+      <w:r>
+        <w:rPr>
+          <w:sz w:val="24"/>
+          <w:szCs w:val="24"/>
+        </w:rPr>
+        <w:t>C#</w:t>
       </w:r>
     </w:p>
     <w:p>
@@ -551,28 +695,28 @@
           <w:sz w:val="24"/>
           <w:szCs w:val="24"/>
         </w:rPr>
-        <w:t>Design database schema</w:t>
-      </w:r>
-      <w:r>
-        <w:rPr>
-          <w:sz w:val="24"/>
-          <w:szCs w:val="24"/>
-        </w:rPr>
-        <w:t xml:space="preserve"> using</w:t>
-      </w:r>
-      <w:r>
-        <w:rPr>
-          <w:sz w:val="24"/>
-          <w:szCs w:val="24"/>
-        </w:rPr>
-        <w:t xml:space="preserve"> </w:t>
-      </w:r>
-      <w:r>
-        <w:rPr>
-          <w:sz w:val="24"/>
-          <w:szCs w:val="24"/>
-        </w:rPr>
-        <w:t>MS SQL and SQL Queries</w:t>
+        <w:t xml:space="preserve">Developed </w:t>
+      </w:r>
+      <w:r>
+        <w:rPr>
+          <w:sz w:val="24"/>
+          <w:szCs w:val="24"/>
+        </w:rPr>
+        <w:t>web</w:t>
+      </w:r>
+      <w:r>
+        <w:rPr>
+          <w:sz w:val="24"/>
+          <w:szCs w:val="24"/>
+        </w:rPr>
+        <w:t xml:space="preserve"> API using .Net Core, C#</w:t>
+      </w:r>
+      <w:r>
+        <w:rPr>
+          <w:sz w:val="24"/>
+          <w:szCs w:val="24"/>
+        </w:rPr>
+        <w:t>, .net MVC</w:t>
       </w:r>
     </w:p>
     <w:p>
@@ -592,7 +736,28 @@
           <w:sz w:val="24"/>
           <w:szCs w:val="24"/>
         </w:rPr>
-        <w:t>Utilized Entity Framework 6 for database connectivity, schema management, and CRUD operations</w:t>
+        <w:t>Design database schema</w:t>
+      </w:r>
+      <w:r>
+        <w:rPr>
+          <w:sz w:val="24"/>
+          <w:szCs w:val="24"/>
+        </w:rPr>
+        <w:t xml:space="preserve"> using</w:t>
+      </w:r>
+      <w:r>
+        <w:rPr>
+          <w:sz w:val="24"/>
+          <w:szCs w:val="24"/>
+        </w:rPr>
+        <w:t xml:space="preserve"> </w:t>
+      </w:r>
+      <w:r>
+        <w:rPr>
+          <w:sz w:val="24"/>
+          <w:szCs w:val="24"/>
+        </w:rPr>
+        <w:t>MS SQL and SQL Queries</w:t>
       </w:r>
     </w:p>
     <w:p>
@@ -612,21 +777,7 @@
           <w:sz w:val="24"/>
           <w:szCs w:val="24"/>
         </w:rPr>
-        <w:t>Develop and maintain Desktop applications using Microsoft WPF</w:t>
-      </w:r>
-      <w:r>
-        <w:rPr>
-          <w:sz w:val="24"/>
-          <w:szCs w:val="24"/>
-        </w:rPr>
-        <w:t xml:space="preserve"> and .Net MAUI</w:t>
-      </w:r>
-      <w:r>
-        <w:rPr>
-          <w:sz w:val="24"/>
-          <w:szCs w:val="24"/>
-        </w:rPr>
-        <w:t xml:space="preserve"> using MVVM</w:t>
+        <w:t>Utilized Entity Framework 6 for database connectivity, schema management, and CRUD operations</w:t>
       </w:r>
     </w:p>
     <w:p>
@@ -646,52 +797,22 @@
           <w:sz w:val="24"/>
           <w:szCs w:val="24"/>
         </w:rPr>
-        <w:t>Created</w:t>
-      </w:r>
-      <w:r>
-        <w:rPr>
-          <w:sz w:val="24"/>
-          <w:szCs w:val="24"/>
-        </w:rPr>
-        <w:t xml:space="preserve"> </w:t>
-      </w:r>
-      <w:r>
-        <w:rPr>
-          <w:sz w:val="24"/>
-          <w:szCs w:val="24"/>
-        </w:rPr>
-        <w:t xml:space="preserve">Test project and implemented </w:t>
-      </w:r>
-      <w:r>
-        <w:rPr>
-          <w:sz w:val="24"/>
-          <w:szCs w:val="24"/>
-        </w:rPr>
-        <w:t>unit</w:t>
-      </w:r>
-      <w:r>
-        <w:rPr>
-          <w:sz w:val="24"/>
-          <w:szCs w:val="24"/>
-        </w:rPr>
-        <w:t xml:space="preserve"> and integration</w:t>
-      </w:r>
-      <w:r>
-        <w:rPr>
-          <w:sz w:val="24"/>
-          <w:szCs w:val="24"/>
-        </w:rPr>
-        <w:t xml:space="preserve"> testing using </w:t>
-      </w:r>
-      <w:proofErr w:type="spellStart"/>
-      <w:r>
-        <w:rPr>
-          <w:sz w:val="24"/>
-          <w:szCs w:val="24"/>
-        </w:rPr>
-        <w:t>NUnit</w:t>
-      </w:r>
-      <w:proofErr w:type="spellEnd"/>
+        <w:t>Develop and maintain Desktop applications using Microsoft WPF</w:t>
+      </w:r>
+      <w:r>
+        <w:rPr>
+          <w:sz w:val="24"/>
+          <w:szCs w:val="24"/>
+        </w:rPr>
+        <w:t xml:space="preserve"> and .Net MAUI</w:t>
+      </w:r>
+      <w:r>
+        <w:rPr>
+          <w:sz w:val="24"/>
+          <w:szCs w:val="24"/>
+        </w:rPr>
+        <w:t xml:space="preserve"> using MVVM</w:t>
+      </w:r>
     </w:p>
     <w:p>
       <w:pPr>
@@ -710,7 +831,134 @@
           <w:sz w:val="24"/>
           <w:szCs w:val="24"/>
         </w:rPr>
-        <w:t>Enforce Test driven development in an Agile, SCRUM, environment.</w:t>
+        <w:t>Created</w:t>
+      </w:r>
+      <w:r>
+        <w:rPr>
+          <w:sz w:val="24"/>
+          <w:szCs w:val="24"/>
+        </w:rPr>
+        <w:t xml:space="preserve"> </w:t>
+      </w:r>
+      <w:r>
+        <w:rPr>
+          <w:sz w:val="24"/>
+          <w:szCs w:val="24"/>
+        </w:rPr>
+        <w:t xml:space="preserve">Test project and implemented </w:t>
+      </w:r>
+      <w:r>
+        <w:rPr>
+          <w:sz w:val="24"/>
+          <w:szCs w:val="24"/>
+        </w:rPr>
+        <w:t>unit</w:t>
+      </w:r>
+      <w:r>
+        <w:rPr>
+          <w:sz w:val="24"/>
+          <w:szCs w:val="24"/>
+        </w:rPr>
+        <w:t xml:space="preserve"> and integration</w:t>
+      </w:r>
+      <w:r>
+        <w:rPr>
+          <w:sz w:val="24"/>
+          <w:szCs w:val="24"/>
+        </w:rPr>
+        <w:t xml:space="preserve"> testing using </w:t>
+      </w:r>
+      <w:proofErr w:type="spellStart"/>
+      <w:r>
+        <w:rPr>
+          <w:sz w:val="24"/>
+          <w:szCs w:val="24"/>
+        </w:rPr>
+        <w:t>NUnit</w:t>
+      </w:r>
+      <w:proofErr w:type="spellEnd"/>
+    </w:p>
+    <w:p>
+      <w:pPr>
+        <w:pStyle w:val="ListParagraph"/>
+        <w:numPr>
+          <w:ilvl w:val="0"/>
+          <w:numId w:val="24"/>
+        </w:numPr>
+        <w:rPr>
+          <w:sz w:val="24"/>
+          <w:szCs w:val="24"/>
+        </w:rPr>
+      </w:pPr>
+      <w:r>
+        <w:rPr>
+          <w:sz w:val="24"/>
+          <w:szCs w:val="24"/>
+        </w:rPr>
+        <w:t xml:space="preserve">Developed FAST API services using Python, implementing signal analysis and integrating </w:t>
+      </w:r>
+      <w:r>
+        <w:rPr>
+          <w:sz w:val="24"/>
+          <w:szCs w:val="24"/>
+        </w:rPr>
+        <w:t xml:space="preserve">ML </w:t>
+      </w:r>
+      <w:r>
+        <w:rPr>
+          <w:sz w:val="24"/>
+          <w:szCs w:val="24"/>
+        </w:rPr>
+        <w:t>and DL model</w:t>
+      </w:r>
+    </w:p>
+    <w:p>
+      <w:pPr>
+        <w:pStyle w:val="ListParagraph"/>
+        <w:numPr>
+          <w:ilvl w:val="0"/>
+          <w:numId w:val="24"/>
+        </w:numPr>
+        <w:rPr>
+          <w:sz w:val="24"/>
+          <w:szCs w:val="24"/>
+        </w:rPr>
+      </w:pPr>
+      <w:r>
+        <w:rPr>
+          <w:vanish/>
+          <w:sz w:val="24"/>
+          <w:szCs w:val="24"/>
+        </w:rPr>
+        <w:t xml:space="preserve">Containerized apps using Docker and hosted on </w:t>
+      </w:r>
+      <w:r>
+        <w:rPr>
+          <w:sz w:val="24"/>
+          <w:szCs w:val="24"/>
+        </w:rPr>
+        <w:t xml:space="preserve">Hosted </w:t>
+      </w:r>
+      <w:r>
+        <w:rPr>
+          <w:sz w:val="24"/>
+          <w:szCs w:val="24"/>
+        </w:rPr>
+        <w:t>D</w:t>
+      </w:r>
+      <w:r>
+        <w:rPr>
+          <w:sz w:val="24"/>
+          <w:szCs w:val="24"/>
+        </w:rPr>
+        <w:t xml:space="preserve">ocker images on </w:t>
+      </w:r>
+      <w:r>
+        <w:rPr>
+          <w:sz w:val="24"/>
+          <w:szCs w:val="24"/>
+        </w:rPr>
+        <w:t>Azure using Container Registry (ACR) and Container Instances (ACI)</w:t>
       </w:r>
     </w:p>
     <w:p>
@@ -730,14 +978,28 @@
           <w:sz w:val="24"/>
           <w:szCs w:val="24"/>
         </w:rPr>
-        <w:t>Used Bitbucket for version controlling</w:t>
-      </w:r>
-      <w:r>
-        <w:rPr>
-          <w:sz w:val="24"/>
-          <w:szCs w:val="24"/>
-        </w:rPr>
-        <w:t xml:space="preserve"> and Azure for Cloud Infrastructure, CI/CD</w:t>
+        <w:t xml:space="preserve">Assisted in Maintaining </w:t>
+      </w:r>
+      <w:r>
+        <w:rPr>
+          <w:sz w:val="24"/>
+          <w:szCs w:val="24"/>
+        </w:rPr>
+        <w:t>Azure Kubernetes Service (AKS)</w:t>
+      </w:r>
+      <w:r>
+        <w:rPr>
+          <w:sz w:val="24"/>
+          <w:szCs w:val="24"/>
+        </w:rPr>
+        <w:t xml:space="preserve"> to manage scaling and availability </w:t>
+      </w:r>
+      <w:r>
+        <w:rPr>
+          <w:sz w:val="24"/>
+          <w:szCs w:val="24"/>
+        </w:rPr>
+        <w:t>in regions</w:t>
       </w:r>
     </w:p>
     <w:p>
@@ -757,14 +1019,14 @@
           <w:sz w:val="24"/>
           <w:szCs w:val="24"/>
         </w:rPr>
-        <w:t>Involved in SDLC and w</w:t>
-      </w:r>
-      <w:r>
-        <w:rPr>
-          <w:sz w:val="24"/>
-          <w:szCs w:val="24"/>
-        </w:rPr>
-        <w:t>ork with PMs, in requirements gathering, prioritization and estimation exercises.</w:t>
+        <w:t>Enforce Test driven development in an Agile, SCRUM, environment.</w:t>
+      </w:r>
+      <w:r>
+        <w:rPr>
+          <w:sz w:val="24"/>
+          <w:szCs w:val="24"/>
+        </w:rPr>
+        <w:t xml:space="preserve"> </w:t>
       </w:r>
     </w:p>
     <w:p>
@@ -784,48 +1046,14 @@
           <w:sz w:val="24"/>
           <w:szCs w:val="24"/>
         </w:rPr>
-        <w:t>Provide technical assistance to team members and junior developers, fostering collaboration</w:t>
-      </w:r>
-    </w:p>
-    <w:p>
-      <w:pPr>
-        <w:pStyle w:val="ListParagraph"/>
-        <w:widowControl/>
-        <w:numPr>
-          <w:ilvl w:val="0"/>
-          <w:numId w:val="21"/>
-        </w:numPr>
-        <w:autoSpaceDE/>
-        <w:autoSpaceDN/>
-        <w:spacing w:after="160" w:line="278" w:lineRule="auto"/>
-        <w:contextualSpacing/>
-        <w:rPr>
-          <w:sz w:val="24"/>
-          <w:szCs w:val="24"/>
-        </w:rPr>
-      </w:pPr>
-      <w:r>
-        <w:rPr>
-          <w:sz w:val="24"/>
-          <w:szCs w:val="24"/>
-        </w:rPr>
-        <w:t xml:space="preserve">Developed FAST API using python, to integrate and consume models created by Data Science </w:t>
-      </w:r>
-      <w:proofErr w:type="gramStart"/>
-      <w:r>
-        <w:rPr>
-          <w:sz w:val="24"/>
-          <w:szCs w:val="24"/>
-        </w:rPr>
-        <w:t>team, and</w:t>
-      </w:r>
-      <w:proofErr w:type="gramEnd"/>
-      <w:r>
-        <w:rPr>
-          <w:sz w:val="24"/>
-          <w:szCs w:val="24"/>
-        </w:rPr>
-        <w:t xml:space="preserve"> expose these APIs Internally. Created a Docker Slim version and hosted on Azure ACI</w:t>
+        <w:t>Used Bitbucket for version controlling</w:t>
+      </w:r>
+      <w:r>
+        <w:rPr>
+          <w:sz w:val="24"/>
+          <w:szCs w:val="24"/>
+        </w:rPr>
+        <w:t xml:space="preserve"> and Azure for Cloud Infrastructure, CI/CD</w:t>
       </w:r>
     </w:p>
     <w:p>
@@ -845,6 +1073,102 @@
           <w:sz w:val="24"/>
           <w:szCs w:val="24"/>
         </w:rPr>
+        <w:t xml:space="preserve">Led </w:t>
+      </w:r>
+      <w:r>
+        <w:rPr>
+          <w:sz w:val="24"/>
+          <w:szCs w:val="24"/>
+        </w:rPr>
+        <w:t>the</w:t>
+      </w:r>
+      <w:r>
+        <w:rPr>
+          <w:sz w:val="24"/>
+          <w:szCs w:val="24"/>
+        </w:rPr>
+        <w:t xml:space="preserve"> team</w:t>
+      </w:r>
+      <w:r>
+        <w:rPr>
+          <w:sz w:val="24"/>
+          <w:szCs w:val="24"/>
+        </w:rPr>
+        <w:t xml:space="preserve"> by</w:t>
+      </w:r>
+      <w:r>
+        <w:rPr>
+          <w:sz w:val="24"/>
+          <w:szCs w:val="24"/>
+        </w:rPr>
+        <w:t xml:space="preserve"> provid</w:t>
+      </w:r>
+      <w:r>
+        <w:rPr>
+          <w:sz w:val="24"/>
+          <w:szCs w:val="24"/>
+        </w:rPr>
+        <w:t>ing</w:t>
+      </w:r>
+      <w:r>
+        <w:rPr>
+          <w:sz w:val="24"/>
+          <w:szCs w:val="24"/>
+        </w:rPr>
+        <w:t xml:space="preserve"> technical mentorship, code reviews and ensur</w:t>
+      </w:r>
+      <w:r>
+        <w:rPr>
+          <w:sz w:val="24"/>
+          <w:szCs w:val="24"/>
+        </w:rPr>
+        <w:t>ing</w:t>
+      </w:r>
+      <w:r>
+        <w:rPr>
+          <w:sz w:val="24"/>
+          <w:szCs w:val="24"/>
+        </w:rPr>
+        <w:t xml:space="preserve"> best practices in software development. Facilitated agile ceremonies, sprint planning, and technical discussions to align team efforts with business goals.</w:t>
+      </w:r>
+    </w:p>
+    <w:p>
+      <w:pPr>
+        <w:pStyle w:val="ListParagraph"/>
+        <w:numPr>
+          <w:ilvl w:val="0"/>
+          <w:numId w:val="21"/>
+        </w:numPr>
+        <w:rPr>
+          <w:sz w:val="24"/>
+          <w:szCs w:val="24"/>
+        </w:rPr>
+      </w:pPr>
+      <w:r>
+        <w:rPr>
+          <w:sz w:val="24"/>
+          <w:szCs w:val="24"/>
+        </w:rPr>
+        <w:t>Involved in SDLC and work with PMs, in requirements gathering, prioritization and estimation exercises.</w:t>
+      </w:r>
+    </w:p>
+    <w:p>
+      <w:pPr>
+        <w:pStyle w:val="ListParagraph"/>
+        <w:numPr>
+          <w:ilvl w:val="0"/>
+          <w:numId w:val="21"/>
+        </w:numPr>
+        <w:rPr>
+          <w:sz w:val="24"/>
+          <w:szCs w:val="24"/>
+        </w:rPr>
+      </w:pPr>
+      <w:r>
+        <w:rPr>
+          <w:sz w:val="24"/>
+          <w:szCs w:val="24"/>
+        </w:rPr>
         <w:t>Technolog</w:t>
       </w:r>
       <w:r>
@@ -1046,7 +1370,7 @@
           <w:sz w:val="24"/>
           <w:szCs w:val="24"/>
         </w:rPr>
-        <w:t>Worked on core functionalities in Risk Management System (RMS) used by traders</w:t>
+        <w:t>Developed core functionalities for the Risk Management System (RMS) used by traders</w:t>
       </w:r>
     </w:p>
     <w:p>
@@ -1066,7 +1390,21 @@
           <w:sz w:val="24"/>
           <w:szCs w:val="24"/>
         </w:rPr>
-        <w:t>Developed and maintained Web API to run feeds using C#, .Net MVC</w:t>
+        <w:t xml:space="preserve">Designed, developed, and maintained </w:t>
+      </w:r>
+      <w:r>
+        <w:rPr>
+          <w:sz w:val="24"/>
+          <w:szCs w:val="24"/>
+        </w:rPr>
+        <w:t xml:space="preserve">Restful </w:t>
+      </w:r>
+      <w:r>
+        <w:rPr>
+          <w:sz w:val="24"/>
+          <w:szCs w:val="24"/>
+        </w:rPr>
+        <w:t>APIs for processing feeds using C#, .NET MVC</w:t>
       </w:r>
     </w:p>
     <w:p>
@@ -1086,7 +1424,7 @@
           <w:sz w:val="24"/>
           <w:szCs w:val="24"/>
         </w:rPr>
-        <w:t>Developed and maintain desktop application using .net WPF and MVVM architecture.</w:t>
+        <w:t>Implemented complex algorithms and calculations for generating feeds, ensuring high accuracy and efficiency.</w:t>
       </w:r>
     </w:p>
     <w:p>
@@ -1106,7 +1444,14 @@
           <w:sz w:val="24"/>
           <w:szCs w:val="24"/>
         </w:rPr>
-        <w:t>Collaborated with PMs to analyze and implement advanced predictive solutions tailored to business needs.</w:t>
+        <w:t>Analyzed and o</w:t>
+      </w:r>
+      <w:r>
+        <w:rPr>
+          <w:sz w:val="24"/>
+          <w:szCs w:val="24"/>
+        </w:rPr>
+        <w:t>ptimized backend API services, reducing response times and improving scalability.</w:t>
       </w:r>
     </w:p>
     <w:p>
@@ -1126,7 +1471,21 @@
           <w:sz w:val="24"/>
           <w:szCs w:val="24"/>
         </w:rPr>
-        <w:t>Designed and implemented database schemas and analyze and optimize SQL query and Stored Procedures</w:t>
+        <w:t xml:space="preserve">Designed and </w:t>
+      </w:r>
+      <w:r>
+        <w:rPr>
+          <w:sz w:val="24"/>
+          <w:szCs w:val="24"/>
+        </w:rPr>
+        <w:t>implemented</w:t>
+      </w:r>
+      <w:r>
+        <w:rPr>
+          <w:sz w:val="24"/>
+          <w:szCs w:val="24"/>
+        </w:rPr>
+        <w:t xml:space="preserve"> database schemas, SQL queries, and stored procedures for improved performance.</w:t>
       </w:r>
     </w:p>
     <w:p>
@@ -1146,7 +1505,21 @@
           <w:sz w:val="24"/>
           <w:szCs w:val="24"/>
         </w:rPr>
-        <w:t>Created robust unit and integration test cases maintaining test driven development.</w:t>
+        <w:t xml:space="preserve">Built and enhanced desktop application </w:t>
+      </w:r>
+      <w:r>
+        <w:rPr>
+          <w:sz w:val="24"/>
+          <w:szCs w:val="24"/>
+        </w:rPr>
+        <w:t xml:space="preserve">GUI </w:t>
+      </w:r>
+      <w:r>
+        <w:rPr>
+          <w:sz w:val="24"/>
+          <w:szCs w:val="24"/>
+        </w:rPr>
+        <w:t>using .NET WPF and MVVM architecture.</w:t>
       </w:r>
     </w:p>
     <w:p>
@@ -1166,7 +1539,79 @@
           <w:sz w:val="24"/>
           <w:szCs w:val="24"/>
         </w:rPr>
-        <w:t>Worked closely with junior developers to resolve technical roadblocks, foster skill enhancement, and ensure project progress through effective collaboration and mentorship.</w:t>
+        <w:t>Used</w:t>
+      </w:r>
+      <w:r>
+        <w:rPr>
+          <w:sz w:val="24"/>
+          <w:szCs w:val="24"/>
+        </w:rPr>
+        <w:t xml:space="preserve"> </w:t>
+      </w:r>
+      <w:r>
+        <w:rPr>
+          <w:sz w:val="24"/>
+          <w:szCs w:val="24"/>
+        </w:rPr>
+        <w:t>AI insights</w:t>
+      </w:r>
+      <w:r>
+        <w:rPr>
+          <w:sz w:val="24"/>
+          <w:szCs w:val="24"/>
+        </w:rPr>
+        <w:t xml:space="preserve"> and</w:t>
+      </w:r>
+      <w:r>
+        <w:rPr>
+          <w:sz w:val="24"/>
+          <w:szCs w:val="24"/>
+        </w:rPr>
+        <w:t xml:space="preserve"> </w:t>
+      </w:r>
+      <w:r>
+        <w:rPr>
+          <w:sz w:val="24"/>
+          <w:szCs w:val="24"/>
+        </w:rPr>
+        <w:t xml:space="preserve">integrated </w:t>
+      </w:r>
+      <w:r>
+        <w:rPr>
+          <w:sz w:val="24"/>
+          <w:szCs w:val="24"/>
+        </w:rPr>
+        <w:t xml:space="preserve">predictive analytics </w:t>
+      </w:r>
+      <w:r>
+        <w:rPr>
+          <w:sz w:val="24"/>
+          <w:szCs w:val="24"/>
+        </w:rPr>
+        <w:t xml:space="preserve">for </w:t>
+      </w:r>
+      <w:r>
+        <w:rPr>
+          <w:sz w:val="24"/>
+          <w:szCs w:val="24"/>
+        </w:rPr>
+        <w:t xml:space="preserve">future </w:t>
+      </w:r>
+      <w:proofErr w:type="spellStart"/>
+      <w:r>
+        <w:rPr>
+          <w:sz w:val="24"/>
+          <w:szCs w:val="24"/>
+        </w:rPr>
+        <w:t>PnL</w:t>
+      </w:r>
+      <w:proofErr w:type="spellEnd"/>
+      <w:r>
+        <w:rPr>
+          <w:sz w:val="24"/>
+          <w:szCs w:val="24"/>
+        </w:rPr>
+        <w:t xml:space="preserve"> and risks leveraging Linear ML models</w:t>
       </w:r>
     </w:p>
     <w:p>
@@ -1186,7 +1631,41 @@
           <w:sz w:val="24"/>
           <w:szCs w:val="24"/>
         </w:rPr>
-        <w:t xml:space="preserve">Technologies: C# .Net Framework 4.5, .Net Core 3.1, .net MVC, SQL, T-SQL, REST API, MS SQL, WPF, MVVM, CI/CD, </w:t>
+        <w:t>Ensured code quality through Test-Driven Development (TDD) with robust unit and integration tests.</w:t>
+      </w:r>
+    </w:p>
+    <w:p>
+      <w:pPr>
+        <w:pStyle w:val="ListParagraph"/>
+        <w:numPr>
+          <w:ilvl w:val="0"/>
+          <w:numId w:val="22"/>
+        </w:numPr>
+        <w:rPr>
+          <w:sz w:val="24"/>
+          <w:szCs w:val="24"/>
+        </w:rPr>
+      </w:pPr>
+      <w:r>
+        <w:rPr>
+          <w:sz w:val="24"/>
+          <w:szCs w:val="24"/>
+        </w:rPr>
+        <w:t>Managed and maintained</w:t>
+      </w:r>
+      <w:r>
+        <w:rPr>
+          <w:sz w:val="24"/>
+          <w:szCs w:val="24"/>
+        </w:rPr>
+        <w:t xml:space="preserve"> </w:t>
+      </w:r>
+      <w:r>
+        <w:rPr>
+          <w:sz w:val="24"/>
+          <w:szCs w:val="24"/>
+        </w:rPr>
+        <w:t xml:space="preserve">Azure cloud infrastructure for </w:t>
       </w:r>
       <w:proofErr w:type="spellStart"/>
       <w:r>
@@ -1194,6 +1673,113 @@
           <w:sz w:val="24"/>
           <w:szCs w:val="24"/>
         </w:rPr>
+        <w:t>deplying</w:t>
+      </w:r>
+      <w:proofErr w:type="spellEnd"/>
+      <w:r>
+        <w:rPr>
+          <w:sz w:val="24"/>
+          <w:szCs w:val="24"/>
+        </w:rPr>
+        <w:t xml:space="preserve"> and hosting API services and databases</w:t>
+      </w:r>
+    </w:p>
+    <w:p>
+      <w:pPr>
+        <w:pStyle w:val="ListParagraph"/>
+        <w:numPr>
+          <w:ilvl w:val="0"/>
+          <w:numId w:val="22"/>
+        </w:numPr>
+        <w:rPr>
+          <w:sz w:val="24"/>
+          <w:szCs w:val="24"/>
+        </w:rPr>
+      </w:pPr>
+      <w:r>
+        <w:rPr>
+          <w:sz w:val="24"/>
+          <w:szCs w:val="24"/>
+        </w:rPr>
+        <w:t xml:space="preserve">Used </w:t>
+      </w:r>
+      <w:proofErr w:type="spellStart"/>
+      <w:r>
+        <w:rPr>
+          <w:sz w:val="24"/>
+          <w:szCs w:val="24"/>
+        </w:rPr>
+        <w:t>Github</w:t>
+      </w:r>
+      <w:proofErr w:type="spellEnd"/>
+      <w:r>
+        <w:rPr>
+          <w:sz w:val="24"/>
+          <w:szCs w:val="24"/>
+        </w:rPr>
+        <w:t xml:space="preserve"> for version controlling and </w:t>
+      </w:r>
+      <w:r>
+        <w:rPr>
+          <w:sz w:val="24"/>
+          <w:szCs w:val="24"/>
+        </w:rPr>
+        <w:t>Implemented CI/CD using TeamCity for Pipeline automation</w:t>
+      </w:r>
+    </w:p>
+    <w:p>
+      <w:pPr>
+        <w:pStyle w:val="ListParagraph"/>
+        <w:numPr>
+          <w:ilvl w:val="0"/>
+          <w:numId w:val="22"/>
+        </w:numPr>
+        <w:rPr>
+          <w:sz w:val="24"/>
+          <w:szCs w:val="24"/>
+        </w:rPr>
+      </w:pPr>
+      <w:r>
+        <w:rPr>
+          <w:sz w:val="24"/>
+          <w:szCs w:val="24"/>
+        </w:rPr>
+        <w:t>Mentored junior developers, resolving technical challenges and fostering professional growth.</w:t>
+      </w:r>
+    </w:p>
+    <w:p>
+      <w:pPr>
+        <w:pStyle w:val="ListParagraph"/>
+        <w:numPr>
+          <w:ilvl w:val="0"/>
+          <w:numId w:val="22"/>
+        </w:numPr>
+        <w:rPr>
+          <w:sz w:val="24"/>
+          <w:szCs w:val="24"/>
+        </w:rPr>
+      </w:pPr>
+      <w:r>
+        <w:rPr>
+          <w:sz w:val="24"/>
+          <w:szCs w:val="24"/>
+        </w:rPr>
+        <w:t xml:space="preserve">Technologies: C# .Net Framework 4.5, .Net Core 3.1, .net MVC, SQL, T-SQL, REST API, MS SQL, WPF, </w:t>
+      </w:r>
+      <w:r>
+        <w:rPr>
+          <w:sz w:val="24"/>
+          <w:szCs w:val="24"/>
+        </w:rPr>
+        <w:lastRenderedPageBreak/>
+        <w:t xml:space="preserve">MVVM, CI/CD, </w:t>
+      </w:r>
+      <w:proofErr w:type="spellStart"/>
+      <w:r>
+        <w:rPr>
+          <w:sz w:val="24"/>
+          <w:szCs w:val="24"/>
+        </w:rPr>
         <w:t>MicroServices</w:t>
       </w:r>
       <w:proofErr w:type="spellEnd"/>
@@ -1218,7 +1804,21 @@
           <w:sz w:val="24"/>
           <w:szCs w:val="24"/>
         </w:rPr>
-        <w:t>, Agile, Scrum</w:t>
+        <w:t>,</w:t>
+      </w:r>
+      <w:r>
+        <w:rPr>
+          <w:sz w:val="24"/>
+          <w:szCs w:val="24"/>
+        </w:rPr>
+        <w:t xml:space="preserve"> Azure,</w:t>
+      </w:r>
+      <w:r>
+        <w:rPr>
+          <w:sz w:val="24"/>
+          <w:szCs w:val="24"/>
+        </w:rPr>
+        <w:t xml:space="preserve"> Agile, Scrum</w:t>
       </w:r>
     </w:p>
     <w:p>
@@ -1389,35 +1989,7 @@
           <w:sz w:val="24"/>
           <w:szCs w:val="24"/>
         </w:rPr>
-        <w:t>Developed web application</w:t>
-      </w:r>
-      <w:r>
-        <w:rPr>
-          <w:sz w:val="24"/>
-          <w:szCs w:val="24"/>
-        </w:rPr>
-        <w:t xml:space="preserve"> for Membership Management</w:t>
-      </w:r>
-      <w:r>
-        <w:rPr>
-          <w:sz w:val="24"/>
-          <w:szCs w:val="24"/>
-        </w:rPr>
-        <w:t xml:space="preserve"> using C# and </w:t>
-      </w:r>
-      <w:r>
-        <w:rPr>
-          <w:sz w:val="24"/>
-          <w:szCs w:val="24"/>
-        </w:rPr>
-        <w:t>ASP</w:t>
-      </w:r>
-      <w:r>
-        <w:rPr>
-          <w:sz w:val="24"/>
-          <w:szCs w:val="24"/>
-        </w:rPr>
-        <w:t>.NET</w:t>
+        <w:t>Designed and developed enterprise application using Microservice Architecture</w:t>
       </w:r>
     </w:p>
     <w:p>
@@ -1437,14 +2009,35 @@
           <w:sz w:val="24"/>
           <w:szCs w:val="24"/>
         </w:rPr>
-        <w:t xml:space="preserve">Developed client-side scripting using HTML, CSS, JavaScript, jQuery, </w:t>
-      </w:r>
-      <w:r>
-        <w:rPr>
-          <w:sz w:val="24"/>
-          <w:szCs w:val="24"/>
-        </w:rPr>
-        <w:t>AJAX.</w:t>
+        <w:t>Developed web application</w:t>
+      </w:r>
+      <w:r>
+        <w:rPr>
+          <w:sz w:val="24"/>
+          <w:szCs w:val="24"/>
+        </w:rPr>
+        <w:t xml:space="preserve"> for Membership Management</w:t>
+      </w:r>
+      <w:r>
+        <w:rPr>
+          <w:sz w:val="24"/>
+          <w:szCs w:val="24"/>
+        </w:rPr>
+        <w:t xml:space="preserve"> using C# and </w:t>
+      </w:r>
+      <w:r>
+        <w:rPr>
+          <w:sz w:val="24"/>
+          <w:szCs w:val="24"/>
+        </w:rPr>
+        <w:t>ASP</w:t>
+      </w:r>
+      <w:r>
+        <w:rPr>
+          <w:sz w:val="24"/>
+          <w:szCs w:val="24"/>
+        </w:rPr>
+        <w:t>.NET</w:t>
       </w:r>
     </w:p>
     <w:p>
@@ -1464,17 +2057,14 @@
           <w:sz w:val="24"/>
           <w:szCs w:val="24"/>
         </w:rPr>
-        <w:t>Created Restful web APIs using .net Core MVC</w:t>
-      </w:r>
-      <w:r>
-        <w:t xml:space="preserve"> </w:t>
-      </w:r>
-      <w:r>
-        <w:rPr>
-          <w:sz w:val="24"/>
-          <w:szCs w:val="24"/>
-        </w:rPr>
-        <w:t>and support multi-tier web applications</w:t>
+        <w:t xml:space="preserve">Developed client-side scripting using HTML, CSS, JavaScript, jQuery, </w:t>
+      </w:r>
+      <w:r>
+        <w:rPr>
+          <w:sz w:val="24"/>
+          <w:szCs w:val="24"/>
+        </w:rPr>
+        <w:t>AJAX.</w:t>
       </w:r>
     </w:p>
     <w:p>
@@ -1494,15 +2084,17 @@
           <w:sz w:val="24"/>
           <w:szCs w:val="24"/>
         </w:rPr>
-        <w:lastRenderedPageBreak/>
-        <w:t>Designed and implemented database schemas</w:t>
-      </w:r>
-      <w:r>
-        <w:rPr>
-          <w:sz w:val="24"/>
-          <w:szCs w:val="24"/>
-        </w:rPr>
-        <w:t xml:space="preserve"> using MS SQL</w:t>
+        <w:t>Created Restful web APIs using .net Core MVC</w:t>
+      </w:r>
+      <w:r>
+        <w:t xml:space="preserve"> </w:t>
+      </w:r>
+      <w:r>
+        <w:rPr>
+          <w:sz w:val="24"/>
+          <w:szCs w:val="24"/>
+        </w:rPr>
+        <w:t>and support multi-tier web applications</w:t>
       </w:r>
     </w:p>
     <w:p>
@@ -1522,28 +2114,14 @@
           <w:sz w:val="24"/>
           <w:szCs w:val="24"/>
         </w:rPr>
-        <w:t xml:space="preserve">Optimized </w:t>
-      </w:r>
-      <w:r>
-        <w:rPr>
-          <w:sz w:val="24"/>
-          <w:szCs w:val="24"/>
-        </w:rPr>
-        <w:t>views, queries</w:t>
-      </w:r>
-      <w:r>
-        <w:rPr>
-          <w:sz w:val="24"/>
-          <w:szCs w:val="24"/>
-        </w:rPr>
-        <w:t xml:space="preserve"> and Stored Procedures</w:t>
-      </w:r>
-      <w:r>
-        <w:rPr>
-          <w:sz w:val="24"/>
-          <w:szCs w:val="24"/>
-        </w:rPr>
-        <w:t xml:space="preserve"> SQL, T-SQL</w:t>
+        <w:t>Designed and implemented database schemas</w:t>
+      </w:r>
+      <w:r>
+        <w:rPr>
+          <w:sz w:val="24"/>
+          <w:szCs w:val="24"/>
+        </w:rPr>
+        <w:t xml:space="preserve"> using MS SQL</w:t>
       </w:r>
     </w:p>
     <w:p>
@@ -1563,35 +2141,28 @@
           <w:sz w:val="24"/>
           <w:szCs w:val="24"/>
         </w:rPr>
-        <w:t>Provide Production support on rotation basis, by debugging</w:t>
-      </w:r>
-      <w:r>
-        <w:rPr>
-          <w:sz w:val="24"/>
-          <w:szCs w:val="24"/>
-        </w:rPr>
-        <w:t xml:space="preserve"> and fixing</w:t>
-      </w:r>
-      <w:r>
-        <w:rPr>
-          <w:sz w:val="24"/>
-          <w:szCs w:val="24"/>
-        </w:rPr>
-        <w:t xml:space="preserve"> issues</w:t>
-      </w:r>
-      <w:r>
-        <w:rPr>
-          <w:sz w:val="24"/>
-          <w:szCs w:val="24"/>
-        </w:rPr>
-        <w:t xml:space="preserve"> </w:t>
-      </w:r>
-      <w:r>
-        <w:rPr>
-          <w:sz w:val="24"/>
-          <w:szCs w:val="24"/>
-        </w:rPr>
-        <w:t>in the application code</w:t>
+        <w:t xml:space="preserve">Optimized </w:t>
+      </w:r>
+      <w:r>
+        <w:rPr>
+          <w:sz w:val="24"/>
+          <w:szCs w:val="24"/>
+        </w:rPr>
+        <w:t>views, queries</w:t>
+      </w:r>
+      <w:r>
+        <w:rPr>
+          <w:sz w:val="24"/>
+          <w:szCs w:val="24"/>
+        </w:rPr>
+        <w:t xml:space="preserve"> and Stored Procedures</w:t>
+      </w:r>
+      <w:r>
+        <w:rPr>
+          <w:sz w:val="24"/>
+          <w:szCs w:val="24"/>
+        </w:rPr>
+        <w:t xml:space="preserve"> SQL, T-SQL</w:t>
       </w:r>
     </w:p>
     <w:p>
@@ -1611,7 +2182,35 @@
           <w:sz w:val="24"/>
           <w:szCs w:val="24"/>
         </w:rPr>
-        <w:t>Create complex SQL scripts to identify and clean data specific issues to run on Production sites</w:t>
+        <w:t>Provide Production support on rotation basis, by debugging</w:t>
+      </w:r>
+      <w:r>
+        <w:rPr>
+          <w:sz w:val="24"/>
+          <w:szCs w:val="24"/>
+        </w:rPr>
+        <w:t xml:space="preserve"> and fixing</w:t>
+      </w:r>
+      <w:r>
+        <w:rPr>
+          <w:sz w:val="24"/>
+          <w:szCs w:val="24"/>
+        </w:rPr>
+        <w:t xml:space="preserve"> issues</w:t>
+      </w:r>
+      <w:r>
+        <w:rPr>
+          <w:sz w:val="24"/>
+          <w:szCs w:val="24"/>
+        </w:rPr>
+        <w:t xml:space="preserve"> </w:t>
+      </w:r>
+      <w:r>
+        <w:rPr>
+          <w:sz w:val="24"/>
+          <w:szCs w:val="24"/>
+        </w:rPr>
+        <w:t>in the application code</w:t>
       </w:r>
     </w:p>
     <w:p>
@@ -1631,14 +2230,7 @@
           <w:sz w:val="24"/>
           <w:szCs w:val="24"/>
         </w:rPr>
-        <w:t>Managed and maintained AWS database for internal troubleshooting of software issues</w:t>
-      </w:r>
-      <w:r>
-        <w:rPr>
-          <w:sz w:val="24"/>
-          <w:szCs w:val="24"/>
-        </w:rPr>
-        <w:t>.</w:t>
+        <w:t>Create complex SQL scripts to identify and clean data specific issues to run on Production sites</w:t>
       </w:r>
     </w:p>
     <w:p>
@@ -1658,23 +2250,14 @@
           <w:sz w:val="24"/>
           <w:szCs w:val="24"/>
         </w:rPr>
-        <w:t xml:space="preserve">Leveraged AWS for cloud infrastructure, CI/CD, SNS, SQS EC2 instances and </w:t>
-      </w:r>
-      <w:proofErr w:type="spellStart"/>
-      <w:r>
-        <w:rPr>
-          <w:sz w:val="24"/>
-          <w:szCs w:val="24"/>
-        </w:rPr>
-        <w:t>Github</w:t>
-      </w:r>
-      <w:proofErr w:type="spellEnd"/>
-      <w:r>
-        <w:rPr>
-          <w:sz w:val="24"/>
-          <w:szCs w:val="24"/>
-        </w:rPr>
-        <w:t xml:space="preserve"> for version control</w:t>
+        <w:t>Managed and maintained AWS database for internal troubleshooting of software issues</w:t>
+      </w:r>
+      <w:r>
+        <w:rPr>
+          <w:sz w:val="24"/>
+          <w:szCs w:val="24"/>
+        </w:rPr>
+        <w:t>.</w:t>
       </w:r>
     </w:p>
     <w:p>
@@ -1694,7 +2277,23 @@
           <w:sz w:val="24"/>
           <w:szCs w:val="24"/>
         </w:rPr>
-        <w:t>Interfaced application with peripheral hardware such as receipt printers, sig pads, payment devices, RFID Scanners</w:t>
+        <w:t xml:space="preserve">Leveraged AWS for cloud infrastructure, CI/CD, SNS, SQS EC2 instances and </w:t>
+      </w:r>
+      <w:proofErr w:type="spellStart"/>
+      <w:r>
+        <w:rPr>
+          <w:sz w:val="24"/>
+          <w:szCs w:val="24"/>
+        </w:rPr>
+        <w:t>Github</w:t>
+      </w:r>
+      <w:proofErr w:type="spellEnd"/>
+      <w:r>
+        <w:rPr>
+          <w:sz w:val="24"/>
+          <w:szCs w:val="24"/>
+        </w:rPr>
+        <w:t xml:space="preserve"> for version control</w:t>
       </w:r>
     </w:p>
     <w:p>
@@ -1714,23 +2313,55 @@
           <w:sz w:val="24"/>
           <w:szCs w:val="24"/>
         </w:rPr>
-        <w:t xml:space="preserve">Technologies: C#, ASP.Net, .Net Core 2, MVC, REST APIs, MS SQL, SQL, T-SQL, Angular 12, </w:t>
-      </w:r>
-      <w:proofErr w:type="spellStart"/>
-      <w:r>
-        <w:rPr>
-          <w:sz w:val="24"/>
-          <w:szCs w:val="24"/>
-        </w:rPr>
-        <w:t>MicroServices</w:t>
-      </w:r>
-      <w:proofErr w:type="spellEnd"/>
-      <w:r>
-        <w:rPr>
-          <w:sz w:val="24"/>
-          <w:szCs w:val="24"/>
-        </w:rPr>
-        <w:t xml:space="preserve">, </w:t>
+        <w:t>Interfaced application with peripheral hardware</w:t>
+      </w:r>
+      <w:r>
+        <w:rPr>
+          <w:sz w:val="24"/>
+          <w:szCs w:val="24"/>
+        </w:rPr>
+        <w:t xml:space="preserve"> like </w:t>
+      </w:r>
+      <w:r>
+        <w:rPr>
+          <w:sz w:val="24"/>
+          <w:szCs w:val="24"/>
+        </w:rPr>
+        <w:t>printers, sig pads, payment devices, RFID Scanners</w:t>
+      </w:r>
+    </w:p>
+    <w:p>
+      <w:pPr>
+        <w:pStyle w:val="ListParagraph"/>
+        <w:numPr>
+          <w:ilvl w:val="0"/>
+          <w:numId w:val="24"/>
+        </w:numPr>
+        <w:rPr>
+          <w:sz w:val="24"/>
+          <w:szCs w:val="24"/>
+        </w:rPr>
+      </w:pPr>
+      <w:r>
+        <w:rPr>
+          <w:sz w:val="24"/>
+          <w:szCs w:val="24"/>
+        </w:rPr>
+        <w:t>Technologies: C#, ASP.Net, .Net Core 2, MVC, REST APIs, MS SQL, SQL, T-SQL, Angular 12, Micro</w:t>
+      </w:r>
+      <w:r>
+        <w:rPr>
+          <w:sz w:val="24"/>
+          <w:szCs w:val="24"/>
+        </w:rPr>
+        <w:t>s</w:t>
+      </w:r>
+      <w:r>
+        <w:rPr>
+          <w:sz w:val="24"/>
+          <w:szCs w:val="24"/>
+        </w:rPr>
+        <w:t xml:space="preserve">ervices, </w:t>
       </w:r>
       <w:proofErr w:type="spellStart"/>
       <w:r>
@@ -2498,7 +3129,21 @@
           <w:sz w:val="24"/>
           <w:szCs w:val="24"/>
         </w:rPr>
-        <w:t>California State University, Long Beach</w:t>
+        <w:t>California State University</w:t>
+      </w:r>
+      <w:r>
+        <w:rPr>
+          <w:sz w:val="24"/>
+          <w:szCs w:val="24"/>
+        </w:rPr>
+        <w:t xml:space="preserve"> </w:t>
+      </w:r>
+      <w:r>
+        <w:rPr>
+          <w:sz w:val="24"/>
+          <w:szCs w:val="24"/>
+        </w:rPr>
+        <w:t>Long Beach</w:t>
       </w:r>
     </w:p>
     <w:p>
@@ -2576,14 +3221,6 @@
     <w:p>
       <w:pPr>
         <w:rPr>
-          <w:sz w:val="24"/>
-          <w:szCs w:val="24"/>
-        </w:rPr>
-      </w:pPr>
-    </w:p>
-    <w:p>
-      <w:pPr>
-        <w:rPr>
           <w:b/>
           <w:bCs/>
           <w:sz w:val="24"/>
@@ -2591,7 +3228,9 @@
           <w:u w:val="single"/>
         </w:rPr>
       </w:pPr>
-      <w:r>
+    </w:p>
+    <w:p>
+      <w:pPr>
         <w:rPr>
           <w:b/>
           <w:bCs/>
@@ -2599,41 +3238,8 @@
           <w:szCs w:val="24"/>
           <w:u w:val="single"/>
         </w:rPr>
-        <w:t>Certification</w:t>
-      </w:r>
-    </w:p>
-    <w:p>
-      <w:pPr>
-        <w:rPr>
-          <w:sz w:val="24"/>
-          <w:szCs w:val="24"/>
-        </w:rPr>
-      </w:pPr>
-      <w:r>
-        <w:rPr>
-          <w:sz w:val="24"/>
-          <w:szCs w:val="24"/>
-        </w:rPr>
-        <w:t>Microsoft Certified: Azure Fundamentals</w:t>
-      </w:r>
-    </w:p>
-    <w:p>
-      <w:pPr>
-        <w:rPr>
-          <w:sz w:val="24"/>
-          <w:szCs w:val="24"/>
-        </w:rPr>
-      </w:pPr>
-      <w:r>
-        <w:rPr>
-          <w:sz w:val="24"/>
-          <w:szCs w:val="24"/>
-        </w:rPr>
-        <w:t>Credential ID: B0E3E910FF6DA24A, April 2024</w:t>
-      </w:r>
-    </w:p>
-    <w:p>
-      <w:pPr>
+      </w:pPr>
+      <w:r>
         <w:rPr>
           <w:b/>
           <w:bCs/>
@@ -2641,92 +3247,151 @@
           <w:szCs w:val="24"/>
           <w:u w:val="single"/>
         </w:rPr>
-      </w:pPr>
-    </w:p>
-    <w:p>
-      <w:pPr>
-        <w:rPr>
-          <w:sz w:val="24"/>
-          <w:szCs w:val="24"/>
-        </w:rPr>
-      </w:pPr>
-      <w:r>
-        <w:rPr>
-          <w:sz w:val="24"/>
-          <w:szCs w:val="24"/>
-        </w:rPr>
-        <w:t>Applied Machine Learning in Python</w:t>
-      </w:r>
-      <w:r>
-        <w:rPr>
-          <w:sz w:val="24"/>
-          <w:szCs w:val="24"/>
-        </w:rPr>
-        <w:t xml:space="preserve">, </w:t>
-      </w:r>
-      <w:r>
-        <w:rPr>
-          <w:sz w:val="24"/>
-          <w:szCs w:val="24"/>
-        </w:rPr>
-        <w:t>University of Michigan</w:t>
-      </w:r>
-      <w:r>
-        <w:rPr>
-          <w:sz w:val="24"/>
-          <w:szCs w:val="24"/>
-        </w:rPr>
-        <w:t>,</w:t>
-      </w:r>
-    </w:p>
-    <w:p>
-      <w:pPr>
-        <w:rPr>
-          <w:sz w:val="24"/>
-          <w:szCs w:val="24"/>
-        </w:rPr>
-      </w:pPr>
-      <w:r>
-        <w:rPr>
-          <w:sz w:val="24"/>
-          <w:szCs w:val="24"/>
-        </w:rPr>
-        <w:t>Credential ID</w:t>
-      </w:r>
-      <w:r>
-        <w:rPr>
-          <w:sz w:val="24"/>
-          <w:szCs w:val="24"/>
-        </w:rPr>
-        <w:t xml:space="preserve">: </w:t>
-      </w:r>
-      <w:r>
-        <w:rPr>
-          <w:sz w:val="24"/>
-          <w:szCs w:val="24"/>
-        </w:rPr>
-        <w:t>FPTRBF9P37ES</w:t>
-      </w:r>
-      <w:r>
-        <w:rPr>
-          <w:sz w:val="24"/>
-          <w:szCs w:val="24"/>
-        </w:rPr>
-        <w:t xml:space="preserve">, </w:t>
-      </w:r>
-      <w:r>
-        <w:rPr>
-          <w:sz w:val="24"/>
-          <w:szCs w:val="24"/>
-        </w:rPr>
-        <w:t>Aug 2024</w:t>
+        <w:t>Certification</w:t>
+      </w:r>
+    </w:p>
+    <w:p>
+      <w:pPr>
+        <w:pStyle w:val="ListParagraph"/>
+        <w:numPr>
+          <w:ilvl w:val="0"/>
+          <w:numId w:val="28"/>
+        </w:numPr>
+        <w:rPr>
+          <w:sz w:val="24"/>
+          <w:szCs w:val="24"/>
+        </w:rPr>
+      </w:pPr>
+      <w:r>
+        <w:rPr>
+          <w:sz w:val="24"/>
+          <w:szCs w:val="24"/>
+        </w:rPr>
+        <w:t>Microsoft Certified: Azure Fundamentals</w:t>
+      </w:r>
+    </w:p>
+    <w:p>
+      <w:pPr>
+        <w:pStyle w:val="ListParagraph"/>
+        <w:ind w:left="720" w:firstLine="0"/>
+        <w:rPr>
+          <w:sz w:val="24"/>
+          <w:szCs w:val="24"/>
+        </w:rPr>
+      </w:pPr>
+      <w:r>
+        <w:rPr>
+          <w:sz w:val="24"/>
+          <w:szCs w:val="24"/>
+        </w:rPr>
+        <w:t>Credential ID: B0E3E910FF6DA24A, April 2024</w:t>
+      </w:r>
+    </w:p>
+    <w:p>
+      <w:pPr>
+        <w:pStyle w:val="ListParagraph"/>
+        <w:numPr>
+          <w:ilvl w:val="0"/>
+          <w:numId w:val="28"/>
+        </w:numPr>
+        <w:rPr>
+          <w:sz w:val="24"/>
+          <w:szCs w:val="24"/>
+        </w:rPr>
+      </w:pPr>
+      <w:r>
+        <w:rPr>
+          <w:sz w:val="24"/>
+          <w:szCs w:val="24"/>
+        </w:rPr>
+        <w:t>Applied Machine Learning in Python, University of Michigan,</w:t>
+      </w:r>
+    </w:p>
+    <w:p>
+      <w:pPr>
+        <w:pStyle w:val="ListParagraph"/>
+        <w:ind w:left="720" w:firstLine="0"/>
+        <w:rPr>
+          <w:sz w:val="24"/>
+          <w:szCs w:val="24"/>
+        </w:rPr>
+      </w:pPr>
+      <w:r>
+        <w:rPr>
+          <w:sz w:val="24"/>
+          <w:szCs w:val="24"/>
+        </w:rPr>
+        <w:t>Credential ID: FPTRBF9P37ES, Aug 2024</w:t>
+      </w:r>
+    </w:p>
+    <w:p>
+      <w:pPr>
+        <w:rPr>
+          <w:sz w:val="24"/>
+          <w:szCs w:val="24"/>
+        </w:rPr>
+      </w:pPr>
+    </w:p>
+    <w:p>
+      <w:pPr>
+        <w:rPr>
+          <w:sz w:val="24"/>
+          <w:szCs w:val="24"/>
+        </w:rPr>
+      </w:pPr>
+    </w:p>
+    <w:p>
+      <w:pPr>
+        <w:rPr>
+          <w:color w:val="000000" w:themeColor="text1"/>
+          <w:sz w:val="24"/>
+          <w:szCs w:val="24"/>
+        </w:rPr>
+      </w:pPr>
+      <w:hyperlink r:id="rId8" w:history="1">
+        <w:r>
+          <w:rPr>
+            <w:rStyle w:val="Hyperlink"/>
+            <w:color w:val="000000" w:themeColor="text1"/>
+            <w:sz w:val="24"/>
+            <w:szCs w:val="24"/>
+            <w:u w:val="none"/>
+          </w:rPr>
+          <w:t>https://www.linkedin.com/in/malav-mistry-b8b72975</w:t>
+        </w:r>
+      </w:hyperlink>
+      <w:r>
+        <w:rPr>
+          <w:color w:val="000000" w:themeColor="text1"/>
+          <w:sz w:val="24"/>
+          <w:szCs w:val="24"/>
+        </w:rPr>
+        <w:tab/>
+      </w:r>
+      <w:r>
+        <w:rPr>
+          <w:color w:val="000000" w:themeColor="text1"/>
+          <w:sz w:val="24"/>
+          <w:szCs w:val="24"/>
+        </w:rPr>
+        <w:tab/>
+      </w:r>
+      <w:r>
+        <w:rPr>
+          <w:color w:val="000000" w:themeColor="text1"/>
+          <w:sz w:val="24"/>
+          <w:szCs w:val="24"/>
+        </w:rPr>
+        <w:tab/>
+        <w:t>https://malavmistry.github.io/MalavMistry</w:t>
       </w:r>
     </w:p>
     <w:sectPr>
-      <w:footerReference w:type="default" r:id="rId8"/>
+      <w:footerReference w:type="default" r:id="rId9"/>
       <w:pgSz w:w="12240" w:h="15840"/>
-      <w:pgMar w:top="500" w:right="460" w:bottom="980" w:left="460" w:header="0" w:footer="784" w:gutter="0"/>
+      <w:pgMar w:top="504" w:right="461" w:bottom="576" w:left="461" w:header="0" w:footer="0" w:gutter="0"/>
       <w:cols w:space="720"/>
+      <w:docGrid w:linePitch="299"/>
     </w:sectPr>
   </w:body>
 </w:document>
@@ -2756,60 +3421,15 @@
   <w:p>
     <w:pPr>
       <w:pStyle w:val="BodyText"/>
+      <w:tabs>
+        <w:tab w:val="left" w:pos="4871"/>
+      </w:tabs>
       <w:spacing w:line="14" w:lineRule="auto"/>
       <w:ind w:left="0" w:firstLine="0"/>
       <w:rPr>
         <w:sz w:val="20"/>
       </w:rPr>
     </w:pPr>
-    <w:r>
-      <w:pict w14:anchorId="075519BF">
-        <v:shapetype id="_x0000_t202" coordsize="21600,21600" o:spt="202" path="m,l,21600r21600,l21600,xe">
-          <v:stroke joinstyle="miter"/>
-          <v:path gradientshapeok="t" o:connecttype="rect"/>
-        </v:shapetype>
-        <v:shape id="_x0000_s2050" type="#_x0000_t202" style="position:absolute;margin-left:27.8pt;margin-top:741.8pt;width:259.45pt;height:15.3pt;z-index:-15792640;mso-position-horizontal-relative:page;mso-position-vertical-relative:page" filled="f" stroked="f">
-          <v:textbox style="mso-next-textbox:#_x0000_s2050" inset="0,0,0,0">
-            <w:txbxContent>
-              <w:p>
-                <w:pPr>
-                  <w:pStyle w:val="BodyText"/>
-                  <w:spacing w:before="10" w:line="240" w:lineRule="auto"/>
-                  <w:ind w:left="20" w:firstLine="0"/>
-                </w:pPr>
-                <w:hyperlink r:id="rId1">
-                  <w:r>
-                    <w:t>https://www.linkedin.com/in/malav-mistry-b8b72975</w:t>
-                  </w:r>
-                </w:hyperlink>
-              </w:p>
-            </w:txbxContent>
-          </v:textbox>
-          <w10:wrap anchorx="page" anchory="page"/>
-        </v:shape>
-      </w:pict>
-    </w:r>
-    <w:r>
-      <w:pict w14:anchorId="66C971AD">
-        <v:shape id="_x0000_s2049" type="#_x0000_t202" style="position:absolute;margin-left:351.85pt;margin-top:741.8pt;width:207.3pt;height:15.3pt;z-index:-15792128;mso-position-horizontal-relative:page;mso-position-vertical-relative:page" filled="f" stroked="f">
-          <v:textbox style="mso-next-textbox:#_x0000_s2049" inset="0,0,0,0">
-            <w:txbxContent>
-              <w:p>
-                <w:pPr>
-                  <w:pStyle w:val="BodyText"/>
-                  <w:spacing w:before="10" w:line="240" w:lineRule="auto"/>
-                  <w:ind w:left="20" w:firstLine="0"/>
-                </w:pPr>
-                <w:r>
-                  <w:t>https://malavmistry.github.io/MalavMistry</w:t>
-                </w:r>
-              </w:p>
-            </w:txbxContent>
-          </v:textbox>
-          <w10:wrap anchorx="page" anchory="page"/>
-        </v:shape>
-      </w:pict>
-    </w:r>
   </w:p>
 </w:ftr>
 </file>
@@ -4316,7 +4936,7 @@
   <w:abstractNum w:abstractNumId="13" w15:restartNumberingAfterBreak="0">
     <w:nsid w:val="3B8179B1"/>
     <w:multiLevelType w:val="hybridMultilevel"/>
-    <w:tmpl w:val="4E487DBC"/>
+    <w:tmpl w:val="9774D086"/>
     <w:lvl w:ilvl="0" w:tplc="04090001">
       <w:start w:val="1"/>
       <w:numFmt w:val="bullet"/>
@@ -6781,6 +7401,54 @@
       <w:szCs w:val="26"/>
     </w:rPr>
   </w:style>
+  <w:style w:type="paragraph" w:styleId="Header">
+    <w:name w:val="header"/>
+    <w:basedOn w:val="Normal"/>
+    <w:link w:val="HeaderChar"/>
+    <w:uiPriority w:val="99"/>
+    <w:unhideWhenUsed/>
+    <w:rsid w:val="00423E33"/>
+    <w:pPr>
+      <w:tabs>
+        <w:tab w:val="center" w:pos="4680"/>
+        <w:tab w:val="right" w:pos="9360"/>
+      </w:tabs>
+    </w:pPr>
+  </w:style>
+  <w:style w:type="character" w:customStyle="1" w:styleId="HeaderChar">
+    <w:name w:val="Header Char"/>
+    <w:basedOn w:val="DefaultParagraphFont"/>
+    <w:link w:val="Header"/>
+    <w:uiPriority w:val="99"/>
+    <w:rsid w:val="00423E33"/>
+    <w:rPr>
+      <w:rFonts w:ascii="Times New Roman" w:eastAsia="Times New Roman" w:hAnsi="Times New Roman" w:cs="Times New Roman"/>
+    </w:rPr>
+  </w:style>
+  <w:style w:type="paragraph" w:styleId="Footer">
+    <w:name w:val="footer"/>
+    <w:basedOn w:val="Normal"/>
+    <w:link w:val="FooterChar"/>
+    <w:uiPriority w:val="99"/>
+    <w:unhideWhenUsed/>
+    <w:rsid w:val="00423E33"/>
+    <w:pPr>
+      <w:tabs>
+        <w:tab w:val="center" w:pos="4680"/>
+        <w:tab w:val="right" w:pos="9360"/>
+      </w:tabs>
+    </w:pPr>
+  </w:style>
+  <w:style w:type="character" w:customStyle="1" w:styleId="FooterChar">
+    <w:name w:val="Footer Char"/>
+    <w:basedOn w:val="DefaultParagraphFont"/>
+    <w:link w:val="Footer"/>
+    <w:uiPriority w:val="99"/>
+    <w:rsid w:val="00423E33"/>
+    <w:rPr>
+      <w:rFonts w:ascii="Times New Roman" w:eastAsia="Times New Roman" w:hAnsi="Times New Roman" w:cs="Times New Roman"/>
+    </w:rPr>
+  </w:style>
 </w:styles>
 </file>
 
